--- a/entrega/Informe_Parcial_Fuga_Prision.docx
+++ b/entrega/Informe_Parcial_Fuga_Prision.docx
@@ -3,39 +3,72 @@
 <w:document xmlns:wpc="http://schemas.microsoft.com/office/word/2010/wordprocessingCanvas" xmlns:mo="http://schemas.microsoft.com/office/mac/office/2008/main" xmlns:mc="http://schemas.openxmlformats.org/markup-compatibility/2006" xmlns:mv="urn:schemas-microsoft-com:mac:vml" xmlns:o="urn:schemas-microsoft-com:office:office" xmlns:r="http://schemas.openxmlformats.org/officeDocument/2006/relationships" xmlns:m="http://schemas.openxmlformats.org/officeDocument/2006/math" xmlns:v="urn:schemas-microsoft-com:vml" xmlns:wp14="http://schemas.microsoft.com/office/word/2010/wordprocessingDrawing" xmlns:wp="http://schemas.openxmlformats.org/drawingml/2006/wordprocessingDrawing" xmlns:w10="urn:schemas-microsoft-com:office:word" xmlns:w="http://schemas.openxmlformats.org/wordprocessingml/2006/main" xmlns:w14="http://schemas.microsoft.com/office/word/2010/wordml" xmlns:wpg="http://schemas.microsoft.com/office/word/2010/wordprocessingGroup" xmlns:wpi="http://schemas.microsoft.com/office/word/2010/wordprocessingInk" xmlns:wne="http://schemas.microsoft.com/office/word/2006/wordml" xmlns:wps="http://schemas.microsoft.com/office/word/2010/wordprocessingShape" mc:Ignorable="w14 wp14">
   <w:body>
     <w:p>
-      <w:r>
-        <w:t>Universidad Peruana Cayetano Heredia</w:t>
+      <w:pPr>
+        <w:pStyle w:val="Title"/>
+      </w:pPr>
+      <w:r>
+        <w:t>Informe parcial Fuga de la Prisión</w:t>
       </w:r>
     </w:p>
     <w:p>
       <w:r>
-        <w:t>Programación Orientada a Objetos  |  Ciclo 2026-2</w:t>
+        <w:rPr>
+          <w:b/>
+        </w:rPr>
+        <w:t>Curso:</w:t>
+      </w:r>
+      <w:r>
+        <w:t xml:space="preserve"> Programación Orientada a Objetos · </w:t>
+      </w:r>
+      <w:r>
+        <w:rPr>
+          <w:b/>
+        </w:rPr>
+        <w:t>Ciclo:</w:t>
+      </w:r>
+      <w:r>
+        <w:t xml:space="preserve"> 2026-2 · </w:t>
+      </w:r>
+      <w:r>
+        <w:rPr>
+          <w:b/>
+        </w:rPr>
+        <w:t>Fecha de revisión:</w:t>
+      </w:r>
+      <w:r>
+        <w:t xml:space="preserve"> 15 de octubre de 2026</w:t>
+      </w:r>
+    </w:p>
+    <w:p>
+      <w:r>
+        <w:rPr>
+          <w:b/>
+        </w:rPr>
+        <w:t>Integrantes:</w:t>
+      </w:r>
+      <w:r>
+        <w:t xml:space="preserve"> Jose Fernando Chavez Lozano; Mickele Carlos Torres Velazco; Richard Aaron Soriano Cordova; Piero Cemei Romero Meza.</w:t>
       </w:r>
     </w:p>
     <w:p>
       <w:pPr>
-        <w:pStyle w:val="Title"/>
+        <w:pStyle w:val="Heading1"/>
       </w:pPr>
       <w:r>
-        <w:t>Fuga de la Prisión</w:t>
+        <w:t>I. Resumen Ejecutivo</w:t>
+      </w:r>
+    </w:p>
+    <w:p>
+      <w:r>
+        <w:t>El proyecto parcial presenta un nivel jugable de «Fuga de la Prisión»: el prisionero esquiva vigilancia, recoge una llave y llega a la salida. La arquitectura separa personajes, reglas, estados, puntaje y vista. El código demuestra asociación, agregación, composición, encapsulamiento, herencia y polimorfismo, además de State y Observer. Se entregan UML, interfaz funcional, pruebas e historial Git disponible; los distintos niveles pertenecen al proyecto final [1, pp. 1–3; 2, p. 1].</w:t>
       </w:r>
     </w:p>
     <w:p>
       <w:pPr>
-        <w:pStyle w:val="Subtitle"/>
+        <w:pStyle w:val="Heading1"/>
       </w:pPr>
       <w:r>
-        <w:t>Informe de avance parcial</w:t>
-      </w:r>
-    </w:p>
-    <w:p>
-      <w:r>
-        <w:t>Videojuego 2D desarrollado en Python</w:t>
-      </w:r>
-    </w:p>
-    <w:p>
-      <w:r>
-        <w:t>Entrega programada para el 16 de octubre de 2026</w:t>
+        <w:t>II. Introducción</w:t>
       </w:r>
     </w:p>
     <w:p>
@@ -43,27 +76,12 @@
         <w:pStyle w:val="Heading2"/>
       </w:pPr>
       <w:r>
-        <w:t>Integrantes</w:t>
+        <w:t>a. Contexto y objetivo</w:t>
       </w:r>
     </w:p>
     <w:p>
       <w:r>
-        <w:t>JOSE FERNANDO CHAVEZ LOZANO</w:t>
-      </w:r>
-    </w:p>
-    <w:p>
-      <w:r>
-        <w:t>MICKELE CARLOS TORRES VELAZCO</w:t>
-      </w:r>
-    </w:p>
-    <w:p>
-      <w:r>
-        <w:t>RICHARD AARON SORIANO CORDOVA</w:t>
-      </w:r>
-    </w:p>
-    <w:p>
-      <w:r>
-        <w:t>PIERO CEMEI ROMERO MEZA</w:t>
+        <w:t>El proyecto integra los contenidos de Programación Orientada a Objetos en un videojuego 2D. El tema asignado dice: «El personaje debe escapar de una prisión esquivando guardias, cámaras y sistemas de seguridad» [1, p. 2]. Para el parcial, la rúbrica valora el diagrama de clases, seis fundamentos de POO, el avance visible del juego y del código, el uso de Git en equipo y la explicación oral [2, p. 1]. El objetivo de este avance es demostrar esas decisiones en un primer pabellón jugable, sin afirmar que el producto final ya esté completo.</w:t>
       </w:r>
     </w:p>
     <w:p>
@@ -71,27 +89,22 @@
         <w:pStyle w:val="Heading2"/>
       </w:pPr>
       <w:r>
-        <w:t>Resumen del avance</w:t>
+        <w:t>b. Tecnologías utilizadas</w:t>
       </w:r>
     </w:p>
     <w:p>
       <w:r>
-        <w:t>El avance presenta un prototipo jugable de escape con un nivel, movimiento con colisiones, patrulla de un guardia, una cámara de vigilancia, recolección de una llave, salida bloqueada, puntuación y una habilidad de carrera. El jugador pierde al ser detectado y completa el pabellón al alcanzar la salida con la llave.</w:t>
-      </w:r>
-    </w:p>
-    <w:p>
-      <w:r>
-        <w:t>La implementación utiliza una jerarquía de personajes actualizada polimórficamente, relaciones de composición y dependencia, y los patrones State y Observer. Se ejecutaron 20 pruebas automatizadas satisfactorias y una ruta completa hasta la victoria. Este informe relaciona los requisitos del curso con el código, documenta la validación y delimita las ampliaciones para el proyecto final.</w:t>
-      </w:r>
-    </w:p>
-    <w:p>
-      <w:r>
-        <w:t>Versión parcial 0.1. Corte de implementación y pruebas: 8 de octubre de 2026. La fecha de entrega es posterior al corte y permite reservar tiempo para revisión y ensayo del equipo.</w:t>
-      </w:r>
-    </w:p>
-    <w:p>
-      <w:r>
-        <w:br w:type="page"/>
+        <w:t xml:space="preserve">El programa está escrito en Python 3.12 y usa Pygame 2.6.1 para ventana, teclado y dibujo. Se utilizó Mermaid.js como formato editable del UML, </w:t>
+      </w:r>
+      <w:r>
+        <w:rPr>
+          <w:rFonts w:ascii="Consolas" w:hAnsi="Consolas"/>
+          <w:sz w:val="18"/>
+        </w:rPr>
+        <w:t>unittest</w:t>
+      </w:r>
+      <w:r>
+        <w:t xml:space="preserve"> para comprobar reglas y Git para registrar versiones. El repositorio contiene el código, los diagramas, las capturas y los resultados de verificación. No se requiere una API para ejecutar este prototipo local.</w:t>
       </w:r>
     </w:p>
     <w:p>
@@ -99,7 +112,7 @@
         <w:pStyle w:val="Heading1"/>
       </w:pPr>
       <w:r>
-        <w:t>1 Objetivos y alcance</w:t>
+        <w:t>III. Diseño de Arquitectura Conceptual y de Clases</w:t>
       </w:r>
     </w:p>
     <w:p>
@@ -107,749 +120,54 @@
         <w:pStyle w:val="Heading2"/>
       </w:pPr>
       <w:r>
-        <w:t>Objetivo general</w:t>
-      </w:r>
-    </w:p>
-    <w:p>
-      <w:r>
-        <w:t>Diseñar e implementar un videojuego 2D de escape de una prisión en Python que demuestre los principios de POO y al menos dos patrones de diseño indicados en la consigna del curso.</w:t>
+        <w:t>a. Diagrama de clases UML</w:t>
       </w:r>
     </w:p>
     <w:p>
       <w:pPr>
-        <w:pStyle w:val="Heading2"/>
+        <w:keepNext/>
       </w:pPr>
       <w:r>
-        <w:t>Objetivos específicos</w:t>
-      </w:r>
-    </w:p>
-    <w:p>
-      <w:r>
-        <w:t>Modelar personajes y objetos mediante UML; implementar movimiento, vigilancia, recolección y escape; aplicar herencia, polimorfismo, encapsulamiento, abstracción, composición y dependencia; separar el flujo de la partida y la actualización del puntaje; registrar avances en Git y comprobar las reglas con pruebas reproducibles.</w:t>
-      </w:r>
-    </w:p>
-    <w:p>
-      <w:pPr>
-        <w:pStyle w:val="Heading2"/>
-      </w:pPr>
-      <w:r>
-        <w:t>Alcance del parcial</w:t>
-      </w:r>
-    </w:p>
-    <w:p>
-      <w:r>
-        <w:t>Se implementó el pabellón inicial con un prisionero, un guardia, una cámara, una llave y una salida. Incluye pausa, derrota, victoria, reinicio y carrera temporal. Los gráficos son figuras generadas por el código; no se emplearon imágenes o sonidos de terceros.</w:t>
-      </w:r>
-    </w:p>
-    <w:tbl>
-      <w:tblPr>
-        <w:tblW w:type="auto" w:w="0"/>
-        <w:jc w:val="center"/>
-        <w:tblLayout w:type="fixed"/>
-        <w:tblLook w:firstColumn="1" w:firstRow="1" w:lastColumn="0" w:lastRow="0" w:noHBand="0" w:noVBand="1" w:val="04A0"/>
-      </w:tblPr>
-      <w:tblGrid>
-        <w:gridCol w:w="4535"/>
-        <w:gridCol w:w="5102"/>
-      </w:tblGrid>
-      <w:tr>
-        <w:trPr>
-          <w:cantSplit/>
-          <w:tblHeader/>
-        </w:trPr>
-        <w:tc>
-          <w:tcPr>
-            <w:tcW w:type="dxa" w:w="4535"/>
-            <w:vAlign w:val="center"/>
-            <w:tcMar>
-              <w:top w:w="80" w:type="dxa"/>
-              <w:left w:w="80" w:type="dxa"/>
-              <w:bottom w:w="80" w:type="dxa"/>
-              <w:right w:w="80" w:type="dxa"/>
-            </w:tcMar>
-            <w:tcBorders>
-              <w:top w:val="single" w:sz="4" w:color="D9D9D9"/>
-              <w:left w:val="single" w:sz="4" w:color="D9D9D9"/>
-              <w:bottom w:val="single" w:sz="4" w:color="D9D9D9"/>
-              <w:right w:val="single" w:sz="4" w:color="D9D9D9"/>
-            </w:tcBorders>
-            <w:shd w:fill="DCE6EE"/>
-          </w:tcPr>
-          <w:p>
-            <w:pPr>
-              <w:spacing w:after="40" w:line="240" w:lineRule="auto"/>
-            </w:pPr>
-            <w:r>
-              <w:rPr>
-                <w:b/>
-                <w:sz w:val="18"/>
-              </w:rPr>
-              <w:t>Requisito del curso [1]</w:t>
-            </w:r>
-          </w:p>
-        </w:tc>
-        <w:tc>
-          <w:tcPr>
-            <w:tcW w:type="dxa" w:w="5102"/>
-            <w:vAlign w:val="center"/>
-            <w:tcMar>
-              <w:top w:w="80" w:type="dxa"/>
-              <w:left w:w="80" w:type="dxa"/>
-              <w:bottom w:w="80" w:type="dxa"/>
-              <w:right w:w="80" w:type="dxa"/>
-            </w:tcMar>
-            <w:tcBorders>
-              <w:top w:val="single" w:sz="4" w:color="D9D9D9"/>
-              <w:left w:val="single" w:sz="4" w:color="D9D9D9"/>
-              <w:bottom w:val="single" w:sz="4" w:color="D9D9D9"/>
-              <w:right w:val="single" w:sz="4" w:color="D9D9D9"/>
-            </w:tcBorders>
-            <w:shd w:fill="DCE6EE"/>
-          </w:tcPr>
-          <w:p>
-            <w:pPr>
-              <w:spacing w:after="40" w:line="240" w:lineRule="auto"/>
-            </w:pPr>
-            <w:r>
-              <w:rPr>
-                <w:b/>
-                <w:sz w:val="18"/>
-              </w:rPr>
-              <w:t>Estado en el parcial</w:t>
-            </w:r>
-          </w:p>
-        </w:tc>
-      </w:tr>
-      <w:tr>
-        <w:trPr>
-          <w:cantSplit/>
-        </w:trPr>
-        <w:tc>
-          <w:tcPr>
-            <w:tcW w:type="dxa" w:w="4535"/>
-            <w:vAlign w:val="center"/>
-            <w:tcMar>
-              <w:top w:w="80" w:type="dxa"/>
-              <w:left w:w="80" w:type="dxa"/>
-              <w:bottom w:w="80" w:type="dxa"/>
-              <w:right w:w="80" w:type="dxa"/>
-            </w:tcMar>
-            <w:tcBorders>
-              <w:top w:val="single" w:sz="4" w:color="D9D9D9"/>
-              <w:left w:val="single" w:sz="4" w:color="D9D9D9"/>
-              <w:bottom w:val="single" w:sz="4" w:color="D9D9D9"/>
-              <w:right w:val="single" w:sz="4" w:color="D9D9D9"/>
-            </w:tcBorders>
-            <w:shd w:fill="FFFFFF"/>
-          </w:tcPr>
-          <w:p>
-            <w:pPr>
-              <w:spacing w:after="40" w:line="240" w:lineRule="auto"/>
-            </w:pPr>
-            <w:r>
-              <w:rPr>
-                <w:b w:val="0"/>
-                <w:sz w:val="18"/>
-              </w:rPr>
-              <w:t>Videojuego 2D y puntuación, p. 1</w:t>
-            </w:r>
-          </w:p>
-        </w:tc>
-        <w:tc>
-          <w:tcPr>
-            <w:tcW w:type="dxa" w:w="5102"/>
-            <w:vAlign w:val="center"/>
-            <w:tcMar>
-              <w:top w:w="80" w:type="dxa"/>
-              <w:left w:w="80" w:type="dxa"/>
-              <w:bottom w:w="80" w:type="dxa"/>
-              <w:right w:w="80" w:type="dxa"/>
-            </w:tcMar>
-            <w:tcBorders>
-              <w:top w:val="single" w:sz="4" w:color="D9D9D9"/>
-              <w:left w:val="single" w:sz="4" w:color="D9D9D9"/>
-              <w:bottom w:val="single" w:sz="4" w:color="D9D9D9"/>
-              <w:right w:val="single" w:sz="4" w:color="D9D9D9"/>
-            </w:tcBorders>
-            <w:shd w:fill="FFFFFF"/>
-          </w:tcPr>
-          <w:p>
-            <w:pPr>
-              <w:spacing w:after="40" w:line="240" w:lineRule="auto"/>
-            </w:pPr>
-            <w:r>
-              <w:rPr>
-                <w:b w:val="0"/>
-                <w:sz w:val="18"/>
-              </w:rPr>
-              <w:t>Implementados con Pygame y marcador observable.</w:t>
-            </w:r>
-          </w:p>
-        </w:tc>
-      </w:tr>
-      <w:tr>
-        <w:trPr>
-          <w:cantSplit/>
-        </w:trPr>
-        <w:tc>
-          <w:tcPr>
-            <w:tcW w:type="dxa" w:w="4535"/>
-            <w:vAlign w:val="center"/>
-            <w:tcMar>
-              <w:top w:w="80" w:type="dxa"/>
-              <w:left w:w="80" w:type="dxa"/>
-              <w:bottom w:w="80" w:type="dxa"/>
-              <w:right w:w="80" w:type="dxa"/>
-            </w:tcMar>
-            <w:tcBorders>
-              <w:top w:val="single" w:sz="4" w:color="D9D9D9"/>
-              <w:left w:val="single" w:sz="4" w:color="D9D9D9"/>
-              <w:bottom w:val="single" w:sz="4" w:color="D9D9D9"/>
-              <w:right w:val="single" w:sz="4" w:color="D9D9D9"/>
-            </w:tcBorders>
-            <w:shd w:fill="F5F7F9"/>
-          </w:tcPr>
-          <w:p>
-            <w:pPr>
-              <w:spacing w:after="40" w:line="240" w:lineRule="auto"/>
-            </w:pPr>
-            <w:r>
-              <w:rPr>
-                <w:b w:val="0"/>
-                <w:sz w:val="18"/>
-              </w:rPr>
-              <w:t>Distintos niveles, p. 1</w:t>
-            </w:r>
-          </w:p>
-        </w:tc>
-        <w:tc>
-          <w:tcPr>
-            <w:tcW w:type="dxa" w:w="5102"/>
-            <w:vAlign w:val="center"/>
-            <w:tcMar>
-              <w:top w:w="80" w:type="dxa"/>
-              <w:left w:w="80" w:type="dxa"/>
-              <w:bottom w:w="80" w:type="dxa"/>
-              <w:right w:w="80" w:type="dxa"/>
-            </w:tcMar>
-            <w:tcBorders>
-              <w:top w:val="single" w:sz="4" w:color="D9D9D9"/>
-              <w:left w:val="single" w:sz="4" w:color="D9D9D9"/>
-              <w:bottom w:val="single" w:sz="4" w:color="D9D9D9"/>
-              <w:right w:val="single" w:sz="4" w:color="D9D9D9"/>
-            </w:tcBorders>
-            <w:shd w:fill="F5F7F9"/>
-          </w:tcPr>
-          <w:p>
-            <w:pPr>
-              <w:spacing w:after="40" w:line="240" w:lineRule="auto"/>
-            </w:pPr>
-            <w:r>
-              <w:rPr>
-                <w:b w:val="0"/>
-                <w:sz w:val="18"/>
-              </w:rPr>
-              <w:t>Un nivel implementado; ampliación multinivel pendiente para el final.</w:t>
-            </w:r>
-          </w:p>
-        </w:tc>
-      </w:tr>
-      <w:tr>
-        <w:trPr>
-          <w:cantSplit/>
-        </w:trPr>
-        <w:tc>
-          <w:tcPr>
-            <w:tcW w:type="dxa" w:w="4535"/>
-            <w:vAlign w:val="center"/>
-            <w:tcMar>
-              <w:top w:w="80" w:type="dxa"/>
-              <w:left w:w="80" w:type="dxa"/>
-              <w:bottom w:w="80" w:type="dxa"/>
-              <w:right w:w="80" w:type="dxa"/>
-            </w:tcMar>
-            <w:tcBorders>
-              <w:top w:val="single" w:sz="4" w:color="D9D9D9"/>
-              <w:left w:val="single" w:sz="4" w:color="D9D9D9"/>
-              <w:bottom w:val="single" w:sz="4" w:color="D9D9D9"/>
-              <w:right w:val="single" w:sz="4" w:color="D9D9D9"/>
-            </w:tcBorders>
-            <w:shd w:fill="FFFFFF"/>
-          </w:tcPr>
-          <w:p>
-            <w:pPr>
-              <w:spacing w:after="40" w:line="240" w:lineRule="auto"/>
-            </w:pPr>
-            <w:r>
-              <w:rPr>
-                <w:b w:val="0"/>
-                <w:sz w:val="18"/>
-              </w:rPr>
-              <w:t>Protagonista y personajes secundarios, p. 1</w:t>
-            </w:r>
-          </w:p>
-        </w:tc>
-        <w:tc>
-          <w:tcPr>
-            <w:tcW w:type="dxa" w:w="5102"/>
-            <w:vAlign w:val="center"/>
-            <w:tcMar>
-              <w:top w:w="80" w:type="dxa"/>
-              <w:left w:w="80" w:type="dxa"/>
-              <w:bottom w:w="80" w:type="dxa"/>
-              <w:right w:w="80" w:type="dxa"/>
-            </w:tcMar>
-            <w:tcBorders>
-              <w:top w:val="single" w:sz="4" w:color="D9D9D9"/>
-              <w:left w:val="single" w:sz="4" w:color="D9D9D9"/>
-              <w:bottom w:val="single" w:sz="4" w:color="D9D9D9"/>
-              <w:right w:val="single" w:sz="4" w:color="D9D9D9"/>
-            </w:tcBorders>
-            <w:shd w:fill="FFFFFF"/>
-          </w:tcPr>
-          <w:p>
-            <w:pPr>
-              <w:spacing w:after="40" w:line="240" w:lineRule="auto"/>
-            </w:pPr>
-            <w:r>
-              <w:rPr>
-                <w:b w:val="0"/>
-                <w:sz w:val="18"/>
-              </w:rPr>
-              <w:t>Prisionero y un guardia; más secundarios en niveles posteriores.</w:t>
-            </w:r>
-          </w:p>
-        </w:tc>
-      </w:tr>
-      <w:tr>
-        <w:trPr>
-          <w:cantSplit/>
-        </w:trPr>
-        <w:tc>
-          <w:tcPr>
-            <w:tcW w:type="dxa" w:w="4535"/>
-            <w:vAlign w:val="center"/>
-            <w:tcMar>
-              <w:top w:w="80" w:type="dxa"/>
-              <w:left w:w="80" w:type="dxa"/>
-              <w:bottom w:w="80" w:type="dxa"/>
-              <w:right w:w="80" w:type="dxa"/>
-            </w:tcMar>
-            <w:tcBorders>
-              <w:top w:val="single" w:sz="4" w:color="D9D9D9"/>
-              <w:left w:val="single" w:sz="4" w:color="D9D9D9"/>
-              <w:bottom w:val="single" w:sz="4" w:color="D9D9D9"/>
-              <w:right w:val="single" w:sz="4" w:color="D9D9D9"/>
-            </w:tcBorders>
-            <w:shd w:fill="F5F7F9"/>
-          </w:tcPr>
-          <w:p>
-            <w:pPr>
-              <w:spacing w:after="40" w:line="240" w:lineRule="auto"/>
-            </w:pPr>
-            <w:r>
-              <w:rPr>
-                <w:b w:val="0"/>
-                <w:sz w:val="18"/>
-              </w:rPr>
-              <w:t>Tema 13 y seguridad, p. 2</w:t>
-            </w:r>
-          </w:p>
-        </w:tc>
-        <w:tc>
-          <w:tcPr>
-            <w:tcW w:type="dxa" w:w="5102"/>
-            <w:vAlign w:val="center"/>
-            <w:tcMar>
-              <w:top w:w="80" w:type="dxa"/>
-              <w:left w:w="80" w:type="dxa"/>
-              <w:bottom w:w="80" w:type="dxa"/>
-              <w:right w:w="80" w:type="dxa"/>
-            </w:tcMar>
-            <w:tcBorders>
-              <w:top w:val="single" w:sz="4" w:color="D9D9D9"/>
-              <w:left w:val="single" w:sz="4" w:color="D9D9D9"/>
-              <w:bottom w:val="single" w:sz="4" w:color="D9D9D9"/>
-              <w:right w:val="single" w:sz="4" w:color="D9D9D9"/>
-            </w:tcBorders>
-            <w:shd w:fill="F5F7F9"/>
-          </w:tcPr>
-          <w:p>
-            <w:pPr>
-              <w:spacing w:after="40" w:line="240" w:lineRule="auto"/>
-            </w:pPr>
-            <w:r>
-              <w:rPr>
-                <w:b w:val="0"/>
-                <w:sz w:val="18"/>
-              </w:rPr>
-              <w:t>Guardia, cámara y salida que exige llave.</w:t>
-            </w:r>
-          </w:p>
-        </w:tc>
-      </w:tr>
-      <w:tr>
-        <w:trPr>
-          <w:cantSplit/>
-        </w:trPr>
-        <w:tc>
-          <w:tcPr>
-            <w:tcW w:type="dxa" w:w="4535"/>
-            <w:vAlign w:val="center"/>
-            <w:tcMar>
-              <w:top w:w="80" w:type="dxa"/>
-              <w:left w:w="80" w:type="dxa"/>
-              <w:bottom w:w="80" w:type="dxa"/>
-              <w:right w:w="80" w:type="dxa"/>
-            </w:tcMar>
-            <w:tcBorders>
-              <w:top w:val="single" w:sz="4" w:color="D9D9D9"/>
-              <w:left w:val="single" w:sz="4" w:color="D9D9D9"/>
-              <w:bottom w:val="single" w:sz="4" w:color="D9D9D9"/>
-              <w:right w:val="single" w:sz="4" w:color="D9D9D9"/>
-            </w:tcBorders>
-            <w:shd w:fill="FFFFFF"/>
-          </w:tcPr>
-          <w:p>
-            <w:pPr>
-              <w:spacing w:after="40" w:line="240" w:lineRule="auto"/>
-            </w:pPr>
-            <w:r>
-              <w:rPr>
-                <w:b w:val="0"/>
-                <w:sz w:val="18"/>
-              </w:rPr>
-              <w:t>UML y jerarquía con update(), p. 2</w:t>
-            </w:r>
-          </w:p>
-        </w:tc>
-        <w:tc>
-          <w:tcPr>
-            <w:tcW w:type="dxa" w:w="5102"/>
-            <w:vAlign w:val="center"/>
-            <w:tcMar>
-              <w:top w:w="80" w:type="dxa"/>
-              <w:left w:w="80" w:type="dxa"/>
-              <w:bottom w:w="80" w:type="dxa"/>
-              <w:right w:w="80" w:type="dxa"/>
-            </w:tcMar>
-            <w:tcBorders>
-              <w:top w:val="single" w:sz="4" w:color="D9D9D9"/>
-              <w:left w:val="single" w:sz="4" w:color="D9D9D9"/>
-              <w:bottom w:val="single" w:sz="4" w:color="D9D9D9"/>
-              <w:right w:val="single" w:sz="4" w:color="D9D9D9"/>
-            </w:tcBorders>
-            <w:shd w:fill="FFFFFF"/>
-          </w:tcPr>
-          <w:p>
-            <w:pPr>
-              <w:spacing w:after="40" w:line="240" w:lineRule="auto"/>
-            </w:pPr>
-            <w:r>
-              <w:rPr>
-                <w:b w:val="0"/>
-                <w:sz w:val="18"/>
-              </w:rPr>
-              <w:t>Diagramas de este informe y llamada común en Nivel.</w:t>
-            </w:r>
-          </w:p>
-        </w:tc>
-      </w:tr>
-      <w:tr>
-        <w:trPr>
-          <w:cantSplit/>
-        </w:trPr>
-        <w:tc>
-          <w:tcPr>
-            <w:tcW w:type="dxa" w:w="4535"/>
-            <w:vAlign w:val="center"/>
-            <w:tcMar>
-              <w:top w:w="80" w:type="dxa"/>
-              <w:left w:w="80" w:type="dxa"/>
-              <w:bottom w:w="80" w:type="dxa"/>
-              <w:right w:w="80" w:type="dxa"/>
-            </w:tcMar>
-            <w:tcBorders>
-              <w:top w:val="single" w:sz="4" w:color="D9D9D9"/>
-              <w:left w:val="single" w:sz="4" w:color="D9D9D9"/>
-              <w:bottom w:val="single" w:sz="4" w:color="D9D9D9"/>
-              <w:right w:val="single" w:sz="4" w:color="D9D9D9"/>
-            </w:tcBorders>
-            <w:shd w:fill="F5F7F9"/>
-          </w:tcPr>
-          <w:p>
-            <w:pPr>
-              <w:spacing w:after="40" w:line="240" w:lineRule="auto"/>
-            </w:pPr>
-            <w:r>
-              <w:rPr>
-                <w:b w:val="0"/>
-                <w:sz w:val="18"/>
-              </w:rPr>
-              <w:t>Encapsulamiento, abstracción y relaciones, p. 2</w:t>
-            </w:r>
-          </w:p>
-        </w:tc>
-        <w:tc>
-          <w:tcPr>
-            <w:tcW w:type="dxa" w:w="5102"/>
-            <w:vAlign w:val="center"/>
-            <w:tcMar>
-              <w:top w:w="80" w:type="dxa"/>
-              <w:left w:w="80" w:type="dxa"/>
-              <w:bottom w:w="80" w:type="dxa"/>
-              <w:right w:w="80" w:type="dxa"/>
-            </w:tcMar>
-            <w:tcBorders>
-              <w:top w:val="single" w:sz="4" w:color="D9D9D9"/>
-              <w:left w:val="single" w:sz="4" w:color="D9D9D9"/>
-              <w:bottom w:val="single" w:sz="4" w:color="D9D9D9"/>
-              <w:right w:val="single" w:sz="4" w:color="D9D9D9"/>
-            </w:tcBorders>
-            <w:shd w:fill="F5F7F9"/>
-          </w:tcPr>
-          <w:p>
-            <w:pPr>
-              <w:spacing w:after="40" w:line="240" w:lineRule="auto"/>
-            </w:pPr>
-            <w:r>
-              <w:rPr>
-                <w:b w:val="0"/>
-                <w:sz w:val="18"/>
-              </w:rPr>
-              <w:t>Validados en clases y pruebas.</w:t>
-            </w:r>
-          </w:p>
-        </w:tc>
-      </w:tr>
-      <w:tr>
-        <w:trPr>
-          <w:cantSplit/>
-        </w:trPr>
-        <w:tc>
-          <w:tcPr>
-            <w:tcW w:type="dxa" w:w="4535"/>
-            <w:vAlign w:val="center"/>
-            <w:tcMar>
-              <w:top w:w="80" w:type="dxa"/>
-              <w:left w:w="80" w:type="dxa"/>
-              <w:bottom w:w="80" w:type="dxa"/>
-              <w:right w:w="80" w:type="dxa"/>
-            </w:tcMar>
-            <w:tcBorders>
-              <w:top w:val="single" w:sz="4" w:color="D9D9D9"/>
-              <w:left w:val="single" w:sz="4" w:color="D9D9D9"/>
-              <w:bottom w:val="single" w:sz="4" w:color="D9D9D9"/>
-              <w:right w:val="single" w:sz="4" w:color="D9D9D9"/>
-            </w:tcBorders>
-            <w:shd w:fill="FFFFFF"/>
-          </w:tcPr>
-          <w:p>
-            <w:pPr>
-              <w:spacing w:after="40" w:line="240" w:lineRule="auto"/>
-            </w:pPr>
-            <w:r>
-              <w:rPr>
-                <w:b w:val="0"/>
-                <w:sz w:val="18"/>
-              </w:rPr>
-              <w:t>Git durante el desarrollo, p. 2</w:t>
-            </w:r>
-          </w:p>
-        </w:tc>
-        <w:tc>
-          <w:tcPr>
-            <w:tcW w:type="dxa" w:w="5102"/>
-            <w:vAlign w:val="center"/>
-            <w:tcMar>
-              <w:top w:w="80" w:type="dxa"/>
-              <w:left w:w="80" w:type="dxa"/>
-              <w:bottom w:w="80" w:type="dxa"/>
-              <w:right w:w="80" w:type="dxa"/>
-            </w:tcMar>
-            <w:tcBorders>
-              <w:top w:val="single" w:sz="4" w:color="D9D9D9"/>
-              <w:left w:val="single" w:sz="4" w:color="D9D9D9"/>
-              <w:bottom w:val="single" w:sz="4" w:color="D9D9D9"/>
-              <w:right w:val="single" w:sz="4" w:color="D9D9D9"/>
-            </w:tcBorders>
-            <w:shd w:fill="FFFFFF"/>
-          </w:tcPr>
-          <w:p>
-            <w:pPr>
-              <w:spacing w:after="40" w:line="240" w:lineRule="auto"/>
-            </w:pPr>
-            <w:r>
-              <w:rPr>
-                <w:b w:val="0"/>
-                <w:sz w:val="18"/>
-              </w:rPr>
-              <w:t>Historial local desde la planificación.</w:t>
-            </w:r>
-          </w:p>
-        </w:tc>
-      </w:tr>
-      <w:tr>
-        <w:trPr>
-          <w:cantSplit/>
-        </w:trPr>
-        <w:tc>
-          <w:tcPr>
-            <w:tcW w:type="dxa" w:w="4535"/>
-            <w:vAlign w:val="center"/>
-            <w:tcMar>
-              <w:top w:w="80" w:type="dxa"/>
-              <w:left w:w="80" w:type="dxa"/>
-              <w:bottom w:w="80" w:type="dxa"/>
-              <w:right w:w="80" w:type="dxa"/>
-            </w:tcMar>
-            <w:tcBorders>
-              <w:top w:val="single" w:sz="4" w:color="D9D9D9"/>
-              <w:left w:val="single" w:sz="4" w:color="D9D9D9"/>
-              <w:bottom w:val="single" w:sz="4" w:color="D9D9D9"/>
-              <w:right w:val="single" w:sz="4" w:color="D9D9D9"/>
-            </w:tcBorders>
-            <w:shd w:fill="F5F7F9"/>
-          </w:tcPr>
-          <w:p>
-            <w:pPr>
-              <w:spacing w:after="40" w:line="240" w:lineRule="auto"/>
-            </w:pPr>
-            <w:r>
-              <w:rPr>
-                <w:b w:val="0"/>
-                <w:sz w:val="18"/>
-              </w:rPr>
-              <w:t>Al menos dos patrones, pp. 2 y 3</w:t>
-            </w:r>
-          </w:p>
-        </w:tc>
-        <w:tc>
-          <w:tcPr>
-            <w:tcW w:type="dxa" w:w="5102"/>
-            <w:vAlign w:val="center"/>
-            <w:tcMar>
-              <w:top w:w="80" w:type="dxa"/>
-              <w:left w:w="80" w:type="dxa"/>
-              <w:bottom w:w="80" w:type="dxa"/>
-              <w:right w:w="80" w:type="dxa"/>
-            </w:tcMar>
-            <w:tcBorders>
-              <w:top w:val="single" w:sz="4" w:color="D9D9D9"/>
-              <w:left w:val="single" w:sz="4" w:color="D9D9D9"/>
-              <w:bottom w:val="single" w:sz="4" w:color="D9D9D9"/>
-              <w:right w:val="single" w:sz="4" w:color="D9D9D9"/>
-            </w:tcBorders>
-            <w:shd w:fill="F5F7F9"/>
-          </w:tcPr>
-          <w:p>
-            <w:pPr>
-              <w:spacing w:after="40" w:line="240" w:lineRule="auto"/>
-            </w:pPr>
-            <w:r>
-              <w:rPr>
-                <w:b w:val="0"/>
-                <w:sz w:val="18"/>
-              </w:rPr>
-              <w:t>State y Observer implementados.</w:t>
-            </w:r>
-          </w:p>
-        </w:tc>
-      </w:tr>
-      <w:tr>
-        <w:trPr>
-          <w:cantSplit/>
-        </w:trPr>
-        <w:tc>
-          <w:tcPr>
-            <w:tcW w:type="dxa" w:w="4535"/>
-            <w:vAlign w:val="center"/>
-            <w:tcMar>
-              <w:top w:w="80" w:type="dxa"/>
-              <w:left w:w="80" w:type="dxa"/>
-              <w:bottom w:w="80" w:type="dxa"/>
-              <w:right w:w="80" w:type="dxa"/>
-            </w:tcMar>
-            <w:tcBorders>
-              <w:top w:val="single" w:sz="4" w:color="D9D9D9"/>
-              <w:left w:val="single" w:sz="4" w:color="D9D9D9"/>
-              <w:bottom w:val="single" w:sz="4" w:color="D9D9D9"/>
-              <w:right w:val="single" w:sz="4" w:color="D9D9D9"/>
-            </w:tcBorders>
-            <w:shd w:fill="FFFFFF"/>
-          </w:tcPr>
-          <w:p>
-            <w:pPr>
-              <w:spacing w:after="40" w:line="240" w:lineRule="auto"/>
-            </w:pPr>
-            <w:r>
-              <w:rPr>
-                <w:b w:val="0"/>
-                <w:sz w:val="18"/>
-              </w:rPr>
-              <w:t>API externa, p. 3</w:t>
-            </w:r>
-          </w:p>
-        </w:tc>
-        <w:tc>
-          <w:tcPr>
-            <w:tcW w:type="dxa" w:w="5102"/>
-            <w:vAlign w:val="center"/>
-            <w:tcMar>
-              <w:top w:w="80" w:type="dxa"/>
-              <w:left w:w="80" w:type="dxa"/>
-              <w:bottom w:w="80" w:type="dxa"/>
-              <w:right w:w="80" w:type="dxa"/>
-            </w:tcMar>
-            <w:tcBorders>
-              <w:top w:val="single" w:sz="4" w:color="D9D9D9"/>
-              <w:left w:val="single" w:sz="4" w:color="D9D9D9"/>
-              <w:bottom w:val="single" w:sz="4" w:color="D9D9D9"/>
-              <w:right w:val="single" w:sz="4" w:color="D9D9D9"/>
-            </w:tcBorders>
-            <w:shd w:fill="FFFFFF"/>
-          </w:tcPr>
-          <w:p>
-            <w:pPr>
-              <w:spacing w:after="40" w:line="240" w:lineRule="auto"/>
-            </w:pPr>
-            <w:r>
-              <w:rPr>
-                <w:b w:val="0"/>
-                <w:sz w:val="18"/>
-              </w:rPr>
-              <w:t>No implementada. Obligatoriedad por confirmar: el título indica sugerencia y el cuerpo emplea debe.</w:t>
-            </w:r>
-          </w:p>
-        </w:tc>
-      </w:tr>
-    </w:tbl>
-    <w:p>
-      <w:pPr>
-        <w:spacing w:after="40"/>
-      </w:pPr>
-    </w:p>
-    <w:p>
-      <w:r>
-        <w:t>La consigna describe el proyecto final y no establece una lista específica de entregables del parcial. El alcance presentado permite demostrar el diseño y un ciclo completo de juego; no implica que se hayan completado los requisitos del producto final.</w:t>
-      </w:r>
-    </w:p>
-    <w:p>
-      <w:r>
-        <w:br w:type="page"/>
-      </w:r>
-    </w:p>
-    <w:p>
-      <w:pPr>
-        <w:pStyle w:val="Heading1"/>
-      </w:pPr>
-      <w:r>
-        <w:t>2 Diseño del juego</w:t>
-      </w:r>
-    </w:p>
-    <w:p>
-      <w:r>
-        <w:t>El jugador recorre un mapa con vista superior. Debe observar los campos de visión, recoger la llave y llegar a la salida. Los muros actúan como obstáculos físicos y visuales. El mapa inicial permite una ruta segura y también rutas expuestas para demostrar detección y derrota.</w:t>
+        <w:t xml:space="preserve">El diagrama principal está en </w:t>
+      </w:r>
+      <w:r>
+        <w:rPr>
+          <w:rFonts w:ascii="Consolas" w:hAnsi="Consolas"/>
+          <w:sz w:val="18"/>
+        </w:rPr>
+        <w:t>docs/diagramas/modelo_parcial.mmd</w:t>
+      </w:r>
+      <w:r>
+        <w:t xml:space="preserve"> y su imagen en </w:t>
+      </w:r>
+      <w:r>
+        <w:rPr>
+          <w:rFonts w:ascii="Consolas" w:hAnsi="Consolas"/>
+          <w:sz w:val="18"/>
+        </w:rPr>
+        <w:t>docs/diagramas/modelo_parcial.png</w:t>
+      </w:r>
+      <w:r>
+        <w:t xml:space="preserve">. Muestra </w:t>
+      </w:r>
+      <w:r>
+        <w:rPr>
+          <w:b/>
+        </w:rPr>
+        <w:t>nueve clases reales</w:t>
+      </w:r>
+      <w:r>
+        <w:t xml:space="preserve">, por encima del umbral de ocho clases bien fundamentadas del nivel excelente [2, p. 1]. El modelo ampliado de once clases está en </w:t>
+      </w:r>
+      <w:r>
+        <w:rPr>
+          <w:rFonts w:ascii="Consolas" w:hAnsi="Consolas"/>
+          <w:sz w:val="18"/>
+        </w:rPr>
+        <w:t>modelo_completo.mmd</w:t>
+      </w:r>
+      <w:r>
+        <w:t>. Cada caja separa nombre, atributos y métodos, como se enseña en la sesión 1 [3, pp. 59–62]. Las multiplicidades indican cuántos objetos participan. El triángulo vacío representa herencia; el rombo blanco, agregación; el rombo negro, composición; la flecha continua, asociación navegable; y la flecha discontinua, dependencia [3, p. 64; 4, pp. 20–27; 5, pp. 7–19]. Las palabras de las relaciones se explican aquí, fuera del diagrama, para mantenerlo legible.</w:t>
       </w:r>
     </w:p>
     <w:p>
@@ -860,8 +178,949 @@
       <w:r>
         <w:drawing>
           <wp:inline xmlns:a="http://schemas.openxmlformats.org/drawingml/2006/main" xmlns:pic="http://schemas.openxmlformats.org/drawingml/2006/picture">
-            <wp:extent cx="5120640" cy="3891686"/>
-            <wp:docPr id="1" name="Picture 1" descr="Figura 1. Pantalla inicial renderizada por el prototipo. El prisionero es verde, el guardia rojo y la cámara amarilla."/>
+            <wp:extent cx="5976000" cy="3975339"/>
+            <wp:docPr id="1" name="Picture 1"/>
+            <wp:cNvGraphicFramePr>
+              <a:graphicFrameLocks noChangeAspect="1"/>
+            </wp:cNvGraphicFramePr>
+            <a:graphic>
+              <a:graphicData uri="http://schemas.openxmlformats.org/drawingml/2006/picture">
+                <pic:pic>
+                  <pic:nvPicPr>
+                    <pic:cNvPr id="0" name="modelo_parcial.png"/>
+                    <pic:cNvPicPr/>
+                  </pic:nvPicPr>
+                  <pic:blipFill>
+                    <a:blip r:embed="rId10"/>
+                    <a:stretch>
+                      <a:fillRect/>
+                    </a:stretch>
+                  </pic:blipFill>
+                  <pic:spPr>
+                    <a:xfrm>
+                      <a:off x="0" y="0"/>
+                      <a:ext cx="5976000" cy="3975339"/>
+                    </a:xfrm>
+                    <a:prstGeom prst="rect"/>
+                  </pic:spPr>
+                </pic:pic>
+              </a:graphicData>
+            </a:graphic>
+          </wp:inline>
+        </w:drawing>
+      </w:r>
+    </w:p>
+    <w:p>
+      <w:pPr>
+        <w:pStyle w:val="Caption"/>
+        <w:jc w:val="center"/>
+      </w:pPr>
+      <w:r>
+        <w:t>Figura 1. Diagrama UML del parcial. Fuente editable: modelo_parcial.mmd.</w:t>
+      </w:r>
+    </w:p>
+    <w:p>
+      <w:r>
+        <w:rPr>
+          <w:rFonts w:ascii="Consolas" w:hAnsi="Consolas"/>
+          <w:sz w:val="18"/>
+        </w:rPr>
+        <w:t>Personaje</w:t>
+      </w:r>
+      <w:r>
+        <w:t xml:space="preserve"> es la clase abstracta de </w:t>
+      </w:r>
+      <w:r>
+        <w:rPr>
+          <w:rFonts w:ascii="Consolas" w:hAnsi="Consolas"/>
+          <w:sz w:val="18"/>
+        </w:rPr>
+        <w:t>Prisionero</w:t>
+      </w:r>
+      <w:r>
+        <w:t xml:space="preserve"> y </w:t>
+      </w:r>
+      <w:r>
+        <w:rPr>
+          <w:rFonts w:ascii="Consolas" w:hAnsi="Consolas"/>
+          <w:sz w:val="18"/>
+        </w:rPr>
+        <w:t>Guardia</w:t>
+      </w:r>
+      <w:r>
+        <w:t xml:space="preserve">. </w:t>
+      </w:r>
+      <w:r>
+        <w:rPr>
+          <w:rFonts w:ascii="Consolas" w:hAnsi="Consolas"/>
+          <w:sz w:val="18"/>
+        </w:rPr>
+        <w:t>Juego</w:t>
+      </w:r>
+      <w:r>
+        <w:t xml:space="preserve"> crea un </w:t>
+      </w:r>
+      <w:r>
+        <w:rPr>
+          <w:rFonts w:ascii="Consolas" w:hAnsi="Consolas"/>
+          <w:sz w:val="18"/>
+        </w:rPr>
+        <w:t>Nivel</w:t>
+      </w:r>
+      <w:r>
+        <w:t xml:space="preserve"> y un </w:t>
+      </w:r>
+      <w:r>
+        <w:rPr>
+          <w:rFonts w:ascii="Consolas" w:hAnsi="Consolas"/>
+          <w:sz w:val="18"/>
+        </w:rPr>
+        <w:t>Puntaje</w:t>
+      </w:r>
+      <w:r>
+        <w:t xml:space="preserve">. </w:t>
+      </w:r>
+      <w:r>
+        <w:rPr>
+          <w:rFonts w:ascii="Consolas" w:hAnsi="Consolas"/>
+          <w:sz w:val="18"/>
+        </w:rPr>
+        <w:t>Nivel</w:t>
+      </w:r>
+      <w:r>
+        <w:t xml:space="preserve"> recibe el puntaje ya creado, por lo que su vínculo con él es agregación; en cambio, crea su prisionero, guardia, cámara, llave y salida. </w:t>
+      </w:r>
+      <w:r>
+        <w:rPr>
+          <w:rFonts w:ascii="Consolas" w:hAnsi="Consolas"/>
+          <w:sz w:val="18"/>
+        </w:rPr>
+        <w:t>Prisionero</w:t>
+      </w:r>
+      <w:r>
+        <w:t xml:space="preserve"> crea </w:t>
+      </w:r>
+      <w:r>
+        <w:rPr>
+          <w:rFonts w:ascii="Consolas" w:hAnsi="Consolas"/>
+          <w:sz w:val="18"/>
+        </w:rPr>
+        <w:t>HabilidadCarrera</w:t>
+      </w:r>
+      <w:r>
+        <w:t xml:space="preserve">. Cada personaje conoce su nivel, lo que constituye asociación navegable. </w:t>
+      </w:r>
+      <w:r>
+        <w:rPr>
+          <w:rFonts w:ascii="Consolas" w:hAnsi="Consolas"/>
+          <w:sz w:val="18"/>
+        </w:rPr>
+        <w:t>Camara</w:t>
+      </w:r>
+      <w:r>
+        <w:t xml:space="preserve">, </w:t>
+      </w:r>
+      <w:r>
+        <w:rPr>
+          <w:rFonts w:ascii="Consolas" w:hAnsi="Consolas"/>
+          <w:sz w:val="18"/>
+        </w:rPr>
+        <w:t>Llave</w:t>
+      </w:r>
+      <w:r>
+        <w:t xml:space="preserve"> y </w:t>
+      </w:r>
+      <w:r>
+        <w:rPr>
+          <w:rFonts w:ascii="Consolas" w:hAnsi="Consolas"/>
+          <w:sz w:val="18"/>
+        </w:rPr>
+        <w:t>PuertaSalida</w:t>
+      </w:r>
+      <w:r>
+        <w:t xml:space="preserve"> reciben un prisionero en métodos concretos sin conservarlo: esas son dependencias.</w:t>
+      </w:r>
+    </w:p>
+    <w:p>
+      <w:pPr>
+        <w:pStyle w:val="Heading2"/>
+      </w:pPr>
+      <w:r>
+        <w:t>b. Estructura de componentes</w:t>
+      </w:r>
+    </w:p>
+    <w:p>
+      <w:r>
+        <w:rPr>
+          <w:rFonts w:ascii="Consolas" w:hAnsi="Consolas"/>
+          <w:sz w:val="18"/>
+        </w:rPr>
+        <w:t>Juego</w:t>
+      </w:r>
+      <w:r>
+        <w:t xml:space="preserve"> coordina el estado activo, el nivel y el puntaje. </w:t>
+      </w:r>
+      <w:r>
+        <w:rPr>
+          <w:rFonts w:ascii="Consolas" w:hAnsi="Consolas"/>
+          <w:sz w:val="18"/>
+        </w:rPr>
+        <w:t>Nivel</w:t>
+      </w:r>
+      <w:r>
+        <w:t xml:space="preserve"> mantiene el mapa, actualiza los personajes y resuelve detección, llave y salida. </w:t>
+      </w:r>
+      <w:r>
+        <w:rPr>
+          <w:rFonts w:ascii="Consolas" w:hAnsi="Consolas"/>
+          <w:sz w:val="18"/>
+        </w:rPr>
+        <w:t>Personaje</w:t>
+      </w:r>
+      <w:r>
+        <w:t xml:space="preserve"> define posición y movimiento comunes; </w:t>
+      </w:r>
+      <w:r>
+        <w:rPr>
+          <w:rFonts w:ascii="Consolas" w:hAnsi="Consolas"/>
+          <w:sz w:val="18"/>
+        </w:rPr>
+        <w:t>Prisionero</w:t>
+      </w:r>
+      <w:r>
+        <w:t xml:space="preserve"> interpreta las teclas y </w:t>
+      </w:r>
+      <w:r>
+        <w:rPr>
+          <w:rFonts w:ascii="Consolas" w:hAnsi="Consolas"/>
+          <w:sz w:val="18"/>
+        </w:rPr>
+        <w:t>Guardia</w:t>
+      </w:r>
+      <w:r>
+        <w:t xml:space="preserve"> patrulla. </w:t>
+      </w:r>
+      <w:r>
+        <w:rPr>
+          <w:rFonts w:ascii="Consolas" w:hAnsi="Consolas"/>
+          <w:sz w:val="18"/>
+        </w:rPr>
+        <w:t>Camara</w:t>
+      </w:r>
+      <w:r>
+        <w:t xml:space="preserve"> comprueba visibilidad; </w:t>
+      </w:r>
+      <w:r>
+        <w:rPr>
+          <w:rFonts w:ascii="Consolas" w:hAnsi="Consolas"/>
+          <w:sz w:val="18"/>
+        </w:rPr>
+        <w:t>Llave</w:t>
+      </w:r>
+      <w:r>
+        <w:t xml:space="preserve"> y </w:t>
+      </w:r>
+      <w:r>
+        <w:rPr>
+          <w:rFonts w:ascii="Consolas" w:hAnsi="Consolas"/>
+          <w:sz w:val="18"/>
+        </w:rPr>
+        <w:t>PuertaSalida</w:t>
+      </w:r>
+      <w:r>
+        <w:t xml:space="preserve"> implementan los dos objetivos del pabellón. </w:t>
+      </w:r>
+      <w:r>
+        <w:rPr>
+          <w:rFonts w:ascii="Consolas" w:hAnsi="Consolas"/>
+          <w:sz w:val="18"/>
+        </w:rPr>
+        <w:t>Puntaje</w:t>
+      </w:r>
+      <w:r>
+        <w:t xml:space="preserve"> valida el valor y notifica cambios al panel. </w:t>
+      </w:r>
+      <w:r>
+        <w:rPr>
+          <w:rFonts w:ascii="Consolas" w:hAnsi="Consolas"/>
+          <w:sz w:val="18"/>
+        </w:rPr>
+        <w:t>Vista</w:t>
+      </w:r>
+      <w:r>
+        <w:t xml:space="preserve"> dibuja el mapa, los personajes stickman, los campos de visión y la interfaz, sin decidir las reglas de victoria. Estas responsabilidades se comprueban en </w:t>
+      </w:r>
+      <w:r>
+        <w:rPr>
+          <w:rFonts w:ascii="Consolas" w:hAnsi="Consolas"/>
+          <w:sz w:val="18"/>
+        </w:rPr>
+        <w:t>src/</w:t>
+      </w:r>
+      <w:r>
+        <w:t>.</w:t>
+      </w:r>
+    </w:p>
+    <w:p>
+      <w:pPr>
+        <w:pStyle w:val="Heading1"/>
+      </w:pPr>
+      <w:r>
+        <w:t>IV. Aplicación de Fundamentos de POO</w:t>
+      </w:r>
+    </w:p>
+    <w:p>
+      <w:pPr>
+        <w:pStyle w:val="Heading2"/>
+      </w:pPr>
+      <w:r>
+        <w:t>a. Asociación, agregación y composición</w:t>
+      </w:r>
+    </w:p>
+    <w:p>
+      <w:r>
+        <w:rPr>
+          <w:b/>
+        </w:rPr>
+        <w:t>Asociación.</w:t>
+      </w:r>
+      <w:r>
+        <w:t xml:space="preserve"> En </w:t>
+      </w:r>
+      <w:r>
+        <w:rPr>
+          <w:rFonts w:ascii="Consolas" w:hAnsi="Consolas"/>
+          <w:sz w:val="18"/>
+        </w:rPr>
+        <w:t>Personaje.__init__</w:t>
+      </w:r>
+      <w:r>
+        <w:t xml:space="preserve">, </w:t>
+      </w:r>
+      <w:r>
+        <w:rPr>
+          <w:rFonts w:ascii="Consolas" w:hAnsi="Consolas"/>
+          <w:sz w:val="18"/>
+        </w:rPr>
+        <w:t>self.nivel = nivel</w:t>
+      </w:r>
+      <w:r>
+        <w:t xml:space="preserve"> conserva una referencia al nivel. El personaje consulta ese objeto al moverse y actualizarse; no lo crea. El enlace UML es </w:t>
+      </w:r>
+      <w:r>
+        <w:rPr>
+          <w:rFonts w:ascii="Consolas" w:hAnsi="Consolas"/>
+          <w:sz w:val="18"/>
+        </w:rPr>
+        <w:t>Personaje --&gt; Nivel</w:t>
+      </w:r>
+      <w:r>
+        <w:t>.</w:t>
+      </w:r>
+    </w:p>
+    <w:p>
+      <w:r>
+        <w:rPr>
+          <w:b/>
+        </w:rPr>
+        <w:t>Agregación.</w:t>
+      </w:r>
+      <w:r>
+        <w:t xml:space="preserve"> </w:t>
+      </w:r>
+      <w:r>
+        <w:rPr>
+          <w:rFonts w:ascii="Consolas" w:hAnsi="Consolas"/>
+          <w:sz w:val="18"/>
+        </w:rPr>
+        <w:t>Juego.iniciar_partida()</w:t>
+      </w:r>
+      <w:r>
+        <w:t xml:space="preserve"> construye </w:t>
+      </w:r>
+      <w:r>
+        <w:rPr>
+          <w:rFonts w:ascii="Consolas" w:hAnsi="Consolas"/>
+          <w:sz w:val="18"/>
+        </w:rPr>
+        <w:t>Nivel(self.puntaje)</w:t>
+      </w:r>
+      <w:r>
+        <w:t xml:space="preserve">. </w:t>
+      </w:r>
+      <w:r>
+        <w:rPr>
+          <w:rFonts w:ascii="Consolas" w:hAnsi="Consolas"/>
+          <w:sz w:val="18"/>
+        </w:rPr>
+        <w:t>Nivel.__init__</w:t>
+      </w:r>
+      <w:r>
+        <w:t xml:space="preserve"> guarda el puntaje que recibió, y ese puntaje permanece en </w:t>
+      </w:r>
+      <w:r>
+        <w:rPr>
+          <w:rFonts w:ascii="Consolas" w:hAnsi="Consolas"/>
+          <w:sz w:val="18"/>
+        </w:rPr>
+        <w:t>Juego</w:t>
+      </w:r>
+      <w:r>
+        <w:t xml:space="preserve"> cuando se crea otro nivel al reiniciar. Por ello, el rombo blanco está junto a </w:t>
+      </w:r>
+      <w:r>
+        <w:rPr>
+          <w:rFonts w:ascii="Consolas" w:hAnsi="Consolas"/>
+          <w:sz w:val="18"/>
+        </w:rPr>
+        <w:t>Nivel</w:t>
+      </w:r>
+      <w:r>
+        <w:t>, el todo que usa esa parte compartida. La sesión 4 distingue agregación por la independencia de la parte [5, pp. 7–10].</w:t>
+      </w:r>
+    </w:p>
+    <w:p>
+      <w:r>
+        <w:rPr>
+          <w:b/>
+        </w:rPr>
+        <w:t>Composición.</w:t>
+      </w:r>
+      <w:r>
+        <w:t xml:space="preserve"> </w:t>
+      </w:r>
+      <w:r>
+        <w:rPr>
+          <w:rFonts w:ascii="Consolas" w:hAnsi="Consolas"/>
+          <w:sz w:val="18"/>
+        </w:rPr>
+        <w:t>Nivel.__init__</w:t>
+      </w:r>
+      <w:r>
+        <w:t xml:space="preserve"> construye </w:t>
+      </w:r>
+      <w:r>
+        <w:rPr>
+          <w:rFonts w:ascii="Consolas" w:hAnsi="Consolas"/>
+          <w:sz w:val="18"/>
+        </w:rPr>
+        <w:t>Prisionero</w:t>
+      </w:r>
+      <w:r>
+        <w:t xml:space="preserve">, </w:t>
+      </w:r>
+      <w:r>
+        <w:rPr>
+          <w:rFonts w:ascii="Consolas" w:hAnsi="Consolas"/>
+          <w:sz w:val="18"/>
+        </w:rPr>
+        <w:t>Guardia</w:t>
+      </w:r>
+      <w:r>
+        <w:t xml:space="preserve">, </w:t>
+      </w:r>
+      <w:r>
+        <w:rPr>
+          <w:rFonts w:ascii="Consolas" w:hAnsi="Consolas"/>
+          <w:sz w:val="18"/>
+        </w:rPr>
+        <w:t>Camara</w:t>
+      </w:r>
+      <w:r>
+        <w:t xml:space="preserve">, </w:t>
+      </w:r>
+      <w:r>
+        <w:rPr>
+          <w:rFonts w:ascii="Consolas" w:hAnsi="Consolas"/>
+          <w:sz w:val="18"/>
+        </w:rPr>
+        <w:t>Llave</w:t>
+      </w:r>
+      <w:r>
+        <w:t xml:space="preserve"> y </w:t>
+      </w:r>
+      <w:r>
+        <w:rPr>
+          <w:rFonts w:ascii="Consolas" w:hAnsi="Consolas"/>
+          <w:sz w:val="18"/>
+        </w:rPr>
+        <w:t>PuertaSalida</w:t>
+      </w:r>
+      <w:r>
+        <w:t xml:space="preserve"> para su pabellón. </w:t>
+      </w:r>
+      <w:r>
+        <w:rPr>
+          <w:rFonts w:ascii="Consolas" w:hAnsi="Consolas"/>
+          <w:sz w:val="18"/>
+        </w:rPr>
+        <w:t>Prisionero.__init__</w:t>
+      </w:r>
+      <w:r>
+        <w:t xml:space="preserve"> construye su propia </w:t>
+      </w:r>
+      <w:r>
+        <w:rPr>
+          <w:rFonts w:ascii="Consolas" w:hAnsi="Consolas"/>
+          <w:sz w:val="18"/>
+        </w:rPr>
+        <w:t>HabilidadCarrera</w:t>
+      </w:r>
+      <w:r>
+        <w:t xml:space="preserve">. El rombo negro está junto a </w:t>
+      </w:r>
+      <w:r>
+        <w:rPr>
+          <w:rFonts w:ascii="Consolas" w:hAnsi="Consolas"/>
+          <w:sz w:val="18"/>
+        </w:rPr>
+        <w:t>Nivel</w:t>
+      </w:r>
+      <w:r>
+        <w:t xml:space="preserve"> o </w:t>
+      </w:r>
+      <w:r>
+        <w:rPr>
+          <w:rFonts w:ascii="Consolas" w:hAnsi="Consolas"/>
+          <w:sz w:val="18"/>
+        </w:rPr>
+        <w:t>Prisionero</w:t>
+      </w:r>
+      <w:r>
+        <w:t>, respectivamente. El reinicio reemplaza el nivel y crea nuevos objetos para la partida nueva. En el modelo de este juego son partes propias del todo [5, pp. 15–19].</w:t>
+      </w:r>
+    </w:p>
+    <w:p>
+      <w:pPr>
+        <w:pStyle w:val="Heading2"/>
+      </w:pPr>
+      <w:r>
+        <w:t>b. Herencia y polimorfismo</w:t>
+      </w:r>
+    </w:p>
+    <w:p>
+      <w:r>
+        <w:rPr>
+          <w:rFonts w:ascii="Consolas" w:hAnsi="Consolas"/>
+          <w:sz w:val="18"/>
+        </w:rPr>
+        <w:t>Prisionero(Personaje)</w:t>
+      </w:r>
+      <w:r>
+        <w:t xml:space="preserve"> y </w:t>
+      </w:r>
+      <w:r>
+        <w:rPr>
+          <w:rFonts w:ascii="Consolas" w:hAnsi="Consolas"/>
+          <w:sz w:val="18"/>
+        </w:rPr>
+        <w:t>Guardia(Personaje)</w:t>
+      </w:r>
+      <w:r>
+        <w:t xml:space="preserve"> heredan posición y movimiento. Ambos sobrescriben </w:t>
+      </w:r>
+      <w:r>
+        <w:rPr>
+          <w:rFonts w:ascii="Consolas" w:hAnsi="Consolas"/>
+          <w:sz w:val="18"/>
+        </w:rPr>
+        <w:t>update()</w:t>
+      </w:r>
+      <w:r>
+        <w:t xml:space="preserve">, exigido como método abstracto por </w:t>
+      </w:r>
+      <w:r>
+        <w:rPr>
+          <w:rFonts w:ascii="Consolas" w:hAnsi="Consolas"/>
+          <w:sz w:val="18"/>
+        </w:rPr>
+        <w:t>Personaje</w:t>
+      </w:r>
+      <w:r>
+        <w:t xml:space="preserve"> [6, pp. 6 y 26–27; 8, pp. 17–18]. El bucle de </w:t>
+      </w:r>
+      <w:r>
+        <w:rPr>
+          <w:rFonts w:ascii="Consolas" w:hAnsi="Consolas"/>
+          <w:sz w:val="18"/>
+        </w:rPr>
+        <w:t>Nivel.actualizar()</w:t>
+      </w:r>
+      <w:r>
+        <w:t xml:space="preserve"> no comprueba el tipo de personaje:</w:t>
+      </w:r>
+    </w:p>
+    <w:p>
+      <w:pPr>
+        <w:spacing w:after="160"/>
+        <w:ind w:left="312"/>
+      </w:pPr>
+      <w:r>
+        <w:rPr>
+          <w:rFonts w:ascii="Consolas" w:hAnsi="Consolas"/>
+          <w:sz w:val="18"/>
+        </w:rPr>
+        <w:t>for personaje in self.personajes:</w:t>
+        <w:br/>
+      </w:r>
+      <w:r>
+        <w:rPr>
+          <w:rFonts w:ascii="Consolas" w:hAnsi="Consolas"/>
+          <w:sz w:val="18"/>
+        </w:rPr>
+        <w:t xml:space="preserve">    personaje.update()</w:t>
+      </w:r>
+    </w:p>
+    <w:p>
+      <w:r>
+        <w:t xml:space="preserve">En el prisionero, la llamada usa teclas y habilidad de carrera; en el guardia, avanza por una ruta y orienta su visión. Esa misma operación con resultados distintos es polimorfismo por subtipo [7, pp. 27–28]. La prueba </w:t>
+      </w:r>
+      <w:r>
+        <w:rPr>
+          <w:rFonts w:ascii="Consolas" w:hAnsi="Consolas"/>
+          <w:sz w:val="18"/>
+        </w:rPr>
+        <w:t>test_actualizacion_polimorfica</w:t>
+      </w:r>
+      <w:r>
+        <w:t xml:space="preserve"> comprueba que se llama </w:t>
+      </w:r>
+      <w:r>
+        <w:rPr>
+          <w:rFonts w:ascii="Consolas" w:hAnsi="Consolas"/>
+          <w:sz w:val="18"/>
+        </w:rPr>
+        <w:t>update()</w:t>
+      </w:r>
+      <w:r>
+        <w:t xml:space="preserve"> en ambos objetos.</w:t>
+      </w:r>
+    </w:p>
+    <w:p>
+      <w:pPr>
+        <w:pStyle w:val="Heading2"/>
+      </w:pPr>
+      <w:r>
+        <w:t>c. Encapsulamiento y abstracción</w:t>
+      </w:r>
+    </w:p>
+    <w:p>
+      <w:r>
+        <w:rPr>
+          <w:rFonts w:ascii="Consolas" w:hAnsi="Consolas"/>
+          <w:sz w:val="18"/>
+        </w:rPr>
+        <w:t>Puntaje</w:t>
+      </w:r>
+      <w:r>
+        <w:t xml:space="preserve"> guarda </w:t>
+      </w:r>
+      <w:r>
+        <w:rPr>
+          <w:rFonts w:ascii="Consolas" w:hAnsi="Consolas"/>
+          <w:sz w:val="18"/>
+        </w:rPr>
+        <w:t>_valor</w:t>
+      </w:r>
+      <w:r>
+        <w:t xml:space="preserve"> como dato interno. </w:t>
+      </w:r>
+      <w:r>
+        <w:rPr>
+          <w:rFonts w:ascii="Consolas" w:hAnsi="Consolas"/>
+          <w:sz w:val="18"/>
+        </w:rPr>
+        <w:t>get_valor()</w:t>
+      </w:r>
+      <w:r>
+        <w:t xml:space="preserve"> lo consulta; </w:t>
+      </w:r>
+      <w:r>
+        <w:rPr>
+          <w:rFonts w:ascii="Consolas" w:hAnsi="Consolas"/>
+          <w:sz w:val="18"/>
+        </w:rPr>
+        <w:t>set_valor(valor)</w:t>
+      </w:r>
+      <w:r>
+        <w:t xml:space="preserve"> valida que sea un entero no negativo y notifica al observador; </w:t>
+      </w:r>
+      <w:r>
+        <w:rPr>
+          <w:rFonts w:ascii="Consolas" w:hAnsi="Consolas"/>
+          <w:sz w:val="18"/>
+        </w:rPr>
+        <w:t>sumar(cantidad)</w:t>
+      </w:r>
+      <w:r>
+        <w:t xml:space="preserve"> acepta solo enteros positivos y usa el setter. Así, una actualización válida mantiene sincronizado el panel. </w:t>
+      </w:r>
+      <w:r>
+        <w:rPr>
+          <w:rFonts w:ascii="Consolas" w:hAnsi="Consolas"/>
+          <w:sz w:val="18"/>
+        </w:rPr>
+        <w:t>Personaje</w:t>
+      </w:r>
+      <w:r>
+        <w:t xml:space="preserve"> mantiene </w:t>
+      </w:r>
+      <w:r>
+        <w:rPr>
+          <w:rFonts w:ascii="Consolas" w:hAnsi="Consolas"/>
+          <w:sz w:val="18"/>
+        </w:rPr>
+        <w:t>_x</w:t>
+      </w:r>
+      <w:r>
+        <w:t xml:space="preserve">, </w:t>
+      </w:r>
+      <w:r>
+        <w:rPr>
+          <w:rFonts w:ascii="Consolas" w:hAnsi="Consolas"/>
+          <w:sz w:val="18"/>
+        </w:rPr>
+        <w:t>_y</w:t>
+      </w:r>
+      <w:r>
+        <w:t xml:space="preserve"> y </w:t>
+      </w:r>
+      <w:r>
+        <w:rPr>
+          <w:rFonts w:ascii="Consolas" w:hAnsi="Consolas"/>
+          <w:sz w:val="18"/>
+        </w:rPr>
+        <w:t>_velocidad</w:t>
+      </w:r>
+      <w:r>
+        <w:t xml:space="preserve"> como datos internos y expone </w:t>
+      </w:r>
+      <w:r>
+        <w:rPr>
+          <w:rFonts w:ascii="Consolas" w:hAnsi="Consolas"/>
+          <w:sz w:val="18"/>
+        </w:rPr>
+        <w:t>get_posicion()</w:t>
+      </w:r>
+      <w:r>
+        <w:t xml:space="preserve"> y </w:t>
+      </w:r>
+      <w:r>
+        <w:rPr>
+          <w:rFonts w:ascii="Consolas" w:hAnsi="Consolas"/>
+          <w:sz w:val="18"/>
+        </w:rPr>
+        <w:t>mover()</w:t>
+      </w:r>
+      <w:r>
+        <w:t xml:space="preserve">, que valida colisiones. El prefijo </w:t>
+      </w:r>
+      <w:r>
+        <w:rPr>
+          <w:rFonts w:ascii="Consolas" w:hAnsi="Consolas"/>
+          <w:sz w:val="18"/>
+        </w:rPr>
+        <w:t>_</w:t>
+      </w:r>
+      <w:r>
+        <w:t xml:space="preserve"> es una convención de uso interno en Python; la protección efectiva está en los métodos de validación [9, pp. 7–12].</w:t>
+      </w:r>
+    </w:p>
+    <w:p>
+      <w:r>
+        <w:rPr>
+          <w:rFonts w:ascii="Consolas" w:hAnsi="Consolas"/>
+          <w:sz w:val="18"/>
+        </w:rPr>
+        <w:t>Personaje</w:t>
+      </w:r>
+      <w:r>
+        <w:t xml:space="preserve"> es abstracta mediante </w:t>
+      </w:r>
+      <w:r>
+        <w:rPr>
+          <w:rFonts w:ascii="Consolas" w:hAnsi="Consolas"/>
+          <w:sz w:val="18"/>
+        </w:rPr>
+        <w:t>ABC</w:t>
+      </w:r>
+      <w:r>
+        <w:t xml:space="preserve"> y </w:t>
+      </w:r>
+      <w:r>
+        <w:rPr>
+          <w:rFonts w:ascii="Consolas" w:hAnsi="Consolas"/>
+          <w:sz w:val="18"/>
+        </w:rPr>
+        <w:t>@abstractmethod</w:t>
+      </w:r>
+      <w:r>
+        <w:t xml:space="preserve">: representa el contrato común sin permitir un personaje genérico instanciable. </w:t>
+      </w:r>
+      <w:r>
+        <w:rPr>
+          <w:rFonts w:ascii="Consolas" w:hAnsi="Consolas"/>
+          <w:sz w:val="18"/>
+        </w:rPr>
+        <w:t>EstadoJuego</w:t>
+      </w:r>
+      <w:r>
+        <w:t xml:space="preserve"> y </w:t>
+      </w:r>
+      <w:r>
+        <w:rPr>
+          <w:rFonts w:ascii="Consolas" w:hAnsi="Consolas"/>
+          <w:sz w:val="18"/>
+        </w:rPr>
+        <w:t>ObservadorPuntaje</w:t>
+      </w:r>
+      <w:r>
+        <w:t xml:space="preserve"> también son bases abstractas. La sesión 7 muestra ese mecanismo para Python [8, pp. 17–18].</w:t>
+      </w:r>
+    </w:p>
+    <w:p>
+      <w:pPr>
+        <w:pStyle w:val="Heading2"/>
+      </w:pPr>
+      <w:r>
+        <w:t>Patrones de diseño implementados</w:t>
+      </w:r>
+    </w:p>
+    <w:p>
+      <w:r>
+        <w:rPr>
+          <w:b/>
+        </w:rPr>
+        <w:t>State.</w:t>
+      </w:r>
+      <w:r>
+        <w:t xml:space="preserve"> </w:t>
+      </w:r>
+      <w:r>
+        <w:rPr>
+          <w:rFonts w:ascii="Consolas" w:hAnsi="Consolas"/>
+          <w:sz w:val="18"/>
+        </w:rPr>
+        <w:t>Juego</w:t>
+      </w:r>
+      <w:r>
+        <w:t xml:space="preserve"> delega entrada y actualización a su </w:t>
+      </w:r>
+      <w:r>
+        <w:rPr>
+          <w:rFonts w:ascii="Consolas" w:hAnsi="Consolas"/>
+          <w:sz w:val="18"/>
+        </w:rPr>
+        <w:t>EstadoJuego</w:t>
+      </w:r>
+      <w:r>
+        <w:t xml:space="preserve">. </w:t>
+      </w:r>
+      <w:r>
+        <w:rPr>
+          <w:rFonts w:ascii="Consolas" w:hAnsi="Consolas"/>
+          <w:sz w:val="18"/>
+        </w:rPr>
+        <w:t>Jugando</w:t>
+      </w:r>
+      <w:r>
+        <w:t xml:space="preserve">, </w:t>
+      </w:r>
+      <w:r>
+        <w:rPr>
+          <w:rFonts w:ascii="Consolas" w:hAnsi="Consolas"/>
+          <w:sz w:val="18"/>
+        </w:rPr>
+        <w:t>Pausa</w:t>
+      </w:r>
+      <w:r>
+        <w:t xml:space="preserve">, </w:t>
+      </w:r>
+      <w:r>
+        <w:rPr>
+          <w:rFonts w:ascii="Consolas" w:hAnsi="Consolas"/>
+          <w:sz w:val="18"/>
+        </w:rPr>
+        <w:t>Derrota</w:t>
+      </w:r>
+      <w:r>
+        <w:t xml:space="preserve"> y </w:t>
+      </w:r>
+      <w:r>
+        <w:rPr>
+          <w:rFonts w:ascii="Consolas" w:hAnsi="Consolas"/>
+          <w:sz w:val="18"/>
+        </w:rPr>
+        <w:t>Victoria</w:t>
+      </w:r>
+      <w:r>
+        <w:t xml:space="preserve"> aplican comportamientos distintos; la pausa detiene la simulación. </w:t>
+      </w:r>
+      <w:r>
+        <w:rPr>
+          <w:b/>
+        </w:rPr>
+        <w:t>Observer.</w:t>
+      </w:r>
+      <w:r>
+        <w:t xml:space="preserve"> </w:t>
+      </w:r>
+      <w:r>
+        <w:rPr>
+          <w:rFonts w:ascii="Consolas" w:hAnsi="Consolas"/>
+          <w:sz w:val="18"/>
+        </w:rPr>
+        <w:t>Puntaje</w:t>
+      </w:r>
+      <w:r>
+        <w:t xml:space="preserve"> conserva sus observadores y notifica a </w:t>
+      </w:r>
+      <w:r>
+        <w:rPr>
+          <w:rFonts w:ascii="Consolas" w:hAnsi="Consolas"/>
+          <w:sz w:val="18"/>
+        </w:rPr>
+        <w:t>PanelPuntaje</w:t>
+      </w:r>
+      <w:r>
+        <w:t xml:space="preserve"> cuando cambia. Se implementan estos dos patrones de los tres propuestos en el proyecto final; </w:t>
+      </w:r>
+      <w:r>
+        <w:rPr>
+          <w:b/>
+        </w:rPr>
+        <w:t>no</w:t>
+      </w:r>
+      <w:r>
+        <w:t xml:space="preserve"> se afirma que exista Factory Method [1, pp. 2–3].</w:t>
+      </w:r>
+    </w:p>
+    <w:p>
+      <w:pPr>
+        <w:pStyle w:val="Heading1"/>
+      </w:pPr>
+      <w:r>
+        <w:t>VI. Implementación de Resultados Parciales</w:t>
+      </w:r>
+    </w:p>
+    <w:p>
+      <w:pPr>
+        <w:keepNext/>
+      </w:pPr>
+      <w:r>
+        <w:t>El prototipo tiene un pabellón jugable con movimiento por WASD o flechas, colisiones, un guardia patrullando, una cámara, campos de visión bloqueados por muros, llave, salida, puntaje, carrera temporal, pausa, derrota, victoria y reinicio. La interfaz muestra objetivo, controles, tiempo, puntaje y estado de la habilidad. La llave suma 100 puntos; completar la salida suma 500. Se puede demostrar una ruta completa sin teletransportar al personaje.</w:t>
+      </w:r>
+    </w:p>
+    <w:p>
+      <w:pPr>
+        <w:keepNext/>
+        <w:jc w:val="center"/>
+      </w:pPr>
+      <w:r>
+        <w:drawing>
+          <wp:inline xmlns:a="http://schemas.openxmlformats.org/drawingml/2006/main" xmlns:pic="http://schemas.openxmlformats.org/drawingml/2006/picture">
+            <wp:extent cx="5292000" cy="4021920"/>
+            <wp:docPr id="2" name="Picture 2"/>
             <wp:cNvGraphicFramePr>
               <a:graphicFrameLocks noChangeAspect="1"/>
             </wp:cNvGraphicFramePr>
@@ -873,7 +1132,7 @@
                     <pic:cNvPicPr/>
                   </pic:nvPicPr>
                   <pic:blipFill>
-                    <a:blip r:embed="rId10"/>
+                    <a:blip r:embed="rId11"/>
                     <a:stretch>
                       <a:fillRect/>
                     </a:stretch>
@@ -881,7 +1140,7 @@
                   <pic:spPr>
                     <a:xfrm>
                       <a:off x="0" y="0"/>
-                      <a:ext cx="5120640" cy="3891686"/>
+                      <a:ext cx="5292000" cy="4021920"/>
                     </a:xfrm>
                     <a:prstGeom prst="rect"/>
                   </pic:spPr>
@@ -895,501 +1154,99 @@
     <w:p>
       <w:pPr>
         <w:pStyle w:val="Caption"/>
+        <w:jc w:val="center"/>
       </w:pPr>
       <w:r>
-        <w:t>Figura 1. Pantalla inicial renderizada por el prototipo. El prisionero es verde, el guardia rojo y la cámara amarilla.</w:t>
-      </w:r>
-    </w:p>
-    <w:tbl>
-      <w:tblPr>
-        <w:tblW w:type="auto" w:w="0"/>
-        <w:jc w:val="center"/>
-        <w:tblLayout w:type="fixed"/>
-        <w:tblLook w:firstColumn="1" w:firstRow="1" w:lastColumn="0" w:lastRow="0" w:noHBand="0" w:noVBand="1" w:val="04A0"/>
-      </w:tblPr>
-      <w:tblGrid>
-        <w:gridCol w:w="1984"/>
-        <w:gridCol w:w="7654"/>
-      </w:tblGrid>
-      <w:tr>
-        <w:trPr>
-          <w:cantSplit/>
-          <w:tblHeader/>
-        </w:trPr>
-        <w:tc>
-          <w:tcPr>
-            <w:tcW w:type="dxa" w:w="1984"/>
-            <w:vAlign w:val="center"/>
-            <w:tcMar>
-              <w:top w:w="80" w:type="dxa"/>
-              <w:left w:w="80" w:type="dxa"/>
-              <w:bottom w:w="80" w:type="dxa"/>
-              <w:right w:w="80" w:type="dxa"/>
-            </w:tcMar>
-            <w:tcBorders>
-              <w:top w:val="single" w:sz="4" w:color="D9D9D9"/>
-              <w:left w:val="single" w:sz="4" w:color="D9D9D9"/>
-              <w:bottom w:val="single" w:sz="4" w:color="D9D9D9"/>
-              <w:right w:val="single" w:sz="4" w:color="D9D9D9"/>
-            </w:tcBorders>
-            <w:shd w:fill="DCE6EE"/>
-          </w:tcPr>
-          <w:p>
-            <w:pPr>
-              <w:spacing w:after="40" w:line="240" w:lineRule="auto"/>
-            </w:pPr>
-            <w:r>
-              <w:rPr>
-                <w:b/>
-                <w:sz w:val="18"/>
-              </w:rPr>
-              <w:t>Regla</w:t>
-            </w:r>
-          </w:p>
-        </w:tc>
-        <w:tc>
-          <w:tcPr>
-            <w:tcW w:type="dxa" w:w="7654"/>
-            <w:vAlign w:val="center"/>
-            <w:tcMar>
-              <w:top w:w="80" w:type="dxa"/>
-              <w:left w:w="80" w:type="dxa"/>
-              <w:bottom w:w="80" w:type="dxa"/>
-              <w:right w:w="80" w:type="dxa"/>
-            </w:tcMar>
-            <w:tcBorders>
-              <w:top w:val="single" w:sz="4" w:color="D9D9D9"/>
-              <w:left w:val="single" w:sz="4" w:color="D9D9D9"/>
-              <w:bottom w:val="single" w:sz="4" w:color="D9D9D9"/>
-              <w:right w:val="single" w:sz="4" w:color="D9D9D9"/>
-            </w:tcBorders>
-            <w:shd w:fill="DCE6EE"/>
-          </w:tcPr>
-          <w:p>
-            <w:pPr>
-              <w:spacing w:after="40" w:line="240" w:lineRule="auto"/>
-            </w:pPr>
-            <w:r>
-              <w:rPr>
-                <w:b/>
-                <w:sz w:val="18"/>
-              </w:rPr>
-              <w:t>Comportamiento implementado</w:t>
-            </w:r>
-          </w:p>
-        </w:tc>
-      </w:tr>
-      <w:tr>
-        <w:trPr>
-          <w:cantSplit/>
-        </w:trPr>
-        <w:tc>
-          <w:tcPr>
-            <w:tcW w:type="dxa" w:w="1984"/>
-            <w:vAlign w:val="center"/>
-            <w:tcMar>
-              <w:top w:w="80" w:type="dxa"/>
-              <w:left w:w="80" w:type="dxa"/>
-              <w:bottom w:w="80" w:type="dxa"/>
-              <w:right w:w="80" w:type="dxa"/>
-            </w:tcMar>
-            <w:tcBorders>
-              <w:top w:val="single" w:sz="4" w:color="D9D9D9"/>
-              <w:left w:val="single" w:sz="4" w:color="D9D9D9"/>
-              <w:bottom w:val="single" w:sz="4" w:color="D9D9D9"/>
-              <w:right w:val="single" w:sz="4" w:color="D9D9D9"/>
-            </w:tcBorders>
-            <w:shd w:fill="FFFFFF"/>
-          </w:tcPr>
-          <w:p>
-            <w:pPr>
-              <w:spacing w:after="40" w:line="240" w:lineRule="auto"/>
-            </w:pPr>
-            <w:r>
-              <w:rPr>
-                <w:b w:val="0"/>
-                <w:sz w:val="18"/>
-              </w:rPr>
-              <w:t>Movimiento</w:t>
-            </w:r>
-          </w:p>
-        </w:tc>
-        <w:tc>
-          <w:tcPr>
-            <w:tcW w:type="dxa" w:w="7654"/>
-            <w:vAlign w:val="center"/>
-            <w:tcMar>
-              <w:top w:w="80" w:type="dxa"/>
-              <w:left w:w="80" w:type="dxa"/>
-              <w:bottom w:w="80" w:type="dxa"/>
-              <w:right w:w="80" w:type="dxa"/>
-            </w:tcMar>
-            <w:tcBorders>
-              <w:top w:val="single" w:sz="4" w:color="D9D9D9"/>
-              <w:left w:val="single" w:sz="4" w:color="D9D9D9"/>
-              <w:bottom w:val="single" w:sz="4" w:color="D9D9D9"/>
-              <w:right w:val="single" w:sz="4" w:color="D9D9D9"/>
-            </w:tcBorders>
-            <w:shd w:fill="FFFFFF"/>
-          </w:tcPr>
-          <w:p>
-            <w:pPr>
-              <w:spacing w:after="40" w:line="240" w:lineRule="auto"/>
-            </w:pPr>
-            <w:r>
-              <w:rPr>
-                <w:b w:val="0"/>
-                <w:sz w:val="18"/>
-              </w:rPr>
-              <w:t>WASD o flechas; misma velocidad total en diagonal; colisión circular contra muros.</w:t>
-            </w:r>
-          </w:p>
-        </w:tc>
-      </w:tr>
-      <w:tr>
-        <w:trPr>
-          <w:cantSplit/>
-        </w:trPr>
-        <w:tc>
-          <w:tcPr>
-            <w:tcW w:type="dxa" w:w="1984"/>
-            <w:vAlign w:val="center"/>
-            <w:tcMar>
-              <w:top w:w="80" w:type="dxa"/>
-              <w:left w:w="80" w:type="dxa"/>
-              <w:bottom w:w="80" w:type="dxa"/>
-              <w:right w:w="80" w:type="dxa"/>
-            </w:tcMar>
-            <w:tcBorders>
-              <w:top w:val="single" w:sz="4" w:color="D9D9D9"/>
-              <w:left w:val="single" w:sz="4" w:color="D9D9D9"/>
-              <w:bottom w:val="single" w:sz="4" w:color="D9D9D9"/>
-              <w:right w:val="single" w:sz="4" w:color="D9D9D9"/>
-            </w:tcBorders>
-            <w:shd w:fill="F5F7F9"/>
-          </w:tcPr>
-          <w:p>
-            <w:pPr>
-              <w:spacing w:after="40" w:line="240" w:lineRule="auto"/>
-            </w:pPr>
-            <w:r>
-              <w:rPr>
-                <w:b w:val="0"/>
-                <w:sz w:val="18"/>
-              </w:rPr>
-              <w:t>Detección</w:t>
-            </w:r>
-          </w:p>
-        </w:tc>
-        <w:tc>
-          <w:tcPr>
-            <w:tcW w:type="dxa" w:w="7654"/>
-            <w:vAlign w:val="center"/>
-            <w:tcMar>
-              <w:top w:w="80" w:type="dxa"/>
-              <w:left w:w="80" w:type="dxa"/>
-              <w:bottom w:w="80" w:type="dxa"/>
-              <w:right w:w="80" w:type="dxa"/>
-            </w:tcMar>
-            <w:tcBorders>
-              <w:top w:val="single" w:sz="4" w:color="D9D9D9"/>
-              <w:left w:val="single" w:sz="4" w:color="D9D9D9"/>
-              <w:bottom w:val="single" w:sz="4" w:color="D9D9D9"/>
-              <w:right w:val="single" w:sz="4" w:color="D9D9D9"/>
-            </w:tcBorders>
-            <w:shd w:fill="F5F7F9"/>
-          </w:tcPr>
-          <w:p>
-            <w:pPr>
-              <w:spacing w:after="40" w:line="240" w:lineRule="auto"/>
-            </w:pPr>
-            <w:r>
-              <w:rPr>
-                <w:b w:val="0"/>
-                <w:sz w:val="18"/>
-              </w:rPr>
-              <w:t>Cono con alcance y bloqueo por muros; contacto con guardia también captura. Se evalúa el centro del jugador.</w:t>
-            </w:r>
-          </w:p>
-        </w:tc>
-      </w:tr>
-      <w:tr>
-        <w:trPr>
-          <w:cantSplit/>
-        </w:trPr>
-        <w:tc>
-          <w:tcPr>
-            <w:tcW w:type="dxa" w:w="1984"/>
-            <w:vAlign w:val="center"/>
-            <w:tcMar>
-              <w:top w:w="80" w:type="dxa"/>
-              <w:left w:w="80" w:type="dxa"/>
-              <w:bottom w:w="80" w:type="dxa"/>
-              <w:right w:w="80" w:type="dxa"/>
-            </w:tcMar>
-            <w:tcBorders>
-              <w:top w:val="single" w:sz="4" w:color="D9D9D9"/>
-              <w:left w:val="single" w:sz="4" w:color="D9D9D9"/>
-              <w:bottom w:val="single" w:sz="4" w:color="D9D9D9"/>
-              <w:right w:val="single" w:sz="4" w:color="D9D9D9"/>
-            </w:tcBorders>
-            <w:shd w:fill="FFFFFF"/>
-          </w:tcPr>
-          <w:p>
-            <w:pPr>
-              <w:spacing w:after="40" w:line="240" w:lineRule="auto"/>
-            </w:pPr>
-            <w:r>
-              <w:rPr>
-                <w:b w:val="0"/>
-                <w:sz w:val="18"/>
-              </w:rPr>
-              <w:t>Llave y salida</w:t>
-            </w:r>
-          </w:p>
-        </w:tc>
-        <w:tc>
-          <w:tcPr>
-            <w:tcW w:type="dxa" w:w="7654"/>
-            <w:vAlign w:val="center"/>
-            <w:tcMar>
-              <w:top w:w="80" w:type="dxa"/>
-              <w:left w:w="80" w:type="dxa"/>
-              <w:bottom w:w="80" w:type="dxa"/>
-              <w:right w:w="80" w:type="dxa"/>
-            </w:tcMar>
-            <w:tcBorders>
-              <w:top w:val="single" w:sz="4" w:color="D9D9D9"/>
-              <w:left w:val="single" w:sz="4" w:color="D9D9D9"/>
-              <w:bottom w:val="single" w:sz="4" w:color="D9D9D9"/>
-              <w:right w:val="single" w:sz="4" w:color="D9D9D9"/>
-            </w:tcBorders>
-            <w:shd w:fill="FFFFFF"/>
-          </w:tcPr>
-          <w:p>
-            <w:pPr>
-              <w:spacing w:after="40" w:line="240" w:lineRule="auto"/>
-            </w:pPr>
-            <w:r>
-              <w:rPr>
-                <w:b w:val="0"/>
-                <w:sz w:val="18"/>
-              </w:rPr>
-              <w:t>Una llave aporta 100 puntos. Salir con ella aporta 500, una sola vez.</w:t>
-            </w:r>
-          </w:p>
-        </w:tc>
-      </w:tr>
-      <w:tr>
-        <w:trPr>
-          <w:cantSplit/>
-        </w:trPr>
-        <w:tc>
-          <w:tcPr>
-            <w:tcW w:type="dxa" w:w="1984"/>
-            <w:vAlign w:val="center"/>
-            <w:tcMar>
-              <w:top w:w="80" w:type="dxa"/>
-              <w:left w:w="80" w:type="dxa"/>
-              <w:bottom w:w="80" w:type="dxa"/>
-              <w:right w:w="80" w:type="dxa"/>
-            </w:tcMar>
-            <w:tcBorders>
-              <w:top w:val="single" w:sz="4" w:color="D9D9D9"/>
-              <w:left w:val="single" w:sz="4" w:color="D9D9D9"/>
-              <w:bottom w:val="single" w:sz="4" w:color="D9D9D9"/>
-              <w:right w:val="single" w:sz="4" w:color="D9D9D9"/>
-            </w:tcBorders>
-            <w:shd w:fill="F5F7F9"/>
-          </w:tcPr>
-          <w:p>
-            <w:pPr>
-              <w:spacing w:after="40" w:line="240" w:lineRule="auto"/>
-            </w:pPr>
-            <w:r>
-              <w:rPr>
-                <w:b w:val="0"/>
-                <w:sz w:val="18"/>
-              </w:rPr>
-              <w:t>Prioridad</w:t>
-            </w:r>
-          </w:p>
-        </w:tc>
-        <w:tc>
-          <w:tcPr>
-            <w:tcW w:type="dxa" w:w="7654"/>
-            <w:vAlign w:val="center"/>
-            <w:tcMar>
-              <w:top w:w="80" w:type="dxa"/>
-              <w:left w:w="80" w:type="dxa"/>
-              <w:bottom w:w="80" w:type="dxa"/>
-              <w:right w:w="80" w:type="dxa"/>
-            </w:tcMar>
-            <w:tcBorders>
-              <w:top w:val="single" w:sz="4" w:color="D9D9D9"/>
-              <w:left w:val="single" w:sz="4" w:color="D9D9D9"/>
-              <w:bottom w:val="single" w:sz="4" w:color="D9D9D9"/>
-              <w:right w:val="single" w:sz="4" w:color="D9D9D9"/>
-            </w:tcBorders>
-            <w:shd w:fill="F5F7F9"/>
-          </w:tcPr>
-          <w:p>
-            <w:pPr>
-              <w:spacing w:after="40" w:line="240" w:lineRule="auto"/>
-            </w:pPr>
-            <w:r>
-              <w:rPr>
-                <w:b w:val="0"/>
-                <w:sz w:val="18"/>
-              </w:rPr>
-              <w:t>La captura prevalece sobre recoger la llave o alcanzar la salida en la misma actualización.</w:t>
-            </w:r>
-          </w:p>
-        </w:tc>
-      </w:tr>
-      <w:tr>
-        <w:trPr>
-          <w:cantSplit/>
-        </w:trPr>
-        <w:tc>
-          <w:tcPr>
-            <w:tcW w:type="dxa" w:w="1984"/>
-            <w:vAlign w:val="center"/>
-            <w:tcMar>
-              <w:top w:w="80" w:type="dxa"/>
-              <w:left w:w="80" w:type="dxa"/>
-              <w:bottom w:w="80" w:type="dxa"/>
-              <w:right w:w="80" w:type="dxa"/>
-            </w:tcMar>
-            <w:tcBorders>
-              <w:top w:val="single" w:sz="4" w:color="D9D9D9"/>
-              <w:left w:val="single" w:sz="4" w:color="D9D9D9"/>
-              <w:bottom w:val="single" w:sz="4" w:color="D9D9D9"/>
-              <w:right w:val="single" w:sz="4" w:color="D9D9D9"/>
-            </w:tcBorders>
-            <w:shd w:fill="FFFFFF"/>
-          </w:tcPr>
-          <w:p>
-            <w:pPr>
-              <w:spacing w:after="40" w:line="240" w:lineRule="auto"/>
-            </w:pPr>
-            <w:r>
-              <w:rPr>
-                <w:b w:val="0"/>
-                <w:sz w:val="18"/>
-              </w:rPr>
-              <w:t>Carrera</w:t>
-            </w:r>
-          </w:p>
-        </w:tc>
-        <w:tc>
-          <w:tcPr>
-            <w:tcW w:type="dxa" w:w="7654"/>
-            <w:vAlign w:val="center"/>
-            <w:tcMar>
-              <w:top w:w="80" w:type="dxa"/>
-              <w:left w:w="80" w:type="dxa"/>
-              <w:bottom w:w="80" w:type="dxa"/>
-              <w:right w:w="80" w:type="dxa"/>
-            </w:tcMar>
-            <w:tcBorders>
-              <w:top w:val="single" w:sz="4" w:color="D9D9D9"/>
-              <w:left w:val="single" w:sz="4" w:color="D9D9D9"/>
-              <w:bottom w:val="single" w:sz="4" w:color="D9D9D9"/>
-              <w:right w:val="single" w:sz="4" w:color="D9D9D9"/>
-            </w:tcBorders>
-            <w:shd w:fill="FFFFFF"/>
-          </w:tcPr>
-          <w:p>
-            <w:pPr>
-              <w:spacing w:after="40" w:line="240" w:lineRule="auto"/>
-            </w:pPr>
-            <w:r>
-              <w:rPr>
-                <w:b w:val="0"/>
-                <w:sz w:val="18"/>
-              </w:rPr>
-              <w:t>Shift: velocidad por 1,5 durante 2 s; recarga de 5 s después del efecto.</w:t>
-            </w:r>
-          </w:p>
-        </w:tc>
-      </w:tr>
-      <w:tr>
-        <w:trPr>
-          <w:cantSplit/>
-        </w:trPr>
-        <w:tc>
-          <w:tcPr>
-            <w:tcW w:type="dxa" w:w="1984"/>
-            <w:vAlign w:val="center"/>
-            <w:tcMar>
-              <w:top w:w="80" w:type="dxa"/>
-              <w:left w:w="80" w:type="dxa"/>
-              <w:bottom w:w="80" w:type="dxa"/>
-              <w:right w:w="80" w:type="dxa"/>
-            </w:tcMar>
-            <w:tcBorders>
-              <w:top w:val="single" w:sz="4" w:color="D9D9D9"/>
-              <w:left w:val="single" w:sz="4" w:color="D9D9D9"/>
-              <w:bottom w:val="single" w:sz="4" w:color="D9D9D9"/>
-              <w:right w:val="single" w:sz="4" w:color="D9D9D9"/>
-            </w:tcBorders>
-            <w:shd w:fill="F5F7F9"/>
-          </w:tcPr>
-          <w:p>
-            <w:pPr>
-              <w:spacing w:after="40" w:line="240" w:lineRule="auto"/>
-            </w:pPr>
-            <w:r>
-              <w:rPr>
-                <w:b w:val="0"/>
-                <w:sz w:val="18"/>
-              </w:rPr>
-              <w:t>Pausa y reinicio</w:t>
-            </w:r>
-          </w:p>
-        </w:tc>
-        <w:tc>
-          <w:tcPr>
-            <w:tcW w:type="dxa" w:w="7654"/>
-            <w:vAlign w:val="center"/>
-            <w:tcMar>
-              <w:top w:w="80" w:type="dxa"/>
-              <w:left w:w="80" w:type="dxa"/>
-              <w:bottom w:w="80" w:type="dxa"/>
-              <w:right w:w="80" w:type="dxa"/>
-            </w:tcMar>
-            <w:tcBorders>
-              <w:top w:val="single" w:sz="4" w:color="D9D9D9"/>
-              <w:left w:val="single" w:sz="4" w:color="D9D9D9"/>
-              <w:bottom w:val="single" w:sz="4" w:color="D9D9D9"/>
-              <w:right w:val="single" w:sz="4" w:color="D9D9D9"/>
-            </w:tcBorders>
-            <w:shd w:fill="F5F7F9"/>
-          </w:tcPr>
-          <w:p>
-            <w:pPr>
-              <w:spacing w:after="40" w:line="240" w:lineRule="auto"/>
-            </w:pPr>
-            <w:r>
-              <w:rPr>
-                <w:b w:val="0"/>
-                <w:sz w:val="18"/>
-              </w:rPr>
-              <w:t>P o Escape congelan la simulación; R tras victoria o derrota crea un nivel nuevo y pone el puntaje en cero.</w:t>
-            </w:r>
-          </w:p>
-        </w:tc>
-      </w:tr>
-    </w:tbl>
-    <w:p>
-      <w:pPr>
-        <w:spacing w:after="40"/>
-      </w:pPr>
+        <w:t>Figura 2. Interfaz inicial generada por Pygame en modo de verificación.</w:t>
+      </w:r>
     </w:p>
     <w:p>
       <w:r>
-        <w:br w:type="page"/>
+        <w:t xml:space="preserve">El 15 de octubre de 2026 se ejecutó </w:t>
+      </w:r>
+      <w:r>
+        <w:rPr>
+          <w:rFonts w:ascii="Consolas" w:hAnsi="Consolas"/>
+          <w:sz w:val="18"/>
+        </w:rPr>
+        <w:t>tools/verificar.py</w:t>
+      </w:r>
+      <w:r>
+        <w:t xml:space="preserve"> con Python 3.12.14 y Pygame 2.6.1: </w:t>
+      </w:r>
+      <w:r>
+        <w:rPr>
+          <w:b/>
+        </w:rPr>
+        <w:t>21 pruebas, cero fallos y cero errores</w:t>
+      </w:r>
+      <w:r>
+        <w:t>. La ruta automatizada obtuvo 600 puntos en 872 actualizaciones. También se generaron cuatro capturas con Pygame en modo SDL sin ventana y se comprobaron eventos de pausa, reanudación, pérdida de foco, reinicio y cierre. Estos resultados demuestran ejecución automatizada; aún no documentan un ensayo humano con teclado. La rúbrica menciona «25 %» para el máximo de este criterio, pero no define cómo calcular ese porcentaje [2, p. 1]; por ello se presentan funcionalidades verificables en vez de un porcentaje inventado.</w:t>
+      </w:r>
+    </w:p>
+    <w:p>
+      <w:r>
+        <w:rPr>
+          <w:b/>
+        </w:rPr>
+        <w:t>Git.</w:t>
+      </w:r>
+      <w:r>
+        <w:t xml:space="preserve"> El historial local contiene los commits </w:t>
+      </w:r>
+      <w:r>
+        <w:rPr>
+          <w:rFonts w:ascii="Consolas" w:hAnsi="Consolas"/>
+          <w:sz w:val="18"/>
+        </w:rPr>
+        <w:t>cfaba6e</w:t>
+      </w:r>
+      <w:r>
+        <w:t xml:space="preserve"> (planificación), </w:t>
+      </w:r>
+      <w:r>
+        <w:rPr>
+          <w:rFonts w:ascii="Consolas" w:hAnsi="Consolas"/>
+          <w:sz w:val="18"/>
+        </w:rPr>
+        <w:t>8917f20</w:t>
+      </w:r>
+      <w:r>
+        <w:t xml:space="preserve"> (prototipo) y </w:t>
+      </w:r>
+      <w:r>
+        <w:rPr>
+          <w:rFonts w:ascii="Consolas" w:hAnsi="Consolas"/>
+          <w:sz w:val="18"/>
+        </w:rPr>
+        <w:t>f3cd9fe</w:t>
+      </w:r>
+      <w:r>
+        <w:t xml:space="preserve"> (informe), todos del 8 de octubre y todos con el mismo autor configurado. Esto acredita uso de Git, pero </w:t>
+      </w:r>
+      <w:r>
+        <w:rPr>
+          <w:b/>
+        </w:rPr>
+        <w:t>no acredita participación de todos los integrantes ni evidencia del equipo al 100 %</w:t>
+      </w:r>
+      <w:r>
+        <w:t xml:space="preserve">. Antes de la entrega, cada integrante debe registrar sus aportes reales con su identidad. El estado comprobable está en </w:t>
+      </w:r>
+      <w:r>
+        <w:rPr>
+          <w:rFonts w:ascii="Consolas" w:hAnsi="Consolas"/>
+          <w:sz w:val="18"/>
+        </w:rPr>
+        <w:t>docs/evidencias/git_estado.md</w:t>
+      </w:r>
+      <w:r>
+        <w:t>; no se fabricaron commits ni autorías.</w:t>
+      </w:r>
+    </w:p>
+    <w:p>
+      <w:r>
+        <w:t>Para el proyecto final todavía faltan distintos niveles. La sección de API del proyecto final se titula «sugerencia», aunque el cuerpo dice «debe integrar»; su obligatoriedad requiere aclaración docente [1, p. 3]. Ni los niveles posteriores ni la API se presentan como implementados en este parcial.</w:t>
       </w:r>
     </w:p>
     <w:p>
@@ -1397,5912 +1254,419 @@
         <w:pStyle w:val="Heading1"/>
       </w:pPr>
       <w:r>
-        <w:t>3 Requisitos funcionales y casos de uso</w:t>
+        <w:t>VII. Conclusiones</w:t>
       </w:r>
     </w:p>
-    <w:tbl>
-      <w:tblPr>
-        <w:tblW w:type="auto" w:w="0"/>
-        <w:jc w:val="center"/>
-        <w:tblLayout w:type="fixed"/>
-        <w:tblLook w:firstColumn="1" w:firstRow="1" w:lastColumn="0" w:lastRow="0" w:noHBand="0" w:noVBand="1" w:val="04A0"/>
-      </w:tblPr>
-      <w:tblGrid>
-        <w:gridCol w:w="794"/>
-        <w:gridCol w:w="2098"/>
-        <w:gridCol w:w="6746"/>
-      </w:tblGrid>
-      <w:tr>
-        <w:trPr>
-          <w:cantSplit/>
-          <w:tblHeader/>
-        </w:trPr>
-        <w:tc>
-          <w:tcPr>
-            <w:tcW w:type="dxa" w:w="794"/>
-            <w:vAlign w:val="center"/>
-            <w:tcMar>
-              <w:top w:w="80" w:type="dxa"/>
-              <w:left w:w="80" w:type="dxa"/>
-              <w:bottom w:w="80" w:type="dxa"/>
-              <w:right w:w="80" w:type="dxa"/>
-            </w:tcMar>
-            <w:tcBorders>
-              <w:top w:val="single" w:sz="4" w:color="D9D9D9"/>
-              <w:left w:val="single" w:sz="4" w:color="D9D9D9"/>
-              <w:bottom w:val="single" w:sz="4" w:color="D9D9D9"/>
-              <w:right w:val="single" w:sz="4" w:color="D9D9D9"/>
-            </w:tcBorders>
-            <w:shd w:fill="DCE6EE"/>
-          </w:tcPr>
-          <w:p>
-            <w:pPr>
-              <w:spacing w:after="40" w:line="240" w:lineRule="auto"/>
-            </w:pPr>
-            <w:r>
-              <w:rPr>
-                <w:b/>
-                <w:sz w:val="18"/>
-              </w:rPr>
-              <w:t>ID</w:t>
-            </w:r>
-          </w:p>
-        </w:tc>
-        <w:tc>
-          <w:tcPr>
-            <w:tcW w:type="dxa" w:w="2098"/>
-            <w:vAlign w:val="center"/>
-            <w:tcMar>
-              <w:top w:w="80" w:type="dxa"/>
-              <w:left w:w="80" w:type="dxa"/>
-              <w:bottom w:w="80" w:type="dxa"/>
-              <w:right w:w="80" w:type="dxa"/>
-            </w:tcMar>
-            <w:tcBorders>
-              <w:top w:val="single" w:sz="4" w:color="D9D9D9"/>
-              <w:left w:val="single" w:sz="4" w:color="D9D9D9"/>
-              <w:bottom w:val="single" w:sz="4" w:color="D9D9D9"/>
-              <w:right w:val="single" w:sz="4" w:color="D9D9D9"/>
-            </w:tcBorders>
-            <w:shd w:fill="DCE6EE"/>
-          </w:tcPr>
-          <w:p>
-            <w:pPr>
-              <w:spacing w:after="40" w:line="240" w:lineRule="auto"/>
-            </w:pPr>
-            <w:r>
-              <w:rPr>
-                <w:b/>
-                <w:sz w:val="18"/>
-              </w:rPr>
-              <w:t>Función</w:t>
-            </w:r>
-          </w:p>
-        </w:tc>
-        <w:tc>
-          <w:tcPr>
-            <w:tcW w:type="dxa" w:w="6746"/>
-            <w:vAlign w:val="center"/>
-            <w:tcMar>
-              <w:top w:w="80" w:type="dxa"/>
-              <w:left w:w="80" w:type="dxa"/>
-              <w:bottom w:w="80" w:type="dxa"/>
-              <w:right w:w="80" w:type="dxa"/>
-            </w:tcMar>
-            <w:tcBorders>
-              <w:top w:val="single" w:sz="4" w:color="D9D9D9"/>
-              <w:left w:val="single" w:sz="4" w:color="D9D9D9"/>
-              <w:bottom w:val="single" w:sz="4" w:color="D9D9D9"/>
-              <w:right w:val="single" w:sz="4" w:color="D9D9D9"/>
-            </w:tcBorders>
-            <w:shd w:fill="DCE6EE"/>
-          </w:tcPr>
-          <w:p>
-            <w:pPr>
-              <w:spacing w:after="40" w:line="240" w:lineRule="auto"/>
-            </w:pPr>
-            <w:r>
-              <w:rPr>
-                <w:b/>
-                <w:sz w:val="18"/>
-              </w:rPr>
-              <w:t>Criterio de aceptación</w:t>
-            </w:r>
-          </w:p>
-        </w:tc>
-      </w:tr>
-      <w:tr>
-        <w:trPr>
-          <w:cantSplit/>
-        </w:trPr>
-        <w:tc>
-          <w:tcPr>
-            <w:tcW w:type="dxa" w:w="794"/>
-            <w:vAlign w:val="center"/>
-            <w:tcMar>
-              <w:top w:w="80" w:type="dxa"/>
-              <w:left w:w="80" w:type="dxa"/>
-              <w:bottom w:w="80" w:type="dxa"/>
-              <w:right w:w="80" w:type="dxa"/>
-            </w:tcMar>
-            <w:tcBorders>
-              <w:top w:val="single" w:sz="4" w:color="D9D9D9"/>
-              <w:left w:val="single" w:sz="4" w:color="D9D9D9"/>
-              <w:bottom w:val="single" w:sz="4" w:color="D9D9D9"/>
-              <w:right w:val="single" w:sz="4" w:color="D9D9D9"/>
-            </w:tcBorders>
-            <w:shd w:fill="FFFFFF"/>
-          </w:tcPr>
-          <w:p>
-            <w:pPr>
-              <w:spacing w:after="40" w:line="240" w:lineRule="auto"/>
-            </w:pPr>
-            <w:r>
-              <w:rPr>
-                <w:b w:val="0"/>
-                <w:sz w:val="18"/>
-              </w:rPr>
-              <w:t>RF01</w:t>
-            </w:r>
-          </w:p>
-        </w:tc>
-        <w:tc>
-          <w:tcPr>
-            <w:tcW w:type="dxa" w:w="2098"/>
-            <w:vAlign w:val="center"/>
-            <w:tcMar>
-              <w:top w:w="80" w:type="dxa"/>
-              <w:left w:w="80" w:type="dxa"/>
-              <w:bottom w:w="80" w:type="dxa"/>
-              <w:right w:w="80" w:type="dxa"/>
-            </w:tcMar>
-            <w:tcBorders>
-              <w:top w:val="single" w:sz="4" w:color="D9D9D9"/>
-              <w:left w:val="single" w:sz="4" w:color="D9D9D9"/>
-              <w:bottom w:val="single" w:sz="4" w:color="D9D9D9"/>
-              <w:right w:val="single" w:sz="4" w:color="D9D9D9"/>
-            </w:tcBorders>
-            <w:shd w:fill="FFFFFF"/>
-          </w:tcPr>
-          <w:p>
-            <w:pPr>
-              <w:spacing w:after="40" w:line="240" w:lineRule="auto"/>
-            </w:pPr>
-            <w:r>
-              <w:rPr>
-                <w:b w:val="0"/>
-                <w:sz w:val="18"/>
-              </w:rPr>
-              <w:t>Iniciar</w:t>
-            </w:r>
-          </w:p>
-        </w:tc>
-        <w:tc>
-          <w:tcPr>
-            <w:tcW w:type="dxa" w:w="6746"/>
-            <w:vAlign w:val="center"/>
-            <w:tcMar>
-              <w:top w:w="80" w:type="dxa"/>
-              <w:left w:w="80" w:type="dxa"/>
-              <w:bottom w:w="80" w:type="dxa"/>
-              <w:right w:w="80" w:type="dxa"/>
-            </w:tcMar>
-            <w:tcBorders>
-              <w:top w:val="single" w:sz="4" w:color="D9D9D9"/>
-              <w:left w:val="single" w:sz="4" w:color="D9D9D9"/>
-              <w:bottom w:val="single" w:sz="4" w:color="D9D9D9"/>
-              <w:right w:val="single" w:sz="4" w:color="D9D9D9"/>
-            </w:tcBorders>
-            <w:shd w:fill="FFFFFF"/>
-          </w:tcPr>
-          <w:p>
-            <w:pPr>
-              <w:spacing w:after="40" w:line="240" w:lineRule="auto"/>
-            </w:pPr>
-            <w:r>
-              <w:rPr>
-                <w:b w:val="0"/>
-                <w:sz w:val="18"/>
-              </w:rPr>
-              <w:t>Mapa con todos los elementos y puntaje cero.</w:t>
-            </w:r>
-          </w:p>
-        </w:tc>
-      </w:tr>
-      <w:tr>
-        <w:trPr>
-          <w:cantSplit/>
-        </w:trPr>
-        <w:tc>
-          <w:tcPr>
-            <w:tcW w:type="dxa" w:w="794"/>
-            <w:vAlign w:val="center"/>
-            <w:tcMar>
-              <w:top w:w="80" w:type="dxa"/>
-              <w:left w:w="80" w:type="dxa"/>
-              <w:bottom w:w="80" w:type="dxa"/>
-              <w:right w:w="80" w:type="dxa"/>
-            </w:tcMar>
-            <w:tcBorders>
-              <w:top w:val="single" w:sz="4" w:color="D9D9D9"/>
-              <w:left w:val="single" w:sz="4" w:color="D9D9D9"/>
-              <w:bottom w:val="single" w:sz="4" w:color="D9D9D9"/>
-              <w:right w:val="single" w:sz="4" w:color="D9D9D9"/>
-            </w:tcBorders>
-            <w:shd w:fill="F5F7F9"/>
-          </w:tcPr>
-          <w:p>
-            <w:pPr>
-              <w:spacing w:after="40" w:line="240" w:lineRule="auto"/>
-            </w:pPr>
-            <w:r>
-              <w:rPr>
-                <w:b w:val="0"/>
-                <w:sz w:val="18"/>
-              </w:rPr>
-              <w:t>RF02</w:t>
-            </w:r>
-          </w:p>
-        </w:tc>
-        <w:tc>
-          <w:tcPr>
-            <w:tcW w:type="dxa" w:w="2098"/>
-            <w:vAlign w:val="center"/>
-            <w:tcMar>
-              <w:top w:w="80" w:type="dxa"/>
-              <w:left w:w="80" w:type="dxa"/>
-              <w:bottom w:w="80" w:type="dxa"/>
-              <w:right w:w="80" w:type="dxa"/>
-            </w:tcMar>
-            <w:tcBorders>
-              <w:top w:val="single" w:sz="4" w:color="D9D9D9"/>
-              <w:left w:val="single" w:sz="4" w:color="D9D9D9"/>
-              <w:bottom w:val="single" w:sz="4" w:color="D9D9D9"/>
-              <w:right w:val="single" w:sz="4" w:color="D9D9D9"/>
-            </w:tcBorders>
-            <w:shd w:fill="F5F7F9"/>
-          </w:tcPr>
-          <w:p>
-            <w:pPr>
-              <w:spacing w:after="40" w:line="240" w:lineRule="auto"/>
-            </w:pPr>
-            <w:r>
-              <w:rPr>
-                <w:b w:val="0"/>
-                <w:sz w:val="18"/>
-              </w:rPr>
-              <w:t>Mover</w:t>
-            </w:r>
-          </w:p>
-        </w:tc>
-        <w:tc>
-          <w:tcPr>
-            <w:tcW w:type="dxa" w:w="6746"/>
-            <w:vAlign w:val="center"/>
-            <w:tcMar>
-              <w:top w:w="80" w:type="dxa"/>
-              <w:left w:w="80" w:type="dxa"/>
-              <w:bottom w:w="80" w:type="dxa"/>
-              <w:right w:w="80" w:type="dxa"/>
-            </w:tcMar>
-            <w:tcBorders>
-              <w:top w:val="single" w:sz="4" w:color="D9D9D9"/>
-              <w:left w:val="single" w:sz="4" w:color="D9D9D9"/>
-              <w:bottom w:val="single" w:sz="4" w:color="D9D9D9"/>
-              <w:right w:val="single" w:sz="4" w:color="D9D9D9"/>
-            </w:tcBorders>
-            <w:shd w:fill="F5F7F9"/>
-          </w:tcPr>
-          <w:p>
-            <w:pPr>
-              <w:spacing w:after="40" w:line="240" w:lineRule="auto"/>
-            </w:pPr>
-            <w:r>
-              <w:rPr>
-                <w:b w:val="0"/>
-                <w:sz w:val="18"/>
-              </w:rPr>
-              <w:t>Controles responden y el personaje no atraviesa muros.</w:t>
-            </w:r>
-          </w:p>
-        </w:tc>
-      </w:tr>
-      <w:tr>
-        <w:trPr>
-          <w:cantSplit/>
-        </w:trPr>
-        <w:tc>
-          <w:tcPr>
-            <w:tcW w:type="dxa" w:w="794"/>
-            <w:vAlign w:val="center"/>
-            <w:tcMar>
-              <w:top w:w="80" w:type="dxa"/>
-              <w:left w:w="80" w:type="dxa"/>
-              <w:bottom w:w="80" w:type="dxa"/>
-              <w:right w:w="80" w:type="dxa"/>
-            </w:tcMar>
-            <w:tcBorders>
-              <w:top w:val="single" w:sz="4" w:color="D9D9D9"/>
-              <w:left w:val="single" w:sz="4" w:color="D9D9D9"/>
-              <w:bottom w:val="single" w:sz="4" w:color="D9D9D9"/>
-              <w:right w:val="single" w:sz="4" w:color="D9D9D9"/>
-            </w:tcBorders>
-            <w:shd w:fill="FFFFFF"/>
-          </w:tcPr>
-          <w:p>
-            <w:pPr>
-              <w:spacing w:after="40" w:line="240" w:lineRule="auto"/>
-            </w:pPr>
-            <w:r>
-              <w:rPr>
-                <w:b w:val="0"/>
-                <w:sz w:val="18"/>
-              </w:rPr>
-              <w:t>RF03</w:t>
-            </w:r>
-          </w:p>
-        </w:tc>
-        <w:tc>
-          <w:tcPr>
-            <w:tcW w:type="dxa" w:w="2098"/>
-            <w:vAlign w:val="center"/>
-            <w:tcMar>
-              <w:top w:w="80" w:type="dxa"/>
-              <w:left w:w="80" w:type="dxa"/>
-              <w:bottom w:w="80" w:type="dxa"/>
-              <w:right w:w="80" w:type="dxa"/>
-            </w:tcMar>
-            <w:tcBorders>
-              <w:top w:val="single" w:sz="4" w:color="D9D9D9"/>
-              <w:left w:val="single" w:sz="4" w:color="D9D9D9"/>
-              <w:bottom w:val="single" w:sz="4" w:color="D9D9D9"/>
-              <w:right w:val="single" w:sz="4" w:color="D9D9D9"/>
-            </w:tcBorders>
-            <w:shd w:fill="FFFFFF"/>
-          </w:tcPr>
-          <w:p>
-            <w:pPr>
-              <w:spacing w:after="40" w:line="240" w:lineRule="auto"/>
-            </w:pPr>
-            <w:r>
-              <w:rPr>
-                <w:b w:val="0"/>
-                <w:sz w:val="18"/>
-              </w:rPr>
-              <w:t>Patrullar</w:t>
-            </w:r>
-          </w:p>
-        </w:tc>
-        <w:tc>
-          <w:tcPr>
-            <w:tcW w:type="dxa" w:w="6746"/>
-            <w:vAlign w:val="center"/>
-            <w:tcMar>
-              <w:top w:w="80" w:type="dxa"/>
-              <w:left w:w="80" w:type="dxa"/>
-              <w:bottom w:w="80" w:type="dxa"/>
-              <w:right w:w="80" w:type="dxa"/>
-            </w:tcMar>
-            <w:tcBorders>
-              <w:top w:val="single" w:sz="4" w:color="D9D9D9"/>
-              <w:left w:val="single" w:sz="4" w:color="D9D9D9"/>
-              <w:bottom w:val="single" w:sz="4" w:color="D9D9D9"/>
-              <w:right w:val="single" w:sz="4" w:color="D9D9D9"/>
-            </w:tcBorders>
-            <w:shd w:fill="FFFFFF"/>
-          </w:tcPr>
-          <w:p>
-            <w:pPr>
-              <w:spacing w:after="40" w:line="240" w:lineRule="auto"/>
-            </w:pPr>
-            <w:r>
-              <w:rPr>
-                <w:b w:val="0"/>
-                <w:sz w:val="18"/>
-              </w:rPr>
-              <w:t>Guardia recorre dos puntos y orienta su campo visual.</w:t>
-            </w:r>
-          </w:p>
-        </w:tc>
-      </w:tr>
-      <w:tr>
-        <w:trPr>
-          <w:cantSplit/>
-        </w:trPr>
-        <w:tc>
-          <w:tcPr>
-            <w:tcW w:type="dxa" w:w="794"/>
-            <w:vAlign w:val="center"/>
-            <w:tcMar>
-              <w:top w:w="80" w:type="dxa"/>
-              <w:left w:w="80" w:type="dxa"/>
-              <w:bottom w:w="80" w:type="dxa"/>
-              <w:right w:w="80" w:type="dxa"/>
-            </w:tcMar>
-            <w:tcBorders>
-              <w:top w:val="single" w:sz="4" w:color="D9D9D9"/>
-              <w:left w:val="single" w:sz="4" w:color="D9D9D9"/>
-              <w:bottom w:val="single" w:sz="4" w:color="D9D9D9"/>
-              <w:right w:val="single" w:sz="4" w:color="D9D9D9"/>
-            </w:tcBorders>
-            <w:shd w:fill="F5F7F9"/>
-          </w:tcPr>
-          <w:p>
-            <w:pPr>
-              <w:spacing w:after="40" w:line="240" w:lineRule="auto"/>
-            </w:pPr>
-            <w:r>
-              <w:rPr>
-                <w:b w:val="0"/>
-                <w:sz w:val="18"/>
-              </w:rPr>
-              <w:t>RF04</w:t>
-            </w:r>
-          </w:p>
-        </w:tc>
-        <w:tc>
-          <w:tcPr>
-            <w:tcW w:type="dxa" w:w="2098"/>
-            <w:vAlign w:val="center"/>
-            <w:tcMar>
-              <w:top w:w="80" w:type="dxa"/>
-              <w:left w:w="80" w:type="dxa"/>
-              <w:bottom w:w="80" w:type="dxa"/>
-              <w:right w:w="80" w:type="dxa"/>
-            </w:tcMar>
-            <w:tcBorders>
-              <w:top w:val="single" w:sz="4" w:color="D9D9D9"/>
-              <w:left w:val="single" w:sz="4" w:color="D9D9D9"/>
-              <w:bottom w:val="single" w:sz="4" w:color="D9D9D9"/>
-              <w:right w:val="single" w:sz="4" w:color="D9D9D9"/>
-            </w:tcBorders>
-            <w:shd w:fill="F5F7F9"/>
-          </w:tcPr>
-          <w:p>
-            <w:pPr>
-              <w:spacing w:after="40" w:line="240" w:lineRule="auto"/>
-            </w:pPr>
-            <w:r>
-              <w:rPr>
-                <w:b w:val="0"/>
-                <w:sz w:val="18"/>
-              </w:rPr>
-              <w:t>Detectar</w:t>
-            </w:r>
-          </w:p>
-        </w:tc>
-        <w:tc>
-          <w:tcPr>
-            <w:tcW w:type="dxa" w:w="6746"/>
-            <w:vAlign w:val="center"/>
-            <w:tcMar>
-              <w:top w:w="80" w:type="dxa"/>
-              <w:left w:w="80" w:type="dxa"/>
-              <w:bottom w:w="80" w:type="dxa"/>
-              <w:right w:w="80" w:type="dxa"/>
-            </w:tcMar>
-            <w:tcBorders>
-              <w:top w:val="single" w:sz="4" w:color="D9D9D9"/>
-              <w:left w:val="single" w:sz="4" w:color="D9D9D9"/>
-              <w:bottom w:val="single" w:sz="4" w:color="D9D9D9"/>
-              <w:right w:val="single" w:sz="4" w:color="D9D9D9"/>
-            </w:tcBorders>
-            <w:shd w:fill="F5F7F9"/>
-          </w:tcPr>
-          <w:p>
-            <w:pPr>
-              <w:spacing w:after="40" w:line="240" w:lineRule="auto"/>
-            </w:pPr>
-            <w:r>
-              <w:rPr>
-                <w:b w:val="0"/>
-                <w:sz w:val="18"/>
-              </w:rPr>
-              <w:t>Guardia o cámara provocan derrota; los muros bloquean la visión.</w:t>
-            </w:r>
-          </w:p>
-        </w:tc>
-      </w:tr>
-      <w:tr>
-        <w:trPr>
-          <w:cantSplit/>
-        </w:trPr>
-        <w:tc>
-          <w:tcPr>
-            <w:tcW w:type="dxa" w:w="794"/>
-            <w:vAlign w:val="center"/>
-            <w:tcMar>
-              <w:top w:w="80" w:type="dxa"/>
-              <w:left w:w="80" w:type="dxa"/>
-              <w:bottom w:w="80" w:type="dxa"/>
-              <w:right w:w="80" w:type="dxa"/>
-            </w:tcMar>
-            <w:tcBorders>
-              <w:top w:val="single" w:sz="4" w:color="D9D9D9"/>
-              <w:left w:val="single" w:sz="4" w:color="D9D9D9"/>
-              <w:bottom w:val="single" w:sz="4" w:color="D9D9D9"/>
-              <w:right w:val="single" w:sz="4" w:color="D9D9D9"/>
-            </w:tcBorders>
-            <w:shd w:fill="FFFFFF"/>
-          </w:tcPr>
-          <w:p>
-            <w:pPr>
-              <w:spacing w:after="40" w:line="240" w:lineRule="auto"/>
-            </w:pPr>
-            <w:r>
-              <w:rPr>
-                <w:b w:val="0"/>
-                <w:sz w:val="18"/>
-              </w:rPr>
-              <w:t>RF05</w:t>
-            </w:r>
-          </w:p>
-        </w:tc>
-        <w:tc>
-          <w:tcPr>
-            <w:tcW w:type="dxa" w:w="2098"/>
-            <w:vAlign w:val="center"/>
-            <w:tcMar>
-              <w:top w:w="80" w:type="dxa"/>
-              <w:left w:w="80" w:type="dxa"/>
-              <w:bottom w:w="80" w:type="dxa"/>
-              <w:right w:w="80" w:type="dxa"/>
-            </w:tcMar>
-            <w:tcBorders>
-              <w:top w:val="single" w:sz="4" w:color="D9D9D9"/>
-              <w:left w:val="single" w:sz="4" w:color="D9D9D9"/>
-              <w:bottom w:val="single" w:sz="4" w:color="D9D9D9"/>
-              <w:right w:val="single" w:sz="4" w:color="D9D9D9"/>
-            </w:tcBorders>
-            <w:shd w:fill="FFFFFF"/>
-          </w:tcPr>
-          <w:p>
-            <w:pPr>
-              <w:spacing w:after="40" w:line="240" w:lineRule="auto"/>
-            </w:pPr>
-            <w:r>
-              <w:rPr>
-                <w:b w:val="0"/>
-                <w:sz w:val="18"/>
-              </w:rPr>
-              <w:t>Recoger</w:t>
-            </w:r>
-          </w:p>
-        </w:tc>
-        <w:tc>
-          <w:tcPr>
-            <w:tcW w:type="dxa" w:w="6746"/>
-            <w:vAlign w:val="center"/>
-            <w:tcMar>
-              <w:top w:w="80" w:type="dxa"/>
-              <w:left w:w="80" w:type="dxa"/>
-              <w:bottom w:w="80" w:type="dxa"/>
-              <w:right w:w="80" w:type="dxa"/>
-            </w:tcMar>
-            <w:tcBorders>
-              <w:top w:val="single" w:sz="4" w:color="D9D9D9"/>
-              <w:left w:val="single" w:sz="4" w:color="D9D9D9"/>
-              <w:bottom w:val="single" w:sz="4" w:color="D9D9D9"/>
-              <w:right w:val="single" w:sz="4" w:color="D9D9D9"/>
-            </w:tcBorders>
-            <w:shd w:fill="FFFFFF"/>
-          </w:tcPr>
-          <w:p>
-            <w:pPr>
-              <w:spacing w:after="40" w:line="240" w:lineRule="auto"/>
-            </w:pPr>
-            <w:r>
-              <w:rPr>
-                <w:b w:val="0"/>
-                <w:sz w:val="18"/>
-              </w:rPr>
-              <w:t>Llave se retira y suma 100 puntos exactamente una vez.</w:t>
-            </w:r>
-          </w:p>
-        </w:tc>
-      </w:tr>
-      <w:tr>
-        <w:trPr>
-          <w:cantSplit/>
-        </w:trPr>
-        <w:tc>
-          <w:tcPr>
-            <w:tcW w:type="dxa" w:w="794"/>
-            <w:vAlign w:val="center"/>
-            <w:tcMar>
-              <w:top w:w="80" w:type="dxa"/>
-              <w:left w:w="80" w:type="dxa"/>
-              <w:bottom w:w="80" w:type="dxa"/>
-              <w:right w:w="80" w:type="dxa"/>
-            </w:tcMar>
-            <w:tcBorders>
-              <w:top w:val="single" w:sz="4" w:color="D9D9D9"/>
-              <w:left w:val="single" w:sz="4" w:color="D9D9D9"/>
-              <w:bottom w:val="single" w:sz="4" w:color="D9D9D9"/>
-              <w:right w:val="single" w:sz="4" w:color="D9D9D9"/>
-            </w:tcBorders>
-            <w:shd w:fill="F5F7F9"/>
-          </w:tcPr>
-          <w:p>
-            <w:pPr>
-              <w:spacing w:after="40" w:line="240" w:lineRule="auto"/>
-            </w:pPr>
-            <w:r>
-              <w:rPr>
-                <w:b w:val="0"/>
-                <w:sz w:val="18"/>
-              </w:rPr>
-              <w:t>RF06</w:t>
-            </w:r>
-          </w:p>
-        </w:tc>
-        <w:tc>
-          <w:tcPr>
-            <w:tcW w:type="dxa" w:w="2098"/>
-            <w:vAlign w:val="center"/>
-            <w:tcMar>
-              <w:top w:w="80" w:type="dxa"/>
-              <w:left w:w="80" w:type="dxa"/>
-              <w:bottom w:w="80" w:type="dxa"/>
-              <w:right w:w="80" w:type="dxa"/>
-            </w:tcMar>
-            <w:tcBorders>
-              <w:top w:val="single" w:sz="4" w:color="D9D9D9"/>
-              <w:left w:val="single" w:sz="4" w:color="D9D9D9"/>
-              <w:bottom w:val="single" w:sz="4" w:color="D9D9D9"/>
-              <w:right w:val="single" w:sz="4" w:color="D9D9D9"/>
-            </w:tcBorders>
-            <w:shd w:fill="F5F7F9"/>
-          </w:tcPr>
-          <w:p>
-            <w:pPr>
-              <w:spacing w:after="40" w:line="240" w:lineRule="auto"/>
-            </w:pPr>
-            <w:r>
-              <w:rPr>
-                <w:b w:val="0"/>
-                <w:sz w:val="18"/>
-              </w:rPr>
-              <w:t>Escapar</w:t>
-            </w:r>
-          </w:p>
-        </w:tc>
-        <w:tc>
-          <w:tcPr>
-            <w:tcW w:type="dxa" w:w="6746"/>
-            <w:vAlign w:val="center"/>
-            <w:tcMar>
-              <w:top w:w="80" w:type="dxa"/>
-              <w:left w:w="80" w:type="dxa"/>
-              <w:bottom w:w="80" w:type="dxa"/>
-              <w:right w:w="80" w:type="dxa"/>
-            </w:tcMar>
-            <w:tcBorders>
-              <w:top w:val="single" w:sz="4" w:color="D9D9D9"/>
-              <w:left w:val="single" w:sz="4" w:color="D9D9D9"/>
-              <w:bottom w:val="single" w:sz="4" w:color="D9D9D9"/>
-              <w:right w:val="single" w:sz="4" w:color="D9D9D9"/>
-            </w:tcBorders>
-            <w:shd w:fill="F5F7F9"/>
-          </w:tcPr>
-          <w:p>
-            <w:pPr>
-              <w:spacing w:after="40" w:line="240" w:lineRule="auto"/>
-            </w:pPr>
-            <w:r>
-              <w:rPr>
-                <w:b w:val="0"/>
-                <w:sz w:val="18"/>
-              </w:rPr>
-              <w:t>Salida exige llave y termina el nivel con 600 puntos totales.</w:t>
-            </w:r>
-          </w:p>
-        </w:tc>
-      </w:tr>
-      <w:tr>
-        <w:trPr>
-          <w:cantSplit/>
-        </w:trPr>
-        <w:tc>
-          <w:tcPr>
-            <w:tcW w:type="dxa" w:w="794"/>
-            <w:vAlign w:val="center"/>
-            <w:tcMar>
-              <w:top w:w="80" w:type="dxa"/>
-              <w:left w:w="80" w:type="dxa"/>
-              <w:bottom w:w="80" w:type="dxa"/>
-              <w:right w:w="80" w:type="dxa"/>
-            </w:tcMar>
-            <w:tcBorders>
-              <w:top w:val="single" w:sz="4" w:color="D9D9D9"/>
-              <w:left w:val="single" w:sz="4" w:color="D9D9D9"/>
-              <w:bottom w:val="single" w:sz="4" w:color="D9D9D9"/>
-              <w:right w:val="single" w:sz="4" w:color="D9D9D9"/>
-            </w:tcBorders>
-            <w:shd w:fill="FFFFFF"/>
-          </w:tcPr>
-          <w:p>
-            <w:pPr>
-              <w:spacing w:after="40" w:line="240" w:lineRule="auto"/>
-            </w:pPr>
-            <w:r>
-              <w:rPr>
-                <w:b w:val="0"/>
-                <w:sz w:val="18"/>
-              </w:rPr>
-              <w:t>RF07</w:t>
-            </w:r>
-          </w:p>
-        </w:tc>
-        <w:tc>
-          <w:tcPr>
-            <w:tcW w:type="dxa" w:w="2098"/>
-            <w:vAlign w:val="center"/>
-            <w:tcMar>
-              <w:top w:w="80" w:type="dxa"/>
-              <w:left w:w="80" w:type="dxa"/>
-              <w:bottom w:w="80" w:type="dxa"/>
-              <w:right w:w="80" w:type="dxa"/>
-            </w:tcMar>
-            <w:tcBorders>
-              <w:top w:val="single" w:sz="4" w:color="D9D9D9"/>
-              <w:left w:val="single" w:sz="4" w:color="D9D9D9"/>
-              <w:bottom w:val="single" w:sz="4" w:color="D9D9D9"/>
-              <w:right w:val="single" w:sz="4" w:color="D9D9D9"/>
-            </w:tcBorders>
-            <w:shd w:fill="FFFFFF"/>
-          </w:tcPr>
-          <w:p>
-            <w:pPr>
-              <w:spacing w:after="40" w:line="240" w:lineRule="auto"/>
-            </w:pPr>
-            <w:r>
-              <w:rPr>
-                <w:b w:val="0"/>
-                <w:sz w:val="18"/>
-              </w:rPr>
-              <w:t>Notificar puntaje</w:t>
-            </w:r>
-          </w:p>
-        </w:tc>
-        <w:tc>
-          <w:tcPr>
-            <w:tcW w:type="dxa" w:w="6746"/>
-            <w:vAlign w:val="center"/>
-            <w:tcMar>
-              <w:top w:w="80" w:type="dxa"/>
-              <w:left w:w="80" w:type="dxa"/>
-              <w:bottom w:w="80" w:type="dxa"/>
-              <w:right w:w="80" w:type="dxa"/>
-            </w:tcMar>
-            <w:tcBorders>
-              <w:top w:val="single" w:sz="4" w:color="D9D9D9"/>
-              <w:left w:val="single" w:sz="4" w:color="D9D9D9"/>
-              <w:bottom w:val="single" w:sz="4" w:color="D9D9D9"/>
-              <w:right w:val="single" w:sz="4" w:color="D9D9D9"/>
-            </w:tcBorders>
-            <w:shd w:fill="FFFFFF"/>
-          </w:tcPr>
-          <w:p>
-            <w:pPr>
-              <w:spacing w:after="40" w:line="240" w:lineRule="auto"/>
-            </w:pPr>
-            <w:r>
-              <w:rPr>
-                <w:b w:val="0"/>
-                <w:sz w:val="18"/>
-              </w:rPr>
-              <w:t>El panel recibe los cambios mediante Observer.</w:t>
-            </w:r>
-          </w:p>
-        </w:tc>
-      </w:tr>
-      <w:tr>
-        <w:trPr>
-          <w:cantSplit/>
-        </w:trPr>
-        <w:tc>
-          <w:tcPr>
-            <w:tcW w:type="dxa" w:w="794"/>
-            <w:vAlign w:val="center"/>
-            <w:tcMar>
-              <w:top w:w="80" w:type="dxa"/>
-              <w:left w:w="80" w:type="dxa"/>
-              <w:bottom w:w="80" w:type="dxa"/>
-              <w:right w:w="80" w:type="dxa"/>
-            </w:tcMar>
-            <w:tcBorders>
-              <w:top w:val="single" w:sz="4" w:color="D9D9D9"/>
-              <w:left w:val="single" w:sz="4" w:color="D9D9D9"/>
-              <w:bottom w:val="single" w:sz="4" w:color="D9D9D9"/>
-              <w:right w:val="single" w:sz="4" w:color="D9D9D9"/>
-            </w:tcBorders>
-            <w:shd w:fill="F5F7F9"/>
-          </w:tcPr>
-          <w:p>
-            <w:pPr>
-              <w:spacing w:after="40" w:line="240" w:lineRule="auto"/>
-            </w:pPr>
-            <w:r>
-              <w:rPr>
-                <w:b w:val="0"/>
-                <w:sz w:val="18"/>
-              </w:rPr>
-              <w:t>RF08</w:t>
-            </w:r>
-          </w:p>
-        </w:tc>
-        <w:tc>
-          <w:tcPr>
-            <w:tcW w:type="dxa" w:w="2098"/>
-            <w:vAlign w:val="center"/>
-            <w:tcMar>
-              <w:top w:w="80" w:type="dxa"/>
-              <w:left w:w="80" w:type="dxa"/>
-              <w:bottom w:w="80" w:type="dxa"/>
-              <w:right w:w="80" w:type="dxa"/>
-            </w:tcMar>
-            <w:tcBorders>
-              <w:top w:val="single" w:sz="4" w:color="D9D9D9"/>
-              <w:left w:val="single" w:sz="4" w:color="D9D9D9"/>
-              <w:bottom w:val="single" w:sz="4" w:color="D9D9D9"/>
-              <w:right w:val="single" w:sz="4" w:color="D9D9D9"/>
-            </w:tcBorders>
-            <w:shd w:fill="F5F7F9"/>
-          </w:tcPr>
-          <w:p>
-            <w:pPr>
-              <w:spacing w:after="40" w:line="240" w:lineRule="auto"/>
-            </w:pPr>
-            <w:r>
-              <w:rPr>
-                <w:b w:val="0"/>
-                <w:sz w:val="18"/>
-              </w:rPr>
-              <w:t>Pausar</w:t>
-            </w:r>
-          </w:p>
-        </w:tc>
-        <w:tc>
-          <w:tcPr>
-            <w:tcW w:type="dxa" w:w="6746"/>
-            <w:vAlign w:val="center"/>
-            <w:tcMar>
-              <w:top w:w="80" w:type="dxa"/>
-              <w:left w:w="80" w:type="dxa"/>
-              <w:bottom w:w="80" w:type="dxa"/>
-              <w:right w:w="80" w:type="dxa"/>
-            </w:tcMar>
-            <w:tcBorders>
-              <w:top w:val="single" w:sz="4" w:color="D9D9D9"/>
-              <w:left w:val="single" w:sz="4" w:color="D9D9D9"/>
-              <w:bottom w:val="single" w:sz="4" w:color="D9D9D9"/>
-              <w:right w:val="single" w:sz="4" w:color="D9D9D9"/>
-            </w:tcBorders>
-            <w:shd w:fill="F5F7F9"/>
-          </w:tcPr>
-          <w:p>
-            <w:pPr>
-              <w:spacing w:after="40" w:line="240" w:lineRule="auto"/>
-            </w:pPr>
-            <w:r>
-              <w:rPr>
-                <w:b w:val="0"/>
-                <w:sz w:val="18"/>
-              </w:rPr>
-              <w:t>No avanzan posiciones, tiempo ni habilidad durante la pausa.</w:t>
-            </w:r>
-          </w:p>
-        </w:tc>
-      </w:tr>
-      <w:tr>
-        <w:trPr>
-          <w:cantSplit/>
-        </w:trPr>
-        <w:tc>
-          <w:tcPr>
-            <w:tcW w:type="dxa" w:w="794"/>
-            <w:vAlign w:val="center"/>
-            <w:tcMar>
-              <w:top w:w="80" w:type="dxa"/>
-              <w:left w:w="80" w:type="dxa"/>
-              <w:bottom w:w="80" w:type="dxa"/>
-              <w:right w:w="80" w:type="dxa"/>
-            </w:tcMar>
-            <w:tcBorders>
-              <w:top w:val="single" w:sz="4" w:color="D9D9D9"/>
-              <w:left w:val="single" w:sz="4" w:color="D9D9D9"/>
-              <w:bottom w:val="single" w:sz="4" w:color="D9D9D9"/>
-              <w:right w:val="single" w:sz="4" w:color="D9D9D9"/>
-            </w:tcBorders>
-            <w:shd w:fill="FFFFFF"/>
-          </w:tcPr>
-          <w:p>
-            <w:pPr>
-              <w:spacing w:after="40" w:line="240" w:lineRule="auto"/>
-            </w:pPr>
-            <w:r>
-              <w:rPr>
-                <w:b w:val="0"/>
-                <w:sz w:val="18"/>
-              </w:rPr>
-              <w:t>RF09</w:t>
-            </w:r>
-          </w:p>
-        </w:tc>
-        <w:tc>
-          <w:tcPr>
-            <w:tcW w:type="dxa" w:w="2098"/>
-            <w:vAlign w:val="center"/>
-            <w:tcMar>
-              <w:top w:w="80" w:type="dxa"/>
-              <w:left w:w="80" w:type="dxa"/>
-              <w:bottom w:w="80" w:type="dxa"/>
-              <w:right w:w="80" w:type="dxa"/>
-            </w:tcMar>
-            <w:tcBorders>
-              <w:top w:val="single" w:sz="4" w:color="D9D9D9"/>
-              <w:left w:val="single" w:sz="4" w:color="D9D9D9"/>
-              <w:bottom w:val="single" w:sz="4" w:color="D9D9D9"/>
-              <w:right w:val="single" w:sz="4" w:color="D9D9D9"/>
-            </w:tcBorders>
-            <w:shd w:fill="FFFFFF"/>
-          </w:tcPr>
-          <w:p>
-            <w:pPr>
-              <w:spacing w:after="40" w:line="240" w:lineRule="auto"/>
-            </w:pPr>
-            <w:r>
-              <w:rPr>
-                <w:b w:val="0"/>
-                <w:sz w:val="18"/>
-              </w:rPr>
-              <w:t>Reiniciar</w:t>
-            </w:r>
-          </w:p>
-        </w:tc>
-        <w:tc>
-          <w:tcPr>
-            <w:tcW w:type="dxa" w:w="6746"/>
-            <w:vAlign w:val="center"/>
-            <w:tcMar>
-              <w:top w:w="80" w:type="dxa"/>
-              <w:left w:w="80" w:type="dxa"/>
-              <w:bottom w:w="80" w:type="dxa"/>
-              <w:right w:w="80" w:type="dxa"/>
-            </w:tcMar>
-            <w:tcBorders>
-              <w:top w:val="single" w:sz="4" w:color="D9D9D9"/>
-              <w:left w:val="single" w:sz="4" w:color="D9D9D9"/>
-              <w:bottom w:val="single" w:sz="4" w:color="D9D9D9"/>
-              <w:right w:val="single" w:sz="4" w:color="D9D9D9"/>
-            </w:tcBorders>
-            <w:shd w:fill="FFFFFF"/>
-          </w:tcPr>
-          <w:p>
-            <w:pPr>
-              <w:spacing w:after="40" w:line="240" w:lineRule="auto"/>
-            </w:pPr>
-            <w:r>
-              <w:rPr>
-                <w:b w:val="0"/>
-                <w:sz w:val="18"/>
-              </w:rPr>
-              <w:t>Se restauran posiciones, llave, habilidad y puntaje.</w:t>
-            </w:r>
-          </w:p>
-        </w:tc>
-      </w:tr>
-      <w:tr>
-        <w:trPr>
-          <w:cantSplit/>
-        </w:trPr>
-        <w:tc>
-          <w:tcPr>
-            <w:tcW w:type="dxa" w:w="794"/>
-            <w:vAlign w:val="center"/>
-            <w:tcMar>
-              <w:top w:w="80" w:type="dxa"/>
-              <w:left w:w="80" w:type="dxa"/>
-              <w:bottom w:w="80" w:type="dxa"/>
-              <w:right w:w="80" w:type="dxa"/>
-            </w:tcMar>
-            <w:tcBorders>
-              <w:top w:val="single" w:sz="4" w:color="D9D9D9"/>
-              <w:left w:val="single" w:sz="4" w:color="D9D9D9"/>
-              <w:bottom w:val="single" w:sz="4" w:color="D9D9D9"/>
-              <w:right w:val="single" w:sz="4" w:color="D9D9D9"/>
-            </w:tcBorders>
-            <w:shd w:fill="F5F7F9"/>
-          </w:tcPr>
-          <w:p>
-            <w:pPr>
-              <w:spacing w:after="40" w:line="240" w:lineRule="auto"/>
-            </w:pPr>
-            <w:r>
-              <w:rPr>
-                <w:b w:val="0"/>
-                <w:sz w:val="18"/>
-              </w:rPr>
-              <w:t>RF10</w:t>
-            </w:r>
-          </w:p>
-        </w:tc>
-        <w:tc>
-          <w:tcPr>
-            <w:tcW w:type="dxa" w:w="2098"/>
-            <w:vAlign w:val="center"/>
-            <w:tcMar>
-              <w:top w:w="80" w:type="dxa"/>
-              <w:left w:w="80" w:type="dxa"/>
-              <w:bottom w:w="80" w:type="dxa"/>
-              <w:right w:w="80" w:type="dxa"/>
-            </w:tcMar>
-            <w:tcBorders>
-              <w:top w:val="single" w:sz="4" w:color="D9D9D9"/>
-              <w:left w:val="single" w:sz="4" w:color="D9D9D9"/>
-              <w:bottom w:val="single" w:sz="4" w:color="D9D9D9"/>
-              <w:right w:val="single" w:sz="4" w:color="D9D9D9"/>
-            </w:tcBorders>
-            <w:shd w:fill="F5F7F9"/>
-          </w:tcPr>
-          <w:p>
-            <w:pPr>
-              <w:spacing w:after="40" w:line="240" w:lineRule="auto"/>
-            </w:pPr>
-            <w:r>
-              <w:rPr>
-                <w:b w:val="0"/>
-                <w:sz w:val="18"/>
-              </w:rPr>
-              <w:t>Correr</w:t>
-            </w:r>
-          </w:p>
-        </w:tc>
-        <w:tc>
-          <w:tcPr>
-            <w:tcW w:type="dxa" w:w="6746"/>
-            <w:vAlign w:val="center"/>
-            <w:tcMar>
-              <w:top w:w="80" w:type="dxa"/>
-              <w:left w:w="80" w:type="dxa"/>
-              <w:bottom w:w="80" w:type="dxa"/>
-              <w:right w:w="80" w:type="dxa"/>
-            </w:tcMar>
-            <w:tcBorders>
-              <w:top w:val="single" w:sz="4" w:color="D9D9D9"/>
-              <w:left w:val="single" w:sz="4" w:color="D9D9D9"/>
-              <w:bottom w:val="single" w:sz="4" w:color="D9D9D9"/>
-              <w:right w:val="single" w:sz="4" w:color="D9D9D9"/>
-            </w:tcBorders>
-            <w:shd w:fill="F5F7F9"/>
-          </w:tcPr>
-          <w:p>
-            <w:pPr>
-              <w:spacing w:after="40" w:line="240" w:lineRule="auto"/>
-            </w:pPr>
-            <w:r>
-              <w:rPr>
-                <w:b w:val="0"/>
-                <w:sz w:val="18"/>
-              </w:rPr>
-              <w:t>Duración y recarga limitan la activación; se conservan colisiones.</w:t>
-            </w:r>
-          </w:p>
-        </w:tc>
-      </w:tr>
-    </w:tbl>
     <w:p>
       <w:pPr>
-        <w:spacing w:after="40"/>
+        <w:keepLines/>
       </w:pPr>
+      <w:r>
+        <w:t xml:space="preserve">El primer pabellón permite explicar con código y ejecución las seis relaciones y fundamentos exigidos para la calificación máxima de POO. La llamada polimórfica a </w:t>
+      </w:r>
+      <w:r>
+        <w:rPr>
+          <w:rFonts w:ascii="Consolas" w:hAnsi="Consolas"/>
+          <w:sz w:val="18"/>
+        </w:rPr>
+        <w:t>update()</w:t>
+      </w:r>
+      <w:r>
+        <w:t xml:space="preserve"> y la validación de </w:t>
+      </w:r>
+      <w:r>
+        <w:rPr>
+          <w:rFonts w:ascii="Consolas" w:hAnsi="Consolas"/>
+          <w:sz w:val="18"/>
+        </w:rPr>
+        <w:t>Puntaje</w:t>
+      </w:r>
+      <w:r>
+        <w:t xml:space="preserve"> son ejemplos concretos que el equipo puede mostrar durante la exposición. State y Observer separan el flujo de la partida y la actualización del panel.</w:t>
+      </w:r>
+    </w:p>
+    <w:p>
+      <w:pPr>
+        <w:keepLines/>
+      </w:pPr>
+      <w:r>
+        <w:t>La mayor limitación documental es Git: el historial disponible solo identifica a un autor, por lo que la evidencia de trabajo en equipo sigue incompleta. También falta realizar y registrar una prueba manual en el equipo de exposición. El siguiente trabajo verificable consiste en incorporar las contribuciones reales del equipo y ensayar la demostración; la ampliación a varios niveles pertenece al proyecto final.</w:t>
+      </w:r>
+    </w:p>
+    <w:p>
+      <w:pPr>
+        <w:pStyle w:val="Heading1"/>
+      </w:pPr>
+      <w:r>
+        <w:t>VIII. Anexos</w:t>
+      </w:r>
+    </w:p>
+    <w:p>
+      <w:pPr>
+        <w:pStyle w:val="ListBullet"/>
+      </w:pPr>
+      <w:r>
+        <w:rPr>
+          <w:b/>
+        </w:rPr>
+        <w:t>Diagrama de clases:</w:t>
+      </w:r>
+      <w:r>
+        <w:t xml:space="preserve"> </w:t>
+      </w:r>
+      <w:r>
+        <w:rPr>
+          <w:rFonts w:ascii="Consolas" w:hAnsi="Consolas"/>
+          <w:sz w:val="18"/>
+        </w:rPr>
+        <w:t>docs/diagramas/modelo_parcial.mmd</w:t>
+      </w:r>
+      <w:r>
+        <w:t xml:space="preserve"> y </w:t>
+      </w:r>
+      <w:r>
+        <w:rPr>
+          <w:rFonts w:ascii="Consolas" w:hAnsi="Consolas"/>
+          <w:sz w:val="18"/>
+        </w:rPr>
+        <w:t>modelo_parcial.png</w:t>
+      </w:r>
+      <w:r>
+        <w:t xml:space="preserve">; modelo ampliado </w:t>
+      </w:r>
+      <w:r>
+        <w:rPr>
+          <w:rFonts w:ascii="Consolas" w:hAnsi="Consolas"/>
+          <w:sz w:val="18"/>
+        </w:rPr>
+        <w:t>modelo_completo.mmd</w:t>
+      </w:r>
+      <w:r>
+        <w:t>.</w:t>
+      </w:r>
+    </w:p>
+    <w:p>
+      <w:pPr>
+        <w:pStyle w:val="ListBullet"/>
+      </w:pPr>
+      <w:r>
+        <w:rPr>
+          <w:b/>
+        </w:rPr>
+        <w:t>Código de asociación, composición y polimorfismo:</w:t>
+      </w:r>
+      <w:r>
+        <w:t xml:space="preserve"> </w:t>
+      </w:r>
+      <w:r>
+        <w:rPr>
+          <w:rFonts w:ascii="Consolas" w:hAnsi="Consolas"/>
+          <w:sz w:val="18"/>
+        </w:rPr>
+        <w:t>src/personajes.py</w:t>
+      </w:r>
+      <w:r>
+        <w:t xml:space="preserve"> y </w:t>
+      </w:r>
+      <w:r>
+        <w:rPr>
+          <w:rFonts w:ascii="Consolas" w:hAnsi="Consolas"/>
+          <w:sz w:val="18"/>
+        </w:rPr>
+        <w:t>src/nivel.py</w:t>
+      </w:r>
+      <w:r>
+        <w:t>.</w:t>
+      </w:r>
+    </w:p>
+    <w:p>
+      <w:pPr>
+        <w:pStyle w:val="ListBullet"/>
+      </w:pPr>
+      <w:r>
+        <w:rPr>
+          <w:b/>
+        </w:rPr>
+        <w:t>Código de agregación y State:</w:t>
+      </w:r>
+      <w:r>
+        <w:t xml:space="preserve"> </w:t>
+      </w:r>
+      <w:r>
+        <w:rPr>
+          <w:rFonts w:ascii="Consolas" w:hAnsi="Consolas"/>
+          <w:sz w:val="18"/>
+        </w:rPr>
+        <w:t>src/juego.py</w:t>
+      </w:r>
+      <w:r>
+        <w:t xml:space="preserve"> y </w:t>
+      </w:r>
+      <w:r>
+        <w:rPr>
+          <w:rFonts w:ascii="Consolas" w:hAnsi="Consolas"/>
+          <w:sz w:val="18"/>
+        </w:rPr>
+        <w:t>src/estados.py</w:t>
+      </w:r>
+      <w:r>
+        <w:t>.</w:t>
+      </w:r>
+    </w:p>
+    <w:p>
+      <w:pPr>
+        <w:pStyle w:val="ListBullet"/>
+      </w:pPr>
+      <w:r>
+        <w:rPr>
+          <w:b/>
+        </w:rPr>
+        <w:t>Código de encapsulamiento y Observer:</w:t>
+      </w:r>
+      <w:r>
+        <w:t xml:space="preserve"> </w:t>
+      </w:r>
+      <w:r>
+        <w:rPr>
+          <w:rFonts w:ascii="Consolas" w:hAnsi="Consolas"/>
+          <w:sz w:val="18"/>
+        </w:rPr>
+        <w:t>src/puntuacion.py</w:t>
+      </w:r>
+      <w:r>
+        <w:t>.</w:t>
+      </w:r>
+    </w:p>
+    <w:p>
+      <w:pPr>
+        <w:pStyle w:val="ListBullet"/>
+      </w:pPr>
+      <w:r>
+        <w:rPr>
+          <w:b/>
+        </w:rPr>
+        <w:t>Interfaz y funciones:</w:t>
+      </w:r>
+      <w:r>
+        <w:t xml:space="preserve"> </w:t>
+      </w:r>
+      <w:r>
+        <w:rPr>
+          <w:rFonts w:ascii="Consolas" w:hAnsi="Consolas"/>
+          <w:sz w:val="18"/>
+        </w:rPr>
+        <w:t>src/vista.py</w:t>
+      </w:r>
+      <w:r>
+        <w:t xml:space="preserve"> y </w:t>
+      </w:r>
+      <w:r>
+        <w:rPr>
+          <w:rFonts w:ascii="Consolas" w:hAnsi="Consolas"/>
+          <w:sz w:val="18"/>
+        </w:rPr>
+        <w:t>main.py</w:t>
+      </w:r>
+      <w:r>
+        <w:t>.</w:t>
+      </w:r>
+    </w:p>
+    <w:p>
+      <w:pPr>
+        <w:pStyle w:val="ListBullet"/>
+      </w:pPr>
+      <w:r>
+        <w:rPr>
+          <w:b/>
+        </w:rPr>
+        <w:t>Pruebas y capturas:</w:t>
+      </w:r>
+      <w:r>
+        <w:t xml:space="preserve"> </w:t>
+      </w:r>
+      <w:r>
+        <w:rPr>
+          <w:rFonts w:ascii="Consolas" w:hAnsi="Consolas"/>
+          <w:sz w:val="18"/>
+        </w:rPr>
+        <w:t>tests/test_juego.py</w:t>
+      </w:r>
+      <w:r>
+        <w:t xml:space="preserve"> y </w:t>
+      </w:r>
+      <w:r>
+        <w:rPr>
+          <w:rFonts w:ascii="Consolas" w:hAnsi="Consolas"/>
+          <w:sz w:val="18"/>
+        </w:rPr>
+        <w:t>docs/evidencias/</w:t>
+      </w:r>
+      <w:r>
+        <w:t>.</w:t>
+      </w:r>
+    </w:p>
+    <w:p>
+      <w:pPr>
+        <w:pStyle w:val="ListBullet"/>
+      </w:pPr>
+      <w:r>
+        <w:rPr>
+          <w:b/>
+        </w:rPr>
+        <w:t>Evidencia Git y límites:</w:t>
+      </w:r>
+      <w:r>
+        <w:t xml:space="preserve"> </w:t>
+      </w:r>
+      <w:r>
+        <w:rPr>
+          <w:rFonts w:ascii="Consolas" w:hAnsi="Consolas"/>
+          <w:sz w:val="18"/>
+        </w:rPr>
+        <w:t>docs/evidencias/git_estado.md</w:t>
+      </w:r>
+      <w:r>
+        <w:t>.</w:t>
+      </w:r>
     </w:p>
     <w:p>
       <w:pPr>
         <w:pStyle w:val="Heading2"/>
       </w:pPr>
       <w:r>
-        <w:t>CU01 Completar el pabellón</w:t>
+        <w:t>Fuentes del curso</w:t>
       </w:r>
     </w:p>
     <w:p>
       <w:r>
-        <w:t>Actor: jugador. Precondición: partida en estado Jugando. Flujo: el jugador avanza evitando vigilancia, recoge la llave, observa el aumento de 100 puntos y alcanza la salida. El nivel concede 500 puntos adicionales y Juego cambia a Victoria. Postcondición: simulación detenida, 600 puntos y opción de reinicio.</w:t>
+        <w:t xml:space="preserve">[1] </w:t>
+      </w:r>
+      <w:r>
+        <w:rPr>
+          <w:i/>
+        </w:rPr>
+        <w:t>Proyecto Final POO</w:t>
+      </w:r>
+      <w:r>
+        <w:t>, ciclo 2026-2, pp. 1–3. Consigna entregada por el curso.</w:t>
       </w:r>
     </w:p>
     <w:p>
       <w:r>
-        <w:t>Alternativas: si alcanza la salida sin llave, la partida continúa; si entra al campo de visión o contacta al guardia, cambia a Derrota; si pulsa P o Escape, pasa a Pausa y conserva su progreso.</w:t>
+        <w:t xml:space="preserve">[2] </w:t>
+      </w:r>
+      <w:r>
+        <w:rPr>
+          <w:i/>
+        </w:rPr>
+        <w:t>Rúbrica y Estructura - Proyecto Parcial</w:t>
+      </w:r>
+      <w:r>
+        <w:t>, ciclo 2026-2, pp. 1–3. Consigna entregada por el curso.</w:t>
       </w:r>
     </w:p>
     <w:p>
-      <w:pPr>
-        <w:pStyle w:val="Heading2"/>
-      </w:pPr>
-      <w:r>
-        <w:t>CU02 Reiniciar tras un resultado</w:t>
+      <w:r>
+        <w:t xml:space="preserve">[3] </w:t>
+      </w:r>
+      <w:r>
+        <w:rPr>
+          <w:i/>
+        </w:rPr>
+        <w:t>Sesión 1A</w:t>
+      </w:r>
+      <w:r>
+        <w:t>, «Clase, objeto, abstracción y modelado UML», pp. 59–64.</w:t>
       </w:r>
     </w:p>
     <w:p>
       <w:r>
-        <w:t>Actor: jugador. Precondición: Victoria o Derrota. Al pulsar R, Juego reinicia el objeto Puntaje, crea un nuevo Nivel y activa Jugando. Se restaura la llave, la posición inicial y la disponibilidad de la habilidad. Reiniciar durante la partida no es un control habilitado.</w:t>
+        <w:t xml:space="preserve">[4] </w:t>
+      </w:r>
+      <w:r>
+        <w:rPr>
+          <w:i/>
+        </w:rPr>
+        <w:t>Sesión 3A</w:t>
+      </w:r>
+      <w:r>
+        <w:t>, «Asociación entre objetos», pp. 6–8 y 20–27.</w:t>
       </w:r>
     </w:p>
     <w:p>
-      <w:pPr>
-        <w:pStyle w:val="Heading2"/>
-      </w:pPr>
-      <w:r>
-        <w:t>Condiciones de calidad</w:t>
+      <w:r>
+        <w:t xml:space="preserve">[5] </w:t>
+      </w:r>
+      <w:r>
+        <w:rPr>
+          <w:i/>
+        </w:rPr>
+        <w:t>Sesión 4A</w:t>
+      </w:r>
+      <w:r>
+        <w:t>, «Agregación y Composición», pp. 7–10 y 15–25.</w:t>
       </w:r>
     </w:p>
     <w:p>
       <w:r>
-        <w:t>La lógica se puede probar sin abrir una ventana. La interfaz comunica objetivo, controles, puntaje, tiempo y disponibilidad de carrera. El bucle solicita 60 actualizaciones por segundo y limita a 0,05 s el paso de simulación ante demoras; esto no constituye una medición de rendimiento en otros equipos.</w:t>
+        <w:t xml:space="preserve">[6] </w:t>
+      </w:r>
+      <w:r>
+        <w:rPr>
+          <w:i/>
+        </w:rPr>
+        <w:t>Sesión 5A</w:t>
+      </w:r>
+      <w:r>
+        <w:t>, «Herencia y Sobrescritura de Métodos», pp. 6 y 26–27.</w:t>
       </w:r>
     </w:p>
     <w:p>
       <w:r>
-        <w:br w:type="page"/>
+        <w:t xml:space="preserve">[7] </w:t>
+      </w:r>
+      <w:r>
+        <w:rPr>
+          <w:i/>
+        </w:rPr>
+        <w:t>Sesión 6A</w:t>
+      </w:r>
+      <w:r>
+        <w:t>, «Polimorfismo», pp. 27–28.</w:t>
       </w:r>
     </w:p>
     <w:p>
-      <w:pPr>
-        <w:pStyle w:val="Heading1"/>
-      </w:pPr>
-      <w:r>
-        <w:t>4 Modelo de clases del prototipo</w:t>
+      <w:r>
+        <w:t xml:space="preserve">[8] </w:t>
+      </w:r>
+      <w:r>
+        <w:rPr>
+          <w:i/>
+        </w:rPr>
+        <w:t>Sesión 7A</w:t>
+      </w:r>
+      <w:r>
+        <w:t>, «Comparación de la POO en Lenguajes de Programación», pp. 17–18.</w:t>
       </w:r>
     </w:p>
     <w:p>
-      <w:pPr>
-        <w:keepNext/>
-        <w:jc w:val="center"/>
-      </w:pPr>
-      <w:r>
-        <w:drawing>
-          <wp:inline xmlns:a="http://schemas.openxmlformats.org/drawingml/2006/main" xmlns:pic="http://schemas.openxmlformats.org/drawingml/2006/picture">
-            <wp:extent cx="5989320" cy="4472026"/>
-            <wp:docPr id="2" name="Picture 2" descr="Figura 2. UML del dominio. Se muestran las multiplicidades de este prototipo de un nivel; las clases de patrones se detallan en las figuras siguientes."/>
-            <wp:cNvGraphicFramePr>
-              <a:graphicFrameLocks noChangeAspect="1"/>
-            </wp:cNvGraphicFramePr>
-            <a:graphic>
-              <a:graphicData uri="http://schemas.openxmlformats.org/drawingml/2006/picture">
-                <pic:pic>
-                  <pic:nvPicPr>
-                    <pic:cNvPr id="0" name="01_dominio.png"/>
-                    <pic:cNvPicPr/>
-                  </pic:nvPicPr>
-                  <pic:blipFill>
-                    <a:blip r:embed="rId11"/>
-                    <a:stretch>
-                      <a:fillRect/>
-                    </a:stretch>
-                  </pic:blipFill>
-                  <pic:spPr>
-                    <a:xfrm>
-                      <a:off x="0" y="0"/>
-                      <a:ext cx="5989320" cy="4472026"/>
-                    </a:xfrm>
-                    <a:prstGeom prst="rect"/>
-                  </pic:spPr>
-                </pic:pic>
-              </a:graphicData>
-            </a:graphic>
-          </wp:inline>
-        </w:drawing>
-      </w:r>
-    </w:p>
-    <w:p>
-      <w:pPr>
-        <w:pStyle w:val="Caption"/>
-      </w:pPr>
-      <w:r>
-        <w:t>Figura 2. UML del dominio. Se muestran las multiplicidades de este prototipo de un nivel; las clases de patrones se detallan en las figuras siguientes.</w:t>
-      </w:r>
-    </w:p>
-    <w:p>
-      <w:r>
-        <w:t>Juego coordina el estado, el nivel y la puntuación. Nivel construye sus personajes y objetos; por ello, su relación con esos elementos es de composición. Contiene exactamente dos personajes: un Prisionero y un Guardia. Al reiniciar se crea otra instancia de Nivel.</w:t>
-      </w:r>
-    </w:p>
-    <w:p>
-      <w:r>
-        <w:t>Personaje declara update() como operación abstracta. Prisionero interpreta los controles y actualiza su carrera; Guardia sigue su ruta y orienta su visión. Ambos reciben una referencia al nivel, donde encuentran el tiempo de actualización y el contexto necesario.</w:t>
-      </w:r>
-    </w:p>
-    <w:p>
-      <w:pPr>
-        <w:spacing w:after="180"/>
-      </w:pPr>
+      <w:r>
+        <w:t xml:space="preserve">[9] </w:t>
+      </w:r>
       <w:r>
         <w:rPr>
-          <w:rFonts w:ascii="Consolas" w:hAnsi="Consolas"/>
-          <w:sz w:val="20"/>
+          <w:i/>
         </w:rPr>
-        <w:t>for personaje in self.personajes:</w:t>
-        <w:br/>
-        <w:t xml:space="preserve">    personaje.update()</w:t>
-      </w:r>
-    </w:p>
-    <w:p>
-      <w:r>
-        <w:t>El fragmento pertenece a Nivel.actualizar(). La llamada es idéntica para ambos objetos y el comportamiento depende de su clase concreta. No hay una selección por tipo para decidir cuál update ejecutar.</w:t>
-      </w:r>
-    </w:p>
-    <w:p>
-      <w:r>
-        <w:t>PuertaSalida.puede_salir(prisionero) depende temporalmente del objeto recibido y no lo conserva como atributo. La cámara se modela como dispositivo, no como subclase de Personaje. Llave se responsabiliza de su disponibilidad y recolección.</w:t>
-      </w:r>
-    </w:p>
-    <w:p>
-      <w:r>
-        <w:br w:type="page"/>
-      </w:r>
-    </w:p>
-    <w:p>
-      <w:pPr>
-        <w:pStyle w:val="Heading1"/>
-      </w:pPr>
-      <w:r>
-        <w:t>5 Aplicación del patrón State</w:t>
-      </w:r>
-    </w:p>
-    <w:p>
-      <w:r>
-        <w:t>Juego conserva el estado activo y delega manejar_entrada() y actualizar(). Cada estado implementa ambas operaciones. Esta organización permite que pausa, derrota y victoria detengan la simulación sin incorporar esas decisiones en todos los objetos del mapa.</w:t>
-      </w:r>
-    </w:p>
-    <w:p>
-      <w:pPr>
-        <w:keepNext/>
-        <w:jc w:val="center"/>
-      </w:pPr>
-      <w:r>
-        <w:drawing>
-          <wp:inline xmlns:a="http://schemas.openxmlformats.org/drawingml/2006/main" xmlns:pic="http://schemas.openxmlformats.org/drawingml/2006/picture">
-            <wp:extent cx="5989320" cy="2954731"/>
-            <wp:docPr id="3" name="Picture 3" descr="Figura 3. Participantes de State y transiciones implementadas. El triángulo vacío representa herencia de la clase abstracta."/>
-            <wp:cNvGraphicFramePr>
-              <a:graphicFrameLocks noChangeAspect="1"/>
-            </wp:cNvGraphicFramePr>
-            <a:graphic>
-              <a:graphicData uri="http://schemas.openxmlformats.org/drawingml/2006/picture">
-                <pic:pic>
-                  <pic:nvPicPr>
-                    <pic:cNvPr id="0" name="02_state.png"/>
-                    <pic:cNvPicPr/>
-                  </pic:nvPicPr>
-                  <pic:blipFill>
-                    <a:blip r:embed="rId12"/>
-                    <a:stretch>
-                      <a:fillRect/>
-                    </a:stretch>
-                  </pic:blipFill>
-                  <pic:spPr>
-                    <a:xfrm>
-                      <a:off x="0" y="0"/>
-                      <a:ext cx="5989320" cy="2954731"/>
-                    </a:xfrm>
-                    <a:prstGeom prst="rect"/>
-                  </pic:spPr>
-                </pic:pic>
-              </a:graphicData>
-            </a:graphic>
-          </wp:inline>
-        </w:drawing>
-      </w:r>
-    </w:p>
-    <w:p>
-      <w:pPr>
-        <w:pStyle w:val="Caption"/>
-      </w:pPr>
-      <w:r>
-        <w:t>Figura 3. Participantes de State y transiciones implementadas. El triángulo vacío representa herencia de la clase abstracta.</w:t>
-      </w:r>
-    </w:p>
-    <w:tbl>
-      <w:tblPr>
-        <w:tblW w:type="auto" w:w="0"/>
-        <w:jc w:val="center"/>
-        <w:tblLayout w:type="fixed"/>
-        <w:tblLook w:firstColumn="1" w:firstRow="1" w:lastColumn="0" w:lastRow="0" w:noHBand="0" w:noVBand="1" w:val="04A0"/>
-      </w:tblPr>
-      <w:tblGrid>
-        <w:gridCol w:w="1701"/>
-        <w:gridCol w:w="7937"/>
-      </w:tblGrid>
-      <w:tr>
-        <w:trPr>
-          <w:cantSplit/>
-          <w:tblHeader/>
-        </w:trPr>
-        <w:tc>
-          <w:tcPr>
-            <w:tcW w:type="dxa" w:w="1701"/>
-            <w:vAlign w:val="center"/>
-            <w:tcMar>
-              <w:top w:w="80" w:type="dxa"/>
-              <w:left w:w="80" w:type="dxa"/>
-              <w:bottom w:w="80" w:type="dxa"/>
-              <w:right w:w="80" w:type="dxa"/>
-            </w:tcMar>
-            <w:tcBorders>
-              <w:top w:val="single" w:sz="4" w:color="D9D9D9"/>
-              <w:left w:val="single" w:sz="4" w:color="D9D9D9"/>
-              <w:bottom w:val="single" w:sz="4" w:color="D9D9D9"/>
-              <w:right w:val="single" w:sz="4" w:color="D9D9D9"/>
-            </w:tcBorders>
-            <w:shd w:fill="DCE6EE"/>
-          </w:tcPr>
-          <w:p>
-            <w:pPr>
-              <w:spacing w:after="40" w:line="240" w:lineRule="auto"/>
-            </w:pPr>
-            <w:r>
-              <w:rPr>
-                <w:b/>
-                <w:sz w:val="18"/>
-              </w:rPr>
-              <w:t>Estado</w:t>
-            </w:r>
-          </w:p>
-        </w:tc>
-        <w:tc>
-          <w:tcPr>
-            <w:tcW w:type="dxa" w:w="7937"/>
-            <w:vAlign w:val="center"/>
-            <w:tcMar>
-              <w:top w:w="80" w:type="dxa"/>
-              <w:left w:w="80" w:type="dxa"/>
-              <w:bottom w:w="80" w:type="dxa"/>
-              <w:right w:w="80" w:type="dxa"/>
-            </w:tcMar>
-            <w:tcBorders>
-              <w:top w:val="single" w:sz="4" w:color="D9D9D9"/>
-              <w:left w:val="single" w:sz="4" w:color="D9D9D9"/>
-              <w:bottom w:val="single" w:sz="4" w:color="D9D9D9"/>
-              <w:right w:val="single" w:sz="4" w:color="D9D9D9"/>
-            </w:tcBorders>
-            <w:shd w:fill="DCE6EE"/>
-          </w:tcPr>
-          <w:p>
-            <w:pPr>
-              <w:spacing w:after="40" w:line="240" w:lineRule="auto"/>
-            </w:pPr>
-            <w:r>
-              <w:rPr>
-                <w:b/>
-                <w:sz w:val="18"/>
-              </w:rPr>
-              <w:t>Entrada y actualización</w:t>
-            </w:r>
-          </w:p>
-        </w:tc>
-      </w:tr>
-      <w:tr>
-        <w:trPr>
-          <w:cantSplit/>
-        </w:trPr>
-        <w:tc>
-          <w:tcPr>
-            <w:tcW w:type="dxa" w:w="1701"/>
-            <w:vAlign w:val="center"/>
-            <w:tcMar>
-              <w:top w:w="80" w:type="dxa"/>
-              <w:left w:w="80" w:type="dxa"/>
-              <w:bottom w:w="80" w:type="dxa"/>
-              <w:right w:w="80" w:type="dxa"/>
-            </w:tcMar>
-            <w:tcBorders>
-              <w:top w:val="single" w:sz="4" w:color="D9D9D9"/>
-              <w:left w:val="single" w:sz="4" w:color="D9D9D9"/>
-              <w:bottom w:val="single" w:sz="4" w:color="D9D9D9"/>
-              <w:right w:val="single" w:sz="4" w:color="D9D9D9"/>
-            </w:tcBorders>
-            <w:shd w:fill="FFFFFF"/>
-          </w:tcPr>
-          <w:p>
-            <w:pPr>
-              <w:spacing w:after="40" w:line="240" w:lineRule="auto"/>
-            </w:pPr>
-            <w:r>
-              <w:rPr>
-                <w:b w:val="0"/>
-                <w:sz w:val="18"/>
-              </w:rPr>
-              <w:t>Jugando</w:t>
-            </w:r>
-          </w:p>
-        </w:tc>
-        <w:tc>
-          <w:tcPr>
-            <w:tcW w:type="dxa" w:w="7937"/>
-            <w:vAlign w:val="center"/>
-            <w:tcMar>
-              <w:top w:w="80" w:type="dxa"/>
-              <w:left w:w="80" w:type="dxa"/>
-              <w:bottom w:w="80" w:type="dxa"/>
-              <w:right w:w="80" w:type="dxa"/>
-            </w:tcMar>
-            <w:tcBorders>
-              <w:top w:val="single" w:sz="4" w:color="D9D9D9"/>
-              <w:left w:val="single" w:sz="4" w:color="D9D9D9"/>
-              <w:bottom w:val="single" w:sz="4" w:color="D9D9D9"/>
-              <w:right w:val="single" w:sz="4" w:color="D9D9D9"/>
-            </w:tcBorders>
-            <w:shd w:fill="FFFFFF"/>
-          </w:tcPr>
-          <w:p>
-            <w:pPr>
-              <w:spacing w:after="40" w:line="240" w:lineRule="auto"/>
-            </w:pPr>
-            <w:r>
-              <w:rPr>
-                <w:b w:val="0"/>
-                <w:sz w:val="18"/>
-              </w:rPr>
-              <w:t>Actualiza Nivel; P o Escape activan Pausa y Shift solicita carrera. El resultado del nivel activa Victoria o Derrota.</w:t>
-            </w:r>
-          </w:p>
-        </w:tc>
-      </w:tr>
-      <w:tr>
-        <w:trPr>
-          <w:cantSplit/>
-        </w:trPr>
-        <w:tc>
-          <w:tcPr>
-            <w:tcW w:type="dxa" w:w="1701"/>
-            <w:vAlign w:val="center"/>
-            <w:tcMar>
-              <w:top w:w="80" w:type="dxa"/>
-              <w:left w:w="80" w:type="dxa"/>
-              <w:bottom w:w="80" w:type="dxa"/>
-              <w:right w:w="80" w:type="dxa"/>
-            </w:tcMar>
-            <w:tcBorders>
-              <w:top w:val="single" w:sz="4" w:color="D9D9D9"/>
-              <w:left w:val="single" w:sz="4" w:color="D9D9D9"/>
-              <w:bottom w:val="single" w:sz="4" w:color="D9D9D9"/>
-              <w:right w:val="single" w:sz="4" w:color="D9D9D9"/>
-            </w:tcBorders>
-            <w:shd w:fill="F5F7F9"/>
-          </w:tcPr>
-          <w:p>
-            <w:pPr>
-              <w:spacing w:after="40" w:line="240" w:lineRule="auto"/>
-            </w:pPr>
-            <w:r>
-              <w:rPr>
-                <w:b w:val="0"/>
-                <w:sz w:val="18"/>
-              </w:rPr>
-              <w:t>Pausa</w:t>
-            </w:r>
-          </w:p>
-        </w:tc>
-        <w:tc>
-          <w:tcPr>
-            <w:tcW w:type="dxa" w:w="7937"/>
-            <w:vAlign w:val="center"/>
-            <w:tcMar>
-              <w:top w:w="80" w:type="dxa"/>
-              <w:left w:w="80" w:type="dxa"/>
-              <w:bottom w:w="80" w:type="dxa"/>
-              <w:right w:w="80" w:type="dxa"/>
-            </w:tcMar>
-            <w:tcBorders>
-              <w:top w:val="single" w:sz="4" w:color="D9D9D9"/>
-              <w:left w:val="single" w:sz="4" w:color="D9D9D9"/>
-              <w:bottom w:val="single" w:sz="4" w:color="D9D9D9"/>
-              <w:right w:val="single" w:sz="4" w:color="D9D9D9"/>
-            </w:tcBorders>
-            <w:shd w:fill="F5F7F9"/>
-          </w:tcPr>
-          <w:p>
-            <w:pPr>
-              <w:spacing w:after="40" w:line="240" w:lineRule="auto"/>
-            </w:pPr>
-            <w:r>
-              <w:rPr>
-                <w:b w:val="0"/>
-                <w:sz w:val="18"/>
-              </w:rPr>
-              <w:t>P o Escape reanudan. actualizar() no modifica la simulación.</w:t>
-            </w:r>
-          </w:p>
-        </w:tc>
-      </w:tr>
-      <w:tr>
-        <w:trPr>
-          <w:cantSplit/>
-        </w:trPr>
-        <w:tc>
-          <w:tcPr>
-            <w:tcW w:type="dxa" w:w="1701"/>
-            <w:vAlign w:val="center"/>
-            <w:tcMar>
-              <w:top w:w="80" w:type="dxa"/>
-              <w:left w:w="80" w:type="dxa"/>
-              <w:bottom w:w="80" w:type="dxa"/>
-              <w:right w:w="80" w:type="dxa"/>
-            </w:tcMar>
-            <w:tcBorders>
-              <w:top w:val="single" w:sz="4" w:color="D9D9D9"/>
-              <w:left w:val="single" w:sz="4" w:color="D9D9D9"/>
-              <w:bottom w:val="single" w:sz="4" w:color="D9D9D9"/>
-              <w:right w:val="single" w:sz="4" w:color="D9D9D9"/>
-            </w:tcBorders>
-            <w:shd w:fill="FFFFFF"/>
-          </w:tcPr>
-          <w:p>
-            <w:pPr>
-              <w:spacing w:after="40" w:line="240" w:lineRule="auto"/>
-            </w:pPr>
-            <w:r>
-              <w:rPr>
-                <w:b w:val="0"/>
-                <w:sz w:val="18"/>
-              </w:rPr>
-              <w:t>Derrota</w:t>
-            </w:r>
-          </w:p>
-        </w:tc>
-        <w:tc>
-          <w:tcPr>
-            <w:tcW w:type="dxa" w:w="7937"/>
-            <w:vAlign w:val="center"/>
-            <w:tcMar>
-              <w:top w:w="80" w:type="dxa"/>
-              <w:left w:w="80" w:type="dxa"/>
-              <w:bottom w:w="80" w:type="dxa"/>
-              <w:right w:w="80" w:type="dxa"/>
-            </w:tcMar>
-            <w:tcBorders>
-              <w:top w:val="single" w:sz="4" w:color="D9D9D9"/>
-              <w:left w:val="single" w:sz="4" w:color="D9D9D9"/>
-              <w:bottom w:val="single" w:sz="4" w:color="D9D9D9"/>
-              <w:right w:val="single" w:sz="4" w:color="D9D9D9"/>
-            </w:tcBorders>
-            <w:shd w:fill="FFFFFF"/>
-          </w:tcPr>
-          <w:p>
-            <w:pPr>
-              <w:spacing w:after="40" w:line="240" w:lineRule="auto"/>
-            </w:pPr>
-            <w:r>
-              <w:rPr>
-                <w:b w:val="0"/>
-                <w:sz w:val="18"/>
-              </w:rPr>
-              <w:t>R inicia una nueva partida. La simulación permanece detenida.</w:t>
-            </w:r>
-          </w:p>
-        </w:tc>
-      </w:tr>
-      <w:tr>
-        <w:trPr>
-          <w:cantSplit/>
-        </w:trPr>
-        <w:tc>
-          <w:tcPr>
-            <w:tcW w:type="dxa" w:w="1701"/>
-            <w:vAlign w:val="center"/>
-            <w:tcMar>
-              <w:top w:w="80" w:type="dxa"/>
-              <w:left w:w="80" w:type="dxa"/>
-              <w:bottom w:w="80" w:type="dxa"/>
-              <w:right w:w="80" w:type="dxa"/>
-            </w:tcMar>
-            <w:tcBorders>
-              <w:top w:val="single" w:sz="4" w:color="D9D9D9"/>
-              <w:left w:val="single" w:sz="4" w:color="D9D9D9"/>
-              <w:bottom w:val="single" w:sz="4" w:color="D9D9D9"/>
-              <w:right w:val="single" w:sz="4" w:color="D9D9D9"/>
-            </w:tcBorders>
-            <w:shd w:fill="F5F7F9"/>
-          </w:tcPr>
-          <w:p>
-            <w:pPr>
-              <w:spacing w:after="40" w:line="240" w:lineRule="auto"/>
-            </w:pPr>
-            <w:r>
-              <w:rPr>
-                <w:b w:val="0"/>
-                <w:sz w:val="18"/>
-              </w:rPr>
-              <w:t>Victoria</w:t>
-            </w:r>
-          </w:p>
-        </w:tc>
-        <w:tc>
-          <w:tcPr>
-            <w:tcW w:type="dxa" w:w="7937"/>
-            <w:vAlign w:val="center"/>
-            <w:tcMar>
-              <w:top w:w="80" w:type="dxa"/>
-              <w:left w:w="80" w:type="dxa"/>
-              <w:bottom w:w="80" w:type="dxa"/>
-              <w:right w:w="80" w:type="dxa"/>
-            </w:tcMar>
-            <w:tcBorders>
-              <w:top w:val="single" w:sz="4" w:color="D9D9D9"/>
-              <w:left w:val="single" w:sz="4" w:color="D9D9D9"/>
-              <w:bottom w:val="single" w:sz="4" w:color="D9D9D9"/>
-              <w:right w:val="single" w:sz="4" w:color="D9D9D9"/>
-            </w:tcBorders>
-            <w:shd w:fill="F5F7F9"/>
-          </w:tcPr>
-          <w:p>
-            <w:pPr>
-              <w:spacing w:after="40" w:line="240" w:lineRule="auto"/>
-            </w:pPr>
-            <w:r>
-              <w:rPr>
-                <w:b w:val="0"/>
-                <w:sz w:val="18"/>
-              </w:rPr>
-              <w:t>R inicia una nueva partida. La simulación permanece detenida.</w:t>
-            </w:r>
-          </w:p>
-        </w:tc>
-      </w:tr>
-    </w:tbl>
-    <w:p>
-      <w:pPr>
-        <w:spacing w:after="40"/>
-      </w:pPr>
-    </w:p>
-    <w:p>
-      <w:pPr>
-        <w:spacing w:after="180"/>
-      </w:pPr>
-      <w:r>
-        <w:rPr>
-          <w:rFonts w:ascii="Consolas" w:hAnsi="Consolas"/>
-          <w:sz w:val="20"/>
-        </w:rPr>
-        <w:t>def actualizar(self, dt, teclas):</w:t>
-        <w:br/>
-        <w:t xml:space="preserve">    resultado = self.juego.nivel.actualizar(dt, teclas)</w:t>
-        <w:br/>
-        <w:t xml:space="preserve">    if resultado == "derrota":</w:t>
-        <w:br/>
-        <w:t xml:space="preserve">        self.juego.cambiar_estado(Derrota(self.juego))</w:t>
-        <w:br/>
-        <w:t xml:space="preserve">    elif resultado == "victoria":</w:t>
-        <w:br/>
-        <w:t xml:space="preserve">        self.juego.cambiar_estado(Victoria(self.juego))</w:t>
-      </w:r>
-    </w:p>
-    <w:p>
-      <w:r>
-        <w:t>Fragmento de Jugando en src/estados.py. Las pruebas comprueban que pausar conserva posiciones, tiempo y habilidad, y que reanudar restituye el movimiento. Perder el foco de la ventana también solicita pausa para evitar una captura mientras el jugador usa otra aplicación.</w:t>
-      </w:r>
-    </w:p>
-    <w:p>
-      <w:r>
-        <w:br w:type="page"/>
-      </w:r>
-    </w:p>
-    <w:p>
-      <w:pPr>
-        <w:pStyle w:val="Heading1"/>
-      </w:pPr>
-      <w:r>
-        <w:t>6 Observer y protección de los datos</w:t>
-      </w:r>
-    </w:p>
-    <w:p>
-      <w:pPr>
-        <w:keepNext/>
-        <w:jc w:val="center"/>
-      </w:pPr>
-      <w:r>
-        <w:drawing>
-          <wp:inline xmlns:a="http://schemas.openxmlformats.org/drawingml/2006/main" xmlns:pic="http://schemas.openxmlformats.org/drawingml/2006/picture">
-            <wp:extent cx="5852160" cy="2965094"/>
-            <wp:docPr id="4" name="Picture 4" descr="Figura 4. Observer implementado mediante una clase abstracta. PanelPuntaje hereda el contrato de ObservadorPuntaje."/>
-            <wp:cNvGraphicFramePr>
-              <a:graphicFrameLocks noChangeAspect="1"/>
-            </wp:cNvGraphicFramePr>
-            <a:graphic>
-              <a:graphicData uri="http://schemas.openxmlformats.org/drawingml/2006/picture">
-                <pic:pic>
-                  <pic:nvPicPr>
-                    <pic:cNvPr id="0" name="03_observer.png"/>
-                    <pic:cNvPicPr/>
-                  </pic:nvPicPr>
-                  <pic:blipFill>
-                    <a:blip r:embed="rId13"/>
-                    <a:stretch>
-                      <a:fillRect/>
-                    </a:stretch>
-                  </pic:blipFill>
-                  <pic:spPr>
-                    <a:xfrm>
-                      <a:off x="0" y="0"/>
-                      <a:ext cx="5852160" cy="2965094"/>
-                    </a:xfrm>
-                    <a:prstGeom prst="rect"/>
-                  </pic:spPr>
-                </pic:pic>
-              </a:graphicData>
-            </a:graphic>
-          </wp:inline>
-        </w:drawing>
-      </w:r>
-    </w:p>
-    <w:p>
-      <w:pPr>
-        <w:pStyle w:val="Caption"/>
-      </w:pPr>
-      <w:r>
-        <w:t>Figura 4. Observer implementado mediante una clase abstracta. PanelPuntaje hereda el contrato de ObservadorPuntaje.</w:t>
-      </w:r>
-    </w:p>
-    <w:p>
-      <w:r>
-        <w:t>Puntaje es el sujeto observado. Mantiene su valor y una lista de objetos suscritos. Al sumar o reiniciar, invoca actualizar_puntaje(valor) en cada observador. PanelPuntaje recibe el valor y Vista lo dibuja; el cálculo del puntaje no importa Pygame ni decide cómo se representa el texto.</w:t>
-      </w:r>
-    </w:p>
-    <w:p>
-      <w:r>
-        <w:t>La suscripción del panel ocurre una sola vez al construir Juego. El mismo panel permanece entre reinicios. suscribir() evita duplicados y desuscribir() permite retirar un observador. Se comprueban el orden de notificaciones, la ausencia de duplicados y la desuscripción.</w:t>
-      </w:r>
-    </w:p>
-    <w:p>
-      <w:pPr>
-        <w:pStyle w:val="Heading2"/>
-      </w:pPr>
-      <w:r>
-        <w:t>Encapsulamiento y abstracción</w:t>
-      </w:r>
-    </w:p>
-    <w:p>
-      <w:r>
-        <w:t>Puntaje expone sumar() y reiniciar() y rechaza incrementos negativos, cero, booleanos, texto o números no enteros. Personaje controla sus coordenadas mediante mover(), que comprueba colisiones en pasos pequeños. El prefijo _ expresa uso interno en Python; la protección funcional se obtiene aplicando estos métodos de validación.</w:t>
-      </w:r>
-    </w:p>
-    <w:p>
-      <w:r>
-        <w:t>Personaje, EstadoJuego y ObservadorPuntaje son clases abstractas definidas con ABC y abstractmethod [3]. Cada una expresa un contrato distinto: comportamiento de personajes, flujo de partida y recepción de cambios de puntuación.</w:t>
-      </w:r>
-    </w:p>
-    <w:p>
-      <w:pPr>
-        <w:pStyle w:val="Heading2"/>
-      </w:pPr>
-      <w:r>
-        <w:t>Composición y dependencia</w:t>
-      </w:r>
-    </w:p>
-    <w:p>
-      <w:r>
-        <w:t>El prisionero crea y posee HabilidadCarrera. Esta clase gestiona duración y recarga; el prisionero utiliza su multiplicador de velocidad. La composición permite probar esos temporizadores por separado. Por su parte, Camara.detectar(prisionero, muros) y PuertaSalida.puede_salir(prisionero) consultan parámetros sin asumir su propiedad.</w:t>
-      </w:r>
-    </w:p>
-    <w:p>
-      <w:r>
-        <w:t>La vista centraliza el dibujo y no participa en las decisiones de victoria o derrota. Esta separación facilita comprobar las reglas sin una ventana y cambiar la representación visual sin modificar el conteo de puntos.</w:t>
-      </w:r>
-    </w:p>
-    <w:p>
-      <w:r>
-        <w:br w:type="page"/>
-      </w:r>
-    </w:p>
-    <w:p>
-      <w:pPr>
-        <w:pStyle w:val="Heading1"/>
-      </w:pPr>
-      <w:r>
-        <w:t>7 Implementación y trazabilidad</w:t>
-      </w:r>
-    </w:p>
-    <w:tbl>
-      <w:tblPr>
-        <w:tblW w:type="auto" w:w="0"/>
-        <w:jc w:val="center"/>
-        <w:tblLayout w:type="fixed"/>
-        <w:tblLook w:firstColumn="1" w:firstRow="1" w:lastColumn="0" w:lastRow="0" w:noHBand="0" w:noVBand="1" w:val="04A0"/>
-      </w:tblPr>
-      <w:tblGrid>
-        <w:gridCol w:w="2948"/>
-        <w:gridCol w:w="6690"/>
-      </w:tblGrid>
-      <w:tr>
-        <w:trPr>
-          <w:cantSplit/>
-          <w:tblHeader/>
-        </w:trPr>
-        <w:tc>
-          <w:tcPr>
-            <w:tcW w:type="dxa" w:w="2948"/>
-            <w:vAlign w:val="center"/>
-            <w:tcMar>
-              <w:top w:w="80" w:type="dxa"/>
-              <w:left w:w="80" w:type="dxa"/>
-              <w:bottom w:w="80" w:type="dxa"/>
-              <w:right w:w="80" w:type="dxa"/>
-            </w:tcMar>
-            <w:tcBorders>
-              <w:top w:val="single" w:sz="4" w:color="D9D9D9"/>
-              <w:left w:val="single" w:sz="4" w:color="D9D9D9"/>
-              <w:bottom w:val="single" w:sz="4" w:color="D9D9D9"/>
-              <w:right w:val="single" w:sz="4" w:color="D9D9D9"/>
-            </w:tcBorders>
-            <w:shd w:fill="DCE6EE"/>
-          </w:tcPr>
-          <w:p>
-            <w:pPr>
-              <w:spacing w:after="40" w:line="240" w:lineRule="auto"/>
-            </w:pPr>
-            <w:r>
-              <w:rPr>
-                <w:b/>
-                <w:sz w:val="18"/>
-              </w:rPr>
-              <w:t>Archivo</w:t>
-            </w:r>
-          </w:p>
-        </w:tc>
-        <w:tc>
-          <w:tcPr>
-            <w:tcW w:type="dxa" w:w="6690"/>
-            <w:vAlign w:val="center"/>
-            <w:tcMar>
-              <w:top w:w="80" w:type="dxa"/>
-              <w:left w:w="80" w:type="dxa"/>
-              <w:bottom w:w="80" w:type="dxa"/>
-              <w:right w:w="80" w:type="dxa"/>
-            </w:tcMar>
-            <w:tcBorders>
-              <w:top w:val="single" w:sz="4" w:color="D9D9D9"/>
-              <w:left w:val="single" w:sz="4" w:color="D9D9D9"/>
-              <w:bottom w:val="single" w:sz="4" w:color="D9D9D9"/>
-              <w:right w:val="single" w:sz="4" w:color="D9D9D9"/>
-            </w:tcBorders>
-            <w:shd w:fill="DCE6EE"/>
-          </w:tcPr>
-          <w:p>
-            <w:pPr>
-              <w:spacing w:after="40" w:line="240" w:lineRule="auto"/>
-            </w:pPr>
-            <w:r>
-              <w:rPr>
-                <w:b/>
-                <w:sz w:val="18"/>
-              </w:rPr>
-              <w:t>Responsabilidad principal</w:t>
-            </w:r>
-          </w:p>
-        </w:tc>
-      </w:tr>
-      <w:tr>
-        <w:trPr>
-          <w:cantSplit/>
-        </w:trPr>
-        <w:tc>
-          <w:tcPr>
-            <w:tcW w:type="dxa" w:w="2948"/>
-            <w:vAlign w:val="center"/>
-            <w:tcMar>
-              <w:top w:w="80" w:type="dxa"/>
-              <w:left w:w="80" w:type="dxa"/>
-              <w:bottom w:w="80" w:type="dxa"/>
-              <w:right w:w="80" w:type="dxa"/>
-            </w:tcMar>
-            <w:tcBorders>
-              <w:top w:val="single" w:sz="4" w:color="D9D9D9"/>
-              <w:left w:val="single" w:sz="4" w:color="D9D9D9"/>
-              <w:bottom w:val="single" w:sz="4" w:color="D9D9D9"/>
-              <w:right w:val="single" w:sz="4" w:color="D9D9D9"/>
-            </w:tcBorders>
-            <w:shd w:fill="FFFFFF"/>
-          </w:tcPr>
-          <w:p>
-            <w:pPr>
-              <w:spacing w:after="40" w:line="240" w:lineRule="auto"/>
-            </w:pPr>
-            <w:r>
-              <w:rPr>
-                <w:b w:val="0"/>
-                <w:sz w:val="18"/>
-              </w:rPr>
-              <w:t>main.py</w:t>
-            </w:r>
-          </w:p>
-        </w:tc>
-        <w:tc>
-          <w:tcPr>
-            <w:tcW w:type="dxa" w:w="6690"/>
-            <w:vAlign w:val="center"/>
-            <w:tcMar>
-              <w:top w:w="80" w:type="dxa"/>
-              <w:left w:w="80" w:type="dxa"/>
-              <w:bottom w:w="80" w:type="dxa"/>
-              <w:right w:w="80" w:type="dxa"/>
-            </w:tcMar>
-            <w:tcBorders>
-              <w:top w:val="single" w:sz="4" w:color="D9D9D9"/>
-              <w:left w:val="single" w:sz="4" w:color="D9D9D9"/>
-              <w:bottom w:val="single" w:sz="4" w:color="D9D9D9"/>
-              <w:right w:val="single" w:sz="4" w:color="D9D9D9"/>
-            </w:tcBorders>
-            <w:shd w:fill="FFFFFF"/>
-          </w:tcPr>
-          <w:p>
-            <w:pPr>
-              <w:spacing w:after="40" w:line="240" w:lineRule="auto"/>
-            </w:pPr>
-            <w:r>
-              <w:rPr>
-                <w:b w:val="0"/>
-                <w:sz w:val="18"/>
-              </w:rPr>
-              <w:t>Ventana, reloj, teclado, eventos y bucle principal.</w:t>
-            </w:r>
-          </w:p>
-        </w:tc>
-      </w:tr>
-      <w:tr>
-        <w:trPr>
-          <w:cantSplit/>
-        </w:trPr>
-        <w:tc>
-          <w:tcPr>
-            <w:tcW w:type="dxa" w:w="2948"/>
-            <w:vAlign w:val="center"/>
-            <w:tcMar>
-              <w:top w:w="80" w:type="dxa"/>
-              <w:left w:w="80" w:type="dxa"/>
-              <w:bottom w:w="80" w:type="dxa"/>
-              <w:right w:w="80" w:type="dxa"/>
-            </w:tcMar>
-            <w:tcBorders>
-              <w:top w:val="single" w:sz="4" w:color="D9D9D9"/>
-              <w:left w:val="single" w:sz="4" w:color="D9D9D9"/>
-              <w:bottom w:val="single" w:sz="4" w:color="D9D9D9"/>
-              <w:right w:val="single" w:sz="4" w:color="D9D9D9"/>
-            </w:tcBorders>
-            <w:shd w:fill="F5F7F9"/>
-          </w:tcPr>
-          <w:p>
-            <w:pPr>
-              <w:spacing w:after="40" w:line="240" w:lineRule="auto"/>
-            </w:pPr>
-            <w:r>
-              <w:rPr>
-                <w:b w:val="0"/>
-                <w:sz w:val="18"/>
-              </w:rPr>
-              <w:t>src/juego.py</w:t>
-            </w:r>
-          </w:p>
-        </w:tc>
-        <w:tc>
-          <w:tcPr>
-            <w:tcW w:type="dxa" w:w="6690"/>
-            <w:vAlign w:val="center"/>
-            <w:tcMar>
-              <w:top w:w="80" w:type="dxa"/>
-              <w:left w:w="80" w:type="dxa"/>
-              <w:bottom w:w="80" w:type="dxa"/>
-              <w:right w:w="80" w:type="dxa"/>
-            </w:tcMar>
-            <w:tcBorders>
-              <w:top w:val="single" w:sz="4" w:color="D9D9D9"/>
-              <w:left w:val="single" w:sz="4" w:color="D9D9D9"/>
-              <w:bottom w:val="single" w:sz="4" w:color="D9D9D9"/>
-              <w:right w:val="single" w:sz="4" w:color="D9D9D9"/>
-            </w:tcBorders>
-            <w:shd w:fill="F5F7F9"/>
-          </w:tcPr>
-          <w:p>
-            <w:pPr>
-              <w:spacing w:after="40" w:line="240" w:lineRule="auto"/>
-            </w:pPr>
-            <w:r>
-              <w:rPr>
-                <w:b w:val="0"/>
-                <w:sz w:val="18"/>
-              </w:rPr>
-              <w:t>Coordinación, reinicio y delegación al estado.</w:t>
-            </w:r>
-          </w:p>
-        </w:tc>
-      </w:tr>
-      <w:tr>
-        <w:trPr>
-          <w:cantSplit/>
-        </w:trPr>
-        <w:tc>
-          <w:tcPr>
-            <w:tcW w:type="dxa" w:w="2948"/>
-            <w:vAlign w:val="center"/>
-            <w:tcMar>
-              <w:top w:w="80" w:type="dxa"/>
-              <w:left w:w="80" w:type="dxa"/>
-              <w:bottom w:w="80" w:type="dxa"/>
-              <w:right w:w="80" w:type="dxa"/>
-            </w:tcMar>
-            <w:tcBorders>
-              <w:top w:val="single" w:sz="4" w:color="D9D9D9"/>
-              <w:left w:val="single" w:sz="4" w:color="D9D9D9"/>
-              <w:bottom w:val="single" w:sz="4" w:color="D9D9D9"/>
-              <w:right w:val="single" w:sz="4" w:color="D9D9D9"/>
-            </w:tcBorders>
-            <w:shd w:fill="FFFFFF"/>
-          </w:tcPr>
-          <w:p>
-            <w:pPr>
-              <w:spacing w:after="40" w:line="240" w:lineRule="auto"/>
-            </w:pPr>
-            <w:r>
-              <w:rPr>
-                <w:b w:val="0"/>
-                <w:sz w:val="18"/>
-              </w:rPr>
-              <w:t>src/nivel.py</w:t>
-            </w:r>
-          </w:p>
-        </w:tc>
-        <w:tc>
-          <w:tcPr>
-            <w:tcW w:type="dxa" w:w="6690"/>
-            <w:vAlign w:val="center"/>
-            <w:tcMar>
-              <w:top w:w="80" w:type="dxa"/>
-              <w:left w:w="80" w:type="dxa"/>
-              <w:bottom w:w="80" w:type="dxa"/>
-              <w:right w:w="80" w:type="dxa"/>
-            </w:tcMar>
-            <w:tcBorders>
-              <w:top w:val="single" w:sz="4" w:color="D9D9D9"/>
-              <w:left w:val="single" w:sz="4" w:color="D9D9D9"/>
-              <w:bottom w:val="single" w:sz="4" w:color="D9D9D9"/>
-              <w:right w:val="single" w:sz="4" w:color="D9D9D9"/>
-            </w:tcBorders>
-            <w:shd w:fill="FFFFFF"/>
-          </w:tcPr>
-          <w:p>
-            <w:pPr>
-              <w:spacing w:after="40" w:line="240" w:lineRule="auto"/>
-            </w:pPr>
-            <w:r>
-              <w:rPr>
-                <w:b w:val="0"/>
-                <w:sz w:val="18"/>
-              </w:rPr>
-              <w:t>Mapa, cámara, llave, salida y orden de interacciones.</w:t>
-            </w:r>
-          </w:p>
-        </w:tc>
-      </w:tr>
-      <w:tr>
-        <w:trPr>
-          <w:cantSplit/>
-        </w:trPr>
-        <w:tc>
-          <w:tcPr>
-            <w:tcW w:type="dxa" w:w="2948"/>
-            <w:vAlign w:val="center"/>
-            <w:tcMar>
-              <w:top w:w="80" w:type="dxa"/>
-              <w:left w:w="80" w:type="dxa"/>
-              <w:bottom w:w="80" w:type="dxa"/>
-              <w:right w:w="80" w:type="dxa"/>
-            </w:tcMar>
-            <w:tcBorders>
-              <w:top w:val="single" w:sz="4" w:color="D9D9D9"/>
-              <w:left w:val="single" w:sz="4" w:color="D9D9D9"/>
-              <w:bottom w:val="single" w:sz="4" w:color="D9D9D9"/>
-              <w:right w:val="single" w:sz="4" w:color="D9D9D9"/>
-            </w:tcBorders>
-            <w:shd w:fill="F5F7F9"/>
-          </w:tcPr>
-          <w:p>
-            <w:pPr>
-              <w:spacing w:after="40" w:line="240" w:lineRule="auto"/>
-            </w:pPr>
-            <w:r>
-              <w:rPr>
-                <w:b w:val="0"/>
-                <w:sz w:val="18"/>
-              </w:rPr>
-              <w:t>src/personajes.py</w:t>
-            </w:r>
-          </w:p>
-        </w:tc>
-        <w:tc>
-          <w:tcPr>
-            <w:tcW w:type="dxa" w:w="6690"/>
-            <w:vAlign w:val="center"/>
-            <w:tcMar>
-              <w:top w:w="80" w:type="dxa"/>
-              <w:left w:w="80" w:type="dxa"/>
-              <w:bottom w:w="80" w:type="dxa"/>
-              <w:right w:w="80" w:type="dxa"/>
-            </w:tcMar>
-            <w:tcBorders>
-              <w:top w:val="single" w:sz="4" w:color="D9D9D9"/>
-              <w:left w:val="single" w:sz="4" w:color="D9D9D9"/>
-              <w:bottom w:val="single" w:sz="4" w:color="D9D9D9"/>
-              <w:right w:val="single" w:sz="4" w:color="D9D9D9"/>
-            </w:tcBorders>
-            <w:shd w:fill="F5F7F9"/>
-          </w:tcPr>
-          <w:p>
-            <w:pPr>
-              <w:spacing w:after="40" w:line="240" w:lineRule="auto"/>
-            </w:pPr>
-            <w:r>
-              <w:rPr>
-                <w:b w:val="0"/>
-                <w:sz w:val="18"/>
-              </w:rPr>
-              <w:t>Jerarquía, movimiento, patrulla y habilidad.</w:t>
-            </w:r>
-          </w:p>
-        </w:tc>
-      </w:tr>
-      <w:tr>
-        <w:trPr>
-          <w:cantSplit/>
-        </w:trPr>
-        <w:tc>
-          <w:tcPr>
-            <w:tcW w:type="dxa" w:w="2948"/>
-            <w:vAlign w:val="center"/>
-            <w:tcMar>
-              <w:top w:w="80" w:type="dxa"/>
-              <w:left w:w="80" w:type="dxa"/>
-              <w:bottom w:w="80" w:type="dxa"/>
-              <w:right w:w="80" w:type="dxa"/>
-            </w:tcMar>
-            <w:tcBorders>
-              <w:top w:val="single" w:sz="4" w:color="D9D9D9"/>
-              <w:left w:val="single" w:sz="4" w:color="D9D9D9"/>
-              <w:bottom w:val="single" w:sz="4" w:color="D9D9D9"/>
-              <w:right w:val="single" w:sz="4" w:color="D9D9D9"/>
-            </w:tcBorders>
-            <w:shd w:fill="FFFFFF"/>
-          </w:tcPr>
-          <w:p>
-            <w:pPr>
-              <w:spacing w:after="40" w:line="240" w:lineRule="auto"/>
-            </w:pPr>
-            <w:r>
-              <w:rPr>
-                <w:b w:val="0"/>
-                <w:sz w:val="18"/>
-              </w:rPr>
-              <w:t>src/estados.py</w:t>
-            </w:r>
-          </w:p>
-        </w:tc>
-        <w:tc>
-          <w:tcPr>
-            <w:tcW w:type="dxa" w:w="6690"/>
-            <w:vAlign w:val="center"/>
-            <w:tcMar>
-              <w:top w:w="80" w:type="dxa"/>
-              <w:left w:w="80" w:type="dxa"/>
-              <w:bottom w:w="80" w:type="dxa"/>
-              <w:right w:w="80" w:type="dxa"/>
-            </w:tcMar>
-            <w:tcBorders>
-              <w:top w:val="single" w:sz="4" w:color="D9D9D9"/>
-              <w:left w:val="single" w:sz="4" w:color="D9D9D9"/>
-              <w:bottom w:val="single" w:sz="4" w:color="D9D9D9"/>
-              <w:right w:val="single" w:sz="4" w:color="D9D9D9"/>
-            </w:tcBorders>
-            <w:shd w:fill="FFFFFF"/>
-          </w:tcPr>
-          <w:p>
-            <w:pPr>
-              <w:spacing w:after="40" w:line="240" w:lineRule="auto"/>
-            </w:pPr>
-            <w:r>
-              <w:rPr>
-                <w:b w:val="0"/>
-                <w:sz w:val="18"/>
-              </w:rPr>
-              <w:t>State con cuatro estados concretos.</w:t>
-            </w:r>
-          </w:p>
-        </w:tc>
-      </w:tr>
-      <w:tr>
-        <w:trPr>
-          <w:cantSplit/>
-        </w:trPr>
-        <w:tc>
-          <w:tcPr>
-            <w:tcW w:type="dxa" w:w="2948"/>
-            <w:vAlign w:val="center"/>
-            <w:tcMar>
-              <w:top w:w="80" w:type="dxa"/>
-              <w:left w:w="80" w:type="dxa"/>
-              <w:bottom w:w="80" w:type="dxa"/>
-              <w:right w:w="80" w:type="dxa"/>
-            </w:tcMar>
-            <w:tcBorders>
-              <w:top w:val="single" w:sz="4" w:color="D9D9D9"/>
-              <w:left w:val="single" w:sz="4" w:color="D9D9D9"/>
-              <w:bottom w:val="single" w:sz="4" w:color="D9D9D9"/>
-              <w:right w:val="single" w:sz="4" w:color="D9D9D9"/>
-            </w:tcBorders>
-            <w:shd w:fill="F5F7F9"/>
-          </w:tcPr>
-          <w:p>
-            <w:pPr>
-              <w:spacing w:after="40" w:line="240" w:lineRule="auto"/>
-            </w:pPr>
-            <w:r>
-              <w:rPr>
-                <w:b w:val="0"/>
-                <w:sz w:val="18"/>
-              </w:rPr>
-              <w:t>src/puntuacion.py</w:t>
-            </w:r>
-          </w:p>
-        </w:tc>
-        <w:tc>
-          <w:tcPr>
-            <w:tcW w:type="dxa" w:w="6690"/>
-            <w:vAlign w:val="center"/>
-            <w:tcMar>
-              <w:top w:w="80" w:type="dxa"/>
-              <w:left w:w="80" w:type="dxa"/>
-              <w:bottom w:w="80" w:type="dxa"/>
-              <w:right w:w="80" w:type="dxa"/>
-            </w:tcMar>
-            <w:tcBorders>
-              <w:top w:val="single" w:sz="4" w:color="D9D9D9"/>
-              <w:left w:val="single" w:sz="4" w:color="D9D9D9"/>
-              <w:bottom w:val="single" w:sz="4" w:color="D9D9D9"/>
-              <w:right w:val="single" w:sz="4" w:color="D9D9D9"/>
-            </w:tcBorders>
-            <w:shd w:fill="F5F7F9"/>
-          </w:tcPr>
-          <w:p>
-            <w:pPr>
-              <w:spacing w:after="40" w:line="240" w:lineRule="auto"/>
-            </w:pPr>
-            <w:r>
-              <w:rPr>
-                <w:b w:val="0"/>
-                <w:sz w:val="18"/>
-              </w:rPr>
-              <w:t>Observer, validación del puntaje y panel.</w:t>
-            </w:r>
-          </w:p>
-        </w:tc>
-      </w:tr>
-      <w:tr>
-        <w:trPr>
-          <w:cantSplit/>
-        </w:trPr>
-        <w:tc>
-          <w:tcPr>
-            <w:tcW w:type="dxa" w:w="2948"/>
-            <w:vAlign w:val="center"/>
-            <w:tcMar>
-              <w:top w:w="80" w:type="dxa"/>
-              <w:left w:w="80" w:type="dxa"/>
-              <w:bottom w:w="80" w:type="dxa"/>
-              <w:right w:w="80" w:type="dxa"/>
-            </w:tcMar>
-            <w:tcBorders>
-              <w:top w:val="single" w:sz="4" w:color="D9D9D9"/>
-              <w:left w:val="single" w:sz="4" w:color="D9D9D9"/>
-              <w:bottom w:val="single" w:sz="4" w:color="D9D9D9"/>
-              <w:right w:val="single" w:sz="4" w:color="D9D9D9"/>
-            </w:tcBorders>
-            <w:shd w:fill="FFFFFF"/>
-          </w:tcPr>
-          <w:p>
-            <w:pPr>
-              <w:spacing w:after="40" w:line="240" w:lineRule="auto"/>
-            </w:pPr>
-            <w:r>
-              <w:rPr>
-                <w:b w:val="0"/>
-                <w:sz w:val="18"/>
-              </w:rPr>
-              <w:t>src/geometria.py</w:t>
-            </w:r>
-          </w:p>
-        </w:tc>
-        <w:tc>
-          <w:tcPr>
-            <w:tcW w:type="dxa" w:w="6690"/>
-            <w:vAlign w:val="center"/>
-            <w:tcMar>
-              <w:top w:w="80" w:type="dxa"/>
-              <w:left w:w="80" w:type="dxa"/>
-              <w:bottom w:w="80" w:type="dxa"/>
-              <w:right w:w="80" w:type="dxa"/>
-            </w:tcMar>
-            <w:tcBorders>
-              <w:top w:val="single" w:sz="4" w:color="D9D9D9"/>
-              <w:left w:val="single" w:sz="4" w:color="D9D9D9"/>
-              <w:bottom w:val="single" w:sz="4" w:color="D9D9D9"/>
-              <w:right w:val="single" w:sz="4" w:color="D9D9D9"/>
-            </w:tcBorders>
-            <w:shd w:fill="FFFFFF"/>
-          </w:tcPr>
-          <w:p>
-            <w:pPr>
-              <w:spacing w:after="40" w:line="240" w:lineRule="auto"/>
-            </w:pPr>
-            <w:r>
-              <w:rPr>
-                <w:b w:val="0"/>
-                <w:sz w:val="18"/>
-              </w:rPr>
-              <w:t>Colisiones, segmentos y visibilidad.</w:t>
-            </w:r>
-          </w:p>
-        </w:tc>
-      </w:tr>
-      <w:tr>
-        <w:trPr>
-          <w:cantSplit/>
-        </w:trPr>
-        <w:tc>
-          <w:tcPr>
-            <w:tcW w:type="dxa" w:w="2948"/>
-            <w:vAlign w:val="center"/>
-            <w:tcMar>
-              <w:top w:w="80" w:type="dxa"/>
-              <w:left w:w="80" w:type="dxa"/>
-              <w:bottom w:w="80" w:type="dxa"/>
-              <w:right w:w="80" w:type="dxa"/>
-            </w:tcMar>
-            <w:tcBorders>
-              <w:top w:val="single" w:sz="4" w:color="D9D9D9"/>
-              <w:left w:val="single" w:sz="4" w:color="D9D9D9"/>
-              <w:bottom w:val="single" w:sz="4" w:color="D9D9D9"/>
-              <w:right w:val="single" w:sz="4" w:color="D9D9D9"/>
-            </w:tcBorders>
-            <w:shd w:fill="F5F7F9"/>
-          </w:tcPr>
-          <w:p>
-            <w:pPr>
-              <w:spacing w:after="40" w:line="240" w:lineRule="auto"/>
-            </w:pPr>
-            <w:r>
-              <w:rPr>
-                <w:b w:val="0"/>
-                <w:sz w:val="18"/>
-              </w:rPr>
-              <w:t>src/vista.py</w:t>
-            </w:r>
-          </w:p>
-        </w:tc>
-        <w:tc>
-          <w:tcPr>
-            <w:tcW w:type="dxa" w:w="6690"/>
-            <w:vAlign w:val="center"/>
-            <w:tcMar>
-              <w:top w:w="80" w:type="dxa"/>
-              <w:left w:w="80" w:type="dxa"/>
-              <w:bottom w:w="80" w:type="dxa"/>
-              <w:right w:w="80" w:type="dxa"/>
-            </w:tcMar>
-            <w:tcBorders>
-              <w:top w:val="single" w:sz="4" w:color="D9D9D9"/>
-              <w:left w:val="single" w:sz="4" w:color="D9D9D9"/>
-              <w:bottom w:val="single" w:sz="4" w:color="D9D9D9"/>
-              <w:right w:val="single" w:sz="4" w:color="D9D9D9"/>
-            </w:tcBorders>
-            <w:shd w:fill="F5F7F9"/>
-          </w:tcPr>
-          <w:p>
-            <w:pPr>
-              <w:spacing w:after="40" w:line="240" w:lineRule="auto"/>
-            </w:pPr>
-            <w:r>
-              <w:rPr>
-                <w:b w:val="0"/>
-                <w:sz w:val="18"/>
-              </w:rPr>
-              <w:t>Mapa, campos visuales, personajes e interfaz.</w:t>
-            </w:r>
-          </w:p>
-        </w:tc>
-      </w:tr>
-      <w:tr>
-        <w:trPr>
-          <w:cantSplit/>
-        </w:trPr>
-        <w:tc>
-          <w:tcPr>
-            <w:tcW w:type="dxa" w:w="2948"/>
-            <w:vAlign w:val="center"/>
-            <w:tcMar>
-              <w:top w:w="80" w:type="dxa"/>
-              <w:left w:w="80" w:type="dxa"/>
-              <w:bottom w:w="80" w:type="dxa"/>
-              <w:right w:w="80" w:type="dxa"/>
-            </w:tcMar>
-            <w:tcBorders>
-              <w:top w:val="single" w:sz="4" w:color="D9D9D9"/>
-              <w:left w:val="single" w:sz="4" w:color="D9D9D9"/>
-              <w:bottom w:val="single" w:sz="4" w:color="D9D9D9"/>
-              <w:right w:val="single" w:sz="4" w:color="D9D9D9"/>
-            </w:tcBorders>
-            <w:shd w:fill="FFFFFF"/>
-          </w:tcPr>
-          <w:p>
-            <w:pPr>
-              <w:spacing w:after="40" w:line="240" w:lineRule="auto"/>
-            </w:pPr>
-            <w:r>
-              <w:rPr>
-                <w:b w:val="0"/>
-                <w:sz w:val="18"/>
-              </w:rPr>
-              <w:t>tests/test_juego.py</w:t>
-            </w:r>
-          </w:p>
-        </w:tc>
-        <w:tc>
-          <w:tcPr>
-            <w:tcW w:type="dxa" w:w="6690"/>
-            <w:vAlign w:val="center"/>
-            <w:tcMar>
-              <w:top w:w="80" w:type="dxa"/>
-              <w:left w:w="80" w:type="dxa"/>
-              <w:bottom w:w="80" w:type="dxa"/>
-              <w:right w:w="80" w:type="dxa"/>
-            </w:tcMar>
-            <w:tcBorders>
-              <w:top w:val="single" w:sz="4" w:color="D9D9D9"/>
-              <w:left w:val="single" w:sz="4" w:color="D9D9D9"/>
-              <w:bottom w:val="single" w:sz="4" w:color="D9D9D9"/>
-              <w:right w:val="single" w:sz="4" w:color="D9D9D9"/>
-            </w:tcBorders>
-            <w:shd w:fill="FFFFFF"/>
-          </w:tcPr>
-          <w:p>
-            <w:pPr>
-              <w:spacing w:after="40" w:line="240" w:lineRule="auto"/>
-            </w:pPr>
-            <w:r>
-              <w:rPr>
-                <w:b w:val="0"/>
-                <w:sz w:val="18"/>
-              </w:rPr>
-              <w:t>20 casos automatizados de reglas e integración.</w:t>
-            </w:r>
-          </w:p>
-        </w:tc>
-      </w:tr>
-      <w:tr>
-        <w:trPr>
-          <w:cantSplit/>
-        </w:trPr>
-        <w:tc>
-          <w:tcPr>
-            <w:tcW w:type="dxa" w:w="2948"/>
-            <w:vAlign w:val="center"/>
-            <w:tcMar>
-              <w:top w:w="80" w:type="dxa"/>
-              <w:left w:w="80" w:type="dxa"/>
-              <w:bottom w:w="80" w:type="dxa"/>
-              <w:right w:w="80" w:type="dxa"/>
-            </w:tcMar>
-            <w:tcBorders>
-              <w:top w:val="single" w:sz="4" w:color="D9D9D9"/>
-              <w:left w:val="single" w:sz="4" w:color="D9D9D9"/>
-              <w:bottom w:val="single" w:sz="4" w:color="D9D9D9"/>
-              <w:right w:val="single" w:sz="4" w:color="D9D9D9"/>
-            </w:tcBorders>
-            <w:shd w:fill="F5F7F9"/>
-          </w:tcPr>
-          <w:p>
-            <w:pPr>
-              <w:spacing w:after="40" w:line="240" w:lineRule="auto"/>
-            </w:pPr>
-            <w:r>
-              <w:rPr>
-                <w:b w:val="0"/>
-                <w:sz w:val="18"/>
-              </w:rPr>
-              <w:t>tools/verificar.py</w:t>
-            </w:r>
-          </w:p>
-        </w:tc>
-        <w:tc>
-          <w:tcPr>
-            <w:tcW w:type="dxa" w:w="6690"/>
-            <w:vAlign w:val="center"/>
-            <w:tcMar>
-              <w:top w:w="80" w:type="dxa"/>
-              <w:left w:w="80" w:type="dxa"/>
-              <w:bottom w:w="80" w:type="dxa"/>
-              <w:right w:w="80" w:type="dxa"/>
-            </w:tcMar>
-            <w:tcBorders>
-              <w:top w:val="single" w:sz="4" w:color="D9D9D9"/>
-              <w:left w:val="single" w:sz="4" w:color="D9D9D9"/>
-              <w:bottom w:val="single" w:sz="4" w:color="D9D9D9"/>
-              <w:right w:val="single" w:sz="4" w:color="D9D9D9"/>
-            </w:tcBorders>
-            <w:shd w:fill="F5F7F9"/>
-          </w:tcPr>
-          <w:p>
-            <w:pPr>
-              <w:spacing w:after="40" w:line="240" w:lineRule="auto"/>
-            </w:pPr>
-            <w:r>
-              <w:rPr>
-                <w:b w:val="0"/>
-                <w:sz w:val="18"/>
-              </w:rPr>
-              <w:t>Ejecución de pruebas, eventos y capturas.</w:t>
-            </w:r>
-          </w:p>
-        </w:tc>
-      </w:tr>
-    </w:tbl>
-    <w:p>
-      <w:pPr>
-        <w:spacing w:after="40"/>
-      </w:pPr>
-    </w:p>
-    <w:p>
-      <w:pPr>
-        <w:pStyle w:val="Heading2"/>
-      </w:pPr>
-      <w:r>
-        <w:t>Secuencia de actualización</w:t>
-      </w:r>
-    </w:p>
-    <w:p>
-      <w:r>
-        <w:t>En cada fotograma se procesan eventos, se leen controles y Juego delega al estado activo. Jugando actualiza Nivel; este llama update() en cada personaje y resuelve primero la detección, después la llave y finalmente la salida. Las transiciones detienen nuevas actualizaciones del nivel terminado. Vista dibuja el resultado y muestra el valor recibido por PanelPuntaje.</w:t>
-      </w:r>
-    </w:p>
-    <w:p>
-      <w:pPr>
-        <w:pStyle w:val="Heading2"/>
-      </w:pPr>
-      <w:r>
-        <w:t>Decisiones técnicas</w:t>
-      </w:r>
-    </w:p>
-    <w:p>
-      <w:r>
-        <w:t>Se utilizó Pygame 2.6.1 [2] y se fijó esa versión en requirements.txt. Las verificaciones se realizaron con Python 3.12.14. El juego no requiere conexión a Internet durante la partida. Las coordenadas del modelo se expresan respecto al mapa; la vista añade el desplazamiento de pantalla únicamente al dibujar.</w:t>
-      </w:r>
-    </w:p>
-    <w:p>
-      <w:r>
-        <w:t>Los campos de visión dibujados se recortan contra los mismos muros que intervienen en la detección. Se usa una aproximación de 61 rayos para mostrar cada cono; la detección utiliza un segmento directo entre el vigilante y el centro del jugador.</w:t>
-      </w:r>
-    </w:p>
-    <w:p>
-      <w:pPr>
-        <w:pStyle w:val="Heading2"/>
-      </w:pPr>
-      <w:r>
-        <w:t>Historial de Git</w:t>
-      </w:r>
-    </w:p>
-    <w:p>
-      <w:r>
-        <w:t>La planificación se registró en cfaba6e. El prototipo y sus primeras evidencias se registraron en 8917f20. Los commits siguientes corresponden a la documentación y al empaquetado del parcial. El repositorio es local; no se ha publicado en un alojamiento remoto.</w:t>
-      </w:r>
-    </w:p>
-    <w:p>
-      <w:r>
-        <w:br w:type="page"/>
-      </w:r>
-    </w:p>
-    <w:p>
-      <w:pPr>
-        <w:pStyle w:val="Heading1"/>
-      </w:pPr>
-      <w:r>
-        <w:t>8 Pruebas y resultados</w:t>
-      </w:r>
-    </w:p>
-    <w:p>
-      <w:r>
-        <w:t>El 8 de octubre se ejecutaron 20 pruebas con unittest: 0 fallos y 0 errores. Los resultados completos se encuentran en docs/evidencias/pruebas.txt y resultados.json. La tabla resume los escenarios realmente comprobados.</w:t>
-      </w:r>
-    </w:p>
-    <w:tbl>
-      <w:tblPr>
-        <w:tblW w:type="auto" w:w="0"/>
-        <w:jc w:val="center"/>
-        <w:tblLayout w:type="fixed"/>
-        <w:tblLook w:firstColumn="1" w:firstRow="1" w:lastColumn="0" w:lastRow="0" w:noHBand="0" w:noVBand="1" w:val="04A0"/>
-      </w:tblPr>
-      <w:tblGrid>
-        <w:gridCol w:w="907"/>
-        <w:gridCol w:w="6973"/>
-        <w:gridCol w:w="1757"/>
-      </w:tblGrid>
-      <w:tr>
-        <w:trPr>
-          <w:cantSplit/>
-          <w:tblHeader/>
-        </w:trPr>
-        <w:tc>
-          <w:tcPr>
-            <w:tcW w:type="dxa" w:w="907"/>
-            <w:vAlign w:val="center"/>
-            <w:tcMar>
-              <w:top w:w="80" w:type="dxa"/>
-              <w:left w:w="80" w:type="dxa"/>
-              <w:bottom w:w="80" w:type="dxa"/>
-              <w:right w:w="80" w:type="dxa"/>
-            </w:tcMar>
-            <w:tcBorders>
-              <w:top w:val="single" w:sz="4" w:color="D9D9D9"/>
-              <w:left w:val="single" w:sz="4" w:color="D9D9D9"/>
-              <w:bottom w:val="single" w:sz="4" w:color="D9D9D9"/>
-              <w:right w:val="single" w:sz="4" w:color="D9D9D9"/>
-            </w:tcBorders>
-            <w:shd w:fill="DCE6EE"/>
-          </w:tcPr>
-          <w:p>
-            <w:pPr>
-              <w:spacing w:after="40" w:line="240" w:lineRule="auto"/>
-            </w:pPr>
-            <w:r>
-              <w:rPr>
-                <w:b/>
-                <w:sz w:val="18"/>
-              </w:rPr>
-              <w:t>Caso</w:t>
-            </w:r>
-          </w:p>
-        </w:tc>
-        <w:tc>
-          <w:tcPr>
-            <w:tcW w:type="dxa" w:w="6973"/>
-            <w:vAlign w:val="center"/>
-            <w:tcMar>
-              <w:top w:w="80" w:type="dxa"/>
-              <w:left w:w="80" w:type="dxa"/>
-              <w:bottom w:w="80" w:type="dxa"/>
-              <w:right w:w="80" w:type="dxa"/>
-            </w:tcMar>
-            <w:tcBorders>
-              <w:top w:val="single" w:sz="4" w:color="D9D9D9"/>
-              <w:left w:val="single" w:sz="4" w:color="D9D9D9"/>
-              <w:bottom w:val="single" w:sz="4" w:color="D9D9D9"/>
-              <w:right w:val="single" w:sz="4" w:color="D9D9D9"/>
-            </w:tcBorders>
-            <w:shd w:fill="DCE6EE"/>
-          </w:tcPr>
-          <w:p>
-            <w:pPr>
-              <w:spacing w:after="40" w:line="240" w:lineRule="auto"/>
-            </w:pPr>
-            <w:r>
-              <w:rPr>
-                <w:b/>
-                <w:sz w:val="18"/>
-              </w:rPr>
-              <w:t>Escenario</w:t>
-            </w:r>
-          </w:p>
-        </w:tc>
-        <w:tc>
-          <w:tcPr>
-            <w:tcW w:type="dxa" w:w="1757"/>
-            <w:vAlign w:val="center"/>
-            <w:tcMar>
-              <w:top w:w="80" w:type="dxa"/>
-              <w:left w:w="80" w:type="dxa"/>
-              <w:bottom w:w="80" w:type="dxa"/>
-              <w:right w:w="80" w:type="dxa"/>
-            </w:tcMar>
-            <w:tcBorders>
-              <w:top w:val="single" w:sz="4" w:color="D9D9D9"/>
-              <w:left w:val="single" w:sz="4" w:color="D9D9D9"/>
-              <w:bottom w:val="single" w:sz="4" w:color="D9D9D9"/>
-              <w:right w:val="single" w:sz="4" w:color="D9D9D9"/>
-            </w:tcBorders>
-            <w:shd w:fill="DCE6EE"/>
-          </w:tcPr>
-          <w:p>
-            <w:pPr>
-              <w:spacing w:after="40" w:line="240" w:lineRule="auto"/>
-            </w:pPr>
-            <w:r>
-              <w:rPr>
-                <w:b/>
-                <w:sz w:val="18"/>
-              </w:rPr>
-              <w:t>Resultado</w:t>
-            </w:r>
-          </w:p>
-        </w:tc>
-      </w:tr>
-      <w:tr>
-        <w:trPr>
-          <w:cantSplit/>
-        </w:trPr>
-        <w:tc>
-          <w:tcPr>
-            <w:tcW w:type="dxa" w:w="907"/>
-            <w:vAlign w:val="center"/>
-            <w:tcMar>
-              <w:top w:w="80" w:type="dxa"/>
-              <w:left w:w="80" w:type="dxa"/>
-              <w:bottom w:w="80" w:type="dxa"/>
-              <w:right w:w="80" w:type="dxa"/>
-            </w:tcMar>
-            <w:tcBorders>
-              <w:top w:val="single" w:sz="4" w:color="D9D9D9"/>
-              <w:left w:val="single" w:sz="4" w:color="D9D9D9"/>
-              <w:bottom w:val="single" w:sz="4" w:color="D9D9D9"/>
-              <w:right w:val="single" w:sz="4" w:color="D9D9D9"/>
-            </w:tcBorders>
-            <w:shd w:fill="FFFFFF"/>
-          </w:tcPr>
-          <w:p>
-            <w:pPr>
-              <w:spacing w:after="40" w:line="240" w:lineRule="auto"/>
-            </w:pPr>
-            <w:r>
-              <w:rPr>
-                <w:b w:val="0"/>
-                <w:sz w:val="18"/>
-              </w:rPr>
-              <w:t>T01</w:t>
-            </w:r>
-          </w:p>
-        </w:tc>
-        <w:tc>
-          <w:tcPr>
-            <w:tcW w:type="dxa" w:w="6973"/>
-            <w:vAlign w:val="center"/>
-            <w:tcMar>
-              <w:top w:w="80" w:type="dxa"/>
-              <w:left w:w="80" w:type="dxa"/>
-              <w:bottom w:w="80" w:type="dxa"/>
-              <w:right w:w="80" w:type="dxa"/>
-            </w:tcMar>
-            <w:tcBorders>
-              <w:top w:val="single" w:sz="4" w:color="D9D9D9"/>
-              <w:left w:val="single" w:sz="4" w:color="D9D9D9"/>
-              <w:bottom w:val="single" w:sz="4" w:color="D9D9D9"/>
-              <w:right w:val="single" w:sz="4" w:color="D9D9D9"/>
-            </w:tcBorders>
-            <w:shd w:fill="FFFFFF"/>
-          </w:tcPr>
-          <w:p>
-            <w:pPr>
-              <w:spacing w:after="40" w:line="240" w:lineRule="auto"/>
-            </w:pPr>
-            <w:r>
-              <w:rPr>
-                <w:b w:val="0"/>
-                <w:sz w:val="18"/>
-              </w:rPr>
-              <w:t>Personaje abstracto no instanciable</w:t>
-            </w:r>
-          </w:p>
-        </w:tc>
-        <w:tc>
-          <w:tcPr>
-            <w:tcW w:type="dxa" w:w="1757"/>
-            <w:vAlign w:val="center"/>
-            <w:tcMar>
-              <w:top w:w="80" w:type="dxa"/>
-              <w:left w:w="80" w:type="dxa"/>
-              <w:bottom w:w="80" w:type="dxa"/>
-              <w:right w:w="80" w:type="dxa"/>
-            </w:tcMar>
-            <w:tcBorders>
-              <w:top w:val="single" w:sz="4" w:color="D9D9D9"/>
-              <w:left w:val="single" w:sz="4" w:color="D9D9D9"/>
-              <w:bottom w:val="single" w:sz="4" w:color="D9D9D9"/>
-              <w:right w:val="single" w:sz="4" w:color="D9D9D9"/>
-            </w:tcBorders>
-            <w:shd w:fill="FFFFFF"/>
-          </w:tcPr>
-          <w:p>
-            <w:pPr>
-              <w:spacing w:after="40" w:line="240" w:lineRule="auto"/>
-            </w:pPr>
-            <w:r>
-              <w:rPr>
-                <w:b w:val="0"/>
-                <w:sz w:val="18"/>
-              </w:rPr>
-              <w:t>Conforme</w:t>
-            </w:r>
-          </w:p>
-        </w:tc>
-      </w:tr>
-      <w:tr>
-        <w:trPr>
-          <w:cantSplit/>
-        </w:trPr>
-        <w:tc>
-          <w:tcPr>
-            <w:tcW w:type="dxa" w:w="907"/>
-            <w:vAlign w:val="center"/>
-            <w:tcMar>
-              <w:top w:w="80" w:type="dxa"/>
-              <w:left w:w="80" w:type="dxa"/>
-              <w:bottom w:w="80" w:type="dxa"/>
-              <w:right w:w="80" w:type="dxa"/>
-            </w:tcMar>
-            <w:tcBorders>
-              <w:top w:val="single" w:sz="4" w:color="D9D9D9"/>
-              <w:left w:val="single" w:sz="4" w:color="D9D9D9"/>
-              <w:bottom w:val="single" w:sz="4" w:color="D9D9D9"/>
-              <w:right w:val="single" w:sz="4" w:color="D9D9D9"/>
-            </w:tcBorders>
-            <w:shd w:fill="F5F7F9"/>
-          </w:tcPr>
-          <w:p>
-            <w:pPr>
-              <w:spacing w:after="40" w:line="240" w:lineRule="auto"/>
-            </w:pPr>
-            <w:r>
-              <w:rPr>
-                <w:b w:val="0"/>
-                <w:sz w:val="18"/>
-              </w:rPr>
-              <w:t>T02</w:t>
-            </w:r>
-          </w:p>
-        </w:tc>
-        <w:tc>
-          <w:tcPr>
-            <w:tcW w:type="dxa" w:w="6973"/>
-            <w:vAlign w:val="center"/>
-            <w:tcMar>
-              <w:top w:w="80" w:type="dxa"/>
-              <w:left w:w="80" w:type="dxa"/>
-              <w:bottom w:w="80" w:type="dxa"/>
-              <w:right w:w="80" w:type="dxa"/>
-            </w:tcMar>
-            <w:tcBorders>
-              <w:top w:val="single" w:sz="4" w:color="D9D9D9"/>
-              <w:left w:val="single" w:sz="4" w:color="D9D9D9"/>
-              <w:bottom w:val="single" w:sz="4" w:color="D9D9D9"/>
-              <w:right w:val="single" w:sz="4" w:color="D9D9D9"/>
-            </w:tcBorders>
-            <w:shd w:fill="F5F7F9"/>
-          </w:tcPr>
-          <w:p>
-            <w:pPr>
-              <w:spacing w:after="40" w:line="240" w:lineRule="auto"/>
-            </w:pPr>
-            <w:r>
-              <w:rPr>
-                <w:b w:val="0"/>
-                <w:sz w:val="18"/>
-              </w:rPr>
-              <w:t>Colisión con los cuatro bordes</w:t>
-            </w:r>
-          </w:p>
-        </w:tc>
-        <w:tc>
-          <w:tcPr>
-            <w:tcW w:type="dxa" w:w="1757"/>
-            <w:vAlign w:val="center"/>
-            <w:tcMar>
-              <w:top w:w="80" w:type="dxa"/>
-              <w:left w:w="80" w:type="dxa"/>
-              <w:bottom w:w="80" w:type="dxa"/>
-              <w:right w:w="80" w:type="dxa"/>
-            </w:tcMar>
-            <w:tcBorders>
-              <w:top w:val="single" w:sz="4" w:color="D9D9D9"/>
-              <w:left w:val="single" w:sz="4" w:color="D9D9D9"/>
-              <w:bottom w:val="single" w:sz="4" w:color="D9D9D9"/>
-              <w:right w:val="single" w:sz="4" w:color="D9D9D9"/>
-            </w:tcBorders>
-            <w:shd w:fill="F5F7F9"/>
-          </w:tcPr>
-          <w:p>
-            <w:pPr>
-              <w:spacing w:after="40" w:line="240" w:lineRule="auto"/>
-            </w:pPr>
-            <w:r>
-              <w:rPr>
-                <w:b w:val="0"/>
-                <w:sz w:val="18"/>
-              </w:rPr>
-              <w:t>Conforme</w:t>
-            </w:r>
-          </w:p>
-        </w:tc>
-      </w:tr>
-      <w:tr>
-        <w:trPr>
-          <w:cantSplit/>
-        </w:trPr>
-        <w:tc>
-          <w:tcPr>
-            <w:tcW w:type="dxa" w:w="907"/>
-            <w:vAlign w:val="center"/>
-            <w:tcMar>
-              <w:top w:w="80" w:type="dxa"/>
-              <w:left w:w="80" w:type="dxa"/>
-              <w:bottom w:w="80" w:type="dxa"/>
-              <w:right w:w="80" w:type="dxa"/>
-            </w:tcMar>
-            <w:tcBorders>
-              <w:top w:val="single" w:sz="4" w:color="D9D9D9"/>
-              <w:left w:val="single" w:sz="4" w:color="D9D9D9"/>
-              <w:bottom w:val="single" w:sz="4" w:color="D9D9D9"/>
-              <w:right w:val="single" w:sz="4" w:color="D9D9D9"/>
-            </w:tcBorders>
-            <w:shd w:fill="FFFFFF"/>
-          </w:tcPr>
-          <w:p>
-            <w:pPr>
-              <w:spacing w:after="40" w:line="240" w:lineRule="auto"/>
-            </w:pPr>
-            <w:r>
-              <w:rPr>
-                <w:b w:val="0"/>
-                <w:sz w:val="18"/>
-              </w:rPr>
-              <w:t>T03</w:t>
-            </w:r>
-          </w:p>
-        </w:tc>
-        <w:tc>
-          <w:tcPr>
-            <w:tcW w:type="dxa" w:w="6973"/>
-            <w:vAlign w:val="center"/>
-            <w:tcMar>
-              <w:top w:w="80" w:type="dxa"/>
-              <w:left w:w="80" w:type="dxa"/>
-              <w:bottom w:w="80" w:type="dxa"/>
-              <w:right w:w="80" w:type="dxa"/>
-            </w:tcMar>
-            <w:tcBorders>
-              <w:top w:val="single" w:sz="4" w:color="D9D9D9"/>
-              <w:left w:val="single" w:sz="4" w:color="D9D9D9"/>
-              <w:bottom w:val="single" w:sz="4" w:color="D9D9D9"/>
-              <w:right w:val="single" w:sz="4" w:color="D9D9D9"/>
-            </w:tcBorders>
-            <w:shd w:fill="FFFFFF"/>
-          </w:tcPr>
-          <w:p>
-            <w:pPr>
-              <w:spacing w:after="40" w:line="240" w:lineRule="auto"/>
-            </w:pPr>
-            <w:r>
-              <w:rPr>
-                <w:b w:val="0"/>
-                <w:sz w:val="18"/>
-              </w:rPr>
-              <w:t>Muro interior sin atravesarlo</w:t>
-            </w:r>
-          </w:p>
-        </w:tc>
-        <w:tc>
-          <w:tcPr>
-            <w:tcW w:type="dxa" w:w="1757"/>
-            <w:vAlign w:val="center"/>
-            <w:tcMar>
-              <w:top w:w="80" w:type="dxa"/>
-              <w:left w:w="80" w:type="dxa"/>
-              <w:bottom w:w="80" w:type="dxa"/>
-              <w:right w:w="80" w:type="dxa"/>
-            </w:tcMar>
-            <w:tcBorders>
-              <w:top w:val="single" w:sz="4" w:color="D9D9D9"/>
-              <w:left w:val="single" w:sz="4" w:color="D9D9D9"/>
-              <w:bottom w:val="single" w:sz="4" w:color="D9D9D9"/>
-              <w:right w:val="single" w:sz="4" w:color="D9D9D9"/>
-            </w:tcBorders>
-            <w:shd w:fill="FFFFFF"/>
-          </w:tcPr>
-          <w:p>
-            <w:pPr>
-              <w:spacing w:after="40" w:line="240" w:lineRule="auto"/>
-            </w:pPr>
-            <w:r>
-              <w:rPr>
-                <w:b w:val="0"/>
-                <w:sz w:val="18"/>
-              </w:rPr>
-              <w:t>Conforme</w:t>
-            </w:r>
-          </w:p>
-        </w:tc>
-      </w:tr>
-      <w:tr>
-        <w:trPr>
-          <w:cantSplit/>
-        </w:trPr>
-        <w:tc>
-          <w:tcPr>
-            <w:tcW w:type="dxa" w:w="907"/>
-            <w:vAlign w:val="center"/>
-            <w:tcMar>
-              <w:top w:w="80" w:type="dxa"/>
-              <w:left w:w="80" w:type="dxa"/>
-              <w:bottom w:w="80" w:type="dxa"/>
-              <w:right w:w="80" w:type="dxa"/>
-            </w:tcMar>
-            <w:tcBorders>
-              <w:top w:val="single" w:sz="4" w:color="D9D9D9"/>
-              <w:left w:val="single" w:sz="4" w:color="D9D9D9"/>
-              <w:bottom w:val="single" w:sz="4" w:color="D9D9D9"/>
-              <w:right w:val="single" w:sz="4" w:color="D9D9D9"/>
-            </w:tcBorders>
-            <w:shd w:fill="F5F7F9"/>
-          </w:tcPr>
-          <w:p>
-            <w:pPr>
-              <w:spacing w:after="40" w:line="240" w:lineRule="auto"/>
-            </w:pPr>
-            <w:r>
-              <w:rPr>
-                <w:b w:val="0"/>
-                <w:sz w:val="18"/>
-              </w:rPr>
-              <w:t>T04</w:t>
-            </w:r>
-          </w:p>
-        </w:tc>
-        <w:tc>
-          <w:tcPr>
-            <w:tcW w:type="dxa" w:w="6973"/>
-            <w:vAlign w:val="center"/>
-            <w:tcMar>
-              <w:top w:w="80" w:type="dxa"/>
-              <w:left w:w="80" w:type="dxa"/>
-              <w:bottom w:w="80" w:type="dxa"/>
-              <w:right w:w="80" w:type="dxa"/>
-            </w:tcMar>
-            <w:tcBorders>
-              <w:top w:val="single" w:sz="4" w:color="D9D9D9"/>
-              <w:left w:val="single" w:sz="4" w:color="D9D9D9"/>
-              <w:bottom w:val="single" w:sz="4" w:color="D9D9D9"/>
-              <w:right w:val="single" w:sz="4" w:color="D9D9D9"/>
-            </w:tcBorders>
-            <w:shd w:fill="F5F7F9"/>
-          </w:tcPr>
-          <w:p>
-            <w:pPr>
-              <w:spacing w:after="40" w:line="240" w:lineRule="auto"/>
-            </w:pPr>
-            <w:r>
-              <w:rPr>
-                <w:b w:val="0"/>
-                <w:sz w:val="18"/>
-              </w:rPr>
-              <w:t>Velocidad diagonal normalizada</w:t>
-            </w:r>
-          </w:p>
-        </w:tc>
-        <w:tc>
-          <w:tcPr>
-            <w:tcW w:type="dxa" w:w="1757"/>
-            <w:vAlign w:val="center"/>
-            <w:tcMar>
-              <w:top w:w="80" w:type="dxa"/>
-              <w:left w:w="80" w:type="dxa"/>
-              <w:bottom w:w="80" w:type="dxa"/>
-              <w:right w:w="80" w:type="dxa"/>
-            </w:tcMar>
-            <w:tcBorders>
-              <w:top w:val="single" w:sz="4" w:color="D9D9D9"/>
-              <w:left w:val="single" w:sz="4" w:color="D9D9D9"/>
-              <w:bottom w:val="single" w:sz="4" w:color="D9D9D9"/>
-              <w:right w:val="single" w:sz="4" w:color="D9D9D9"/>
-            </w:tcBorders>
-            <w:shd w:fill="F5F7F9"/>
-          </w:tcPr>
-          <w:p>
-            <w:pPr>
-              <w:spacing w:after="40" w:line="240" w:lineRule="auto"/>
-            </w:pPr>
-            <w:r>
-              <w:rPr>
-                <w:b w:val="0"/>
-                <w:sz w:val="18"/>
-              </w:rPr>
-              <w:t>Conforme</w:t>
-            </w:r>
-          </w:p>
-        </w:tc>
-      </w:tr>
-      <w:tr>
-        <w:trPr>
-          <w:cantSplit/>
-        </w:trPr>
-        <w:tc>
-          <w:tcPr>
-            <w:tcW w:type="dxa" w:w="907"/>
-            <w:vAlign w:val="center"/>
-            <w:tcMar>
-              <w:top w:w="80" w:type="dxa"/>
-              <w:left w:w="80" w:type="dxa"/>
-              <w:bottom w:w="80" w:type="dxa"/>
-              <w:right w:w="80" w:type="dxa"/>
-            </w:tcMar>
-            <w:tcBorders>
-              <w:top w:val="single" w:sz="4" w:color="D9D9D9"/>
-              <w:left w:val="single" w:sz="4" w:color="D9D9D9"/>
-              <w:bottom w:val="single" w:sz="4" w:color="D9D9D9"/>
-              <w:right w:val="single" w:sz="4" w:color="D9D9D9"/>
-            </w:tcBorders>
-            <w:shd w:fill="FFFFFF"/>
-          </w:tcPr>
-          <w:p>
-            <w:pPr>
-              <w:spacing w:after="40" w:line="240" w:lineRule="auto"/>
-            </w:pPr>
-            <w:r>
-              <w:rPr>
-                <w:b w:val="0"/>
-                <w:sz w:val="18"/>
-              </w:rPr>
-              <w:t>T05</w:t>
-            </w:r>
-          </w:p>
-        </w:tc>
-        <w:tc>
-          <w:tcPr>
-            <w:tcW w:type="dxa" w:w="6973"/>
-            <w:vAlign w:val="center"/>
-            <w:tcMar>
-              <w:top w:w="80" w:type="dxa"/>
-              <w:left w:w="80" w:type="dxa"/>
-              <w:bottom w:w="80" w:type="dxa"/>
-              <w:right w:w="80" w:type="dxa"/>
-            </w:tcMar>
-            <w:tcBorders>
-              <w:top w:val="single" w:sz="4" w:color="D9D9D9"/>
-              <w:left w:val="single" w:sz="4" w:color="D9D9D9"/>
-              <w:bottom w:val="single" w:sz="4" w:color="D9D9D9"/>
-              <w:right w:val="single" w:sz="4" w:color="D9D9D9"/>
-            </w:tcBorders>
-            <w:shd w:fill="FFFFFF"/>
-          </w:tcPr>
-          <w:p>
-            <w:pPr>
-              <w:spacing w:after="40" w:line="240" w:lineRule="auto"/>
-            </w:pPr>
-            <w:r>
-              <w:rPr>
-                <w:b w:val="0"/>
-                <w:sz w:val="18"/>
-              </w:rPr>
-              <w:t>Alcance, cono y muro en la visión</w:t>
-            </w:r>
-          </w:p>
-        </w:tc>
-        <w:tc>
-          <w:tcPr>
-            <w:tcW w:type="dxa" w:w="1757"/>
-            <w:vAlign w:val="center"/>
-            <w:tcMar>
-              <w:top w:w="80" w:type="dxa"/>
-              <w:left w:w="80" w:type="dxa"/>
-              <w:bottom w:w="80" w:type="dxa"/>
-              <w:right w:w="80" w:type="dxa"/>
-            </w:tcMar>
-            <w:tcBorders>
-              <w:top w:val="single" w:sz="4" w:color="D9D9D9"/>
-              <w:left w:val="single" w:sz="4" w:color="D9D9D9"/>
-              <w:bottom w:val="single" w:sz="4" w:color="D9D9D9"/>
-              <w:right w:val="single" w:sz="4" w:color="D9D9D9"/>
-            </w:tcBorders>
-            <w:shd w:fill="FFFFFF"/>
-          </w:tcPr>
-          <w:p>
-            <w:pPr>
-              <w:spacing w:after="40" w:line="240" w:lineRule="auto"/>
-            </w:pPr>
-            <w:r>
-              <w:rPr>
-                <w:b w:val="0"/>
-                <w:sz w:val="18"/>
-              </w:rPr>
-              <w:t>Conforme</w:t>
-            </w:r>
-          </w:p>
-        </w:tc>
-      </w:tr>
-      <w:tr>
-        <w:trPr>
-          <w:cantSplit/>
-        </w:trPr>
-        <w:tc>
-          <w:tcPr>
-            <w:tcW w:type="dxa" w:w="907"/>
-            <w:vAlign w:val="center"/>
-            <w:tcMar>
-              <w:top w:w="80" w:type="dxa"/>
-              <w:left w:w="80" w:type="dxa"/>
-              <w:bottom w:w="80" w:type="dxa"/>
-              <w:right w:w="80" w:type="dxa"/>
-            </w:tcMar>
-            <w:tcBorders>
-              <w:top w:val="single" w:sz="4" w:color="D9D9D9"/>
-              <w:left w:val="single" w:sz="4" w:color="D9D9D9"/>
-              <w:bottom w:val="single" w:sz="4" w:color="D9D9D9"/>
-              <w:right w:val="single" w:sz="4" w:color="D9D9D9"/>
-            </w:tcBorders>
-            <w:shd w:fill="F5F7F9"/>
-          </w:tcPr>
-          <w:p>
-            <w:pPr>
-              <w:spacing w:after="40" w:line="240" w:lineRule="auto"/>
-            </w:pPr>
-            <w:r>
-              <w:rPr>
-                <w:b w:val="0"/>
-                <w:sz w:val="18"/>
-              </w:rPr>
-              <w:t>T06</w:t>
-            </w:r>
-          </w:p>
-        </w:tc>
-        <w:tc>
-          <w:tcPr>
-            <w:tcW w:type="dxa" w:w="6973"/>
-            <w:vAlign w:val="center"/>
-            <w:tcMar>
-              <w:top w:w="80" w:type="dxa"/>
-              <w:left w:w="80" w:type="dxa"/>
-              <w:bottom w:w="80" w:type="dxa"/>
-              <w:right w:w="80" w:type="dxa"/>
-            </w:tcMar>
-            <w:tcBorders>
-              <w:top w:val="single" w:sz="4" w:color="D9D9D9"/>
-              <w:left w:val="single" w:sz="4" w:color="D9D9D9"/>
-              <w:bottom w:val="single" w:sz="4" w:color="D9D9D9"/>
-              <w:right w:val="single" w:sz="4" w:color="D9D9D9"/>
-            </w:tcBorders>
-            <w:shd w:fill="F5F7F9"/>
-          </w:tcPr>
-          <w:p>
-            <w:pPr>
-              <w:spacing w:after="40" w:line="240" w:lineRule="auto"/>
-            </w:pPr>
-            <w:r>
-              <w:rPr>
-                <w:b w:val="0"/>
-                <w:sz w:val="18"/>
-              </w:rPr>
-              <w:t>Captura por cámara</w:t>
-            </w:r>
-          </w:p>
-        </w:tc>
-        <w:tc>
-          <w:tcPr>
-            <w:tcW w:type="dxa" w:w="1757"/>
-            <w:vAlign w:val="center"/>
-            <w:tcMar>
-              <w:top w:w="80" w:type="dxa"/>
-              <w:left w:w="80" w:type="dxa"/>
-              <w:bottom w:w="80" w:type="dxa"/>
-              <w:right w:w="80" w:type="dxa"/>
-            </w:tcMar>
-            <w:tcBorders>
-              <w:top w:val="single" w:sz="4" w:color="D9D9D9"/>
-              <w:left w:val="single" w:sz="4" w:color="D9D9D9"/>
-              <w:bottom w:val="single" w:sz="4" w:color="D9D9D9"/>
-              <w:right w:val="single" w:sz="4" w:color="D9D9D9"/>
-            </w:tcBorders>
-            <w:shd w:fill="F5F7F9"/>
-          </w:tcPr>
-          <w:p>
-            <w:pPr>
-              <w:spacing w:after="40" w:line="240" w:lineRule="auto"/>
-            </w:pPr>
-            <w:r>
-              <w:rPr>
-                <w:b w:val="0"/>
-                <w:sz w:val="18"/>
-              </w:rPr>
-              <w:t>Conforme</w:t>
-            </w:r>
-          </w:p>
-        </w:tc>
-      </w:tr>
-      <w:tr>
-        <w:trPr>
-          <w:cantSplit/>
-        </w:trPr>
-        <w:tc>
-          <w:tcPr>
-            <w:tcW w:type="dxa" w:w="907"/>
-            <w:vAlign w:val="center"/>
-            <w:tcMar>
-              <w:top w:w="80" w:type="dxa"/>
-              <w:left w:w="80" w:type="dxa"/>
-              <w:bottom w:w="80" w:type="dxa"/>
-              <w:right w:w="80" w:type="dxa"/>
-            </w:tcMar>
-            <w:tcBorders>
-              <w:top w:val="single" w:sz="4" w:color="D9D9D9"/>
-              <w:left w:val="single" w:sz="4" w:color="D9D9D9"/>
-              <w:bottom w:val="single" w:sz="4" w:color="D9D9D9"/>
-              <w:right w:val="single" w:sz="4" w:color="D9D9D9"/>
-            </w:tcBorders>
-            <w:shd w:fill="FFFFFF"/>
-          </w:tcPr>
-          <w:p>
-            <w:pPr>
-              <w:spacing w:after="40" w:line="240" w:lineRule="auto"/>
-            </w:pPr>
-            <w:r>
-              <w:rPr>
-                <w:b w:val="0"/>
-                <w:sz w:val="18"/>
-              </w:rPr>
-              <w:t>T07</w:t>
-            </w:r>
-          </w:p>
-        </w:tc>
-        <w:tc>
-          <w:tcPr>
-            <w:tcW w:type="dxa" w:w="6973"/>
-            <w:vAlign w:val="center"/>
-            <w:tcMar>
-              <w:top w:w="80" w:type="dxa"/>
-              <w:left w:w="80" w:type="dxa"/>
-              <w:bottom w:w="80" w:type="dxa"/>
-              <w:right w:w="80" w:type="dxa"/>
-            </w:tcMar>
-            <w:tcBorders>
-              <w:top w:val="single" w:sz="4" w:color="D9D9D9"/>
-              <w:left w:val="single" w:sz="4" w:color="D9D9D9"/>
-              <w:bottom w:val="single" w:sz="4" w:color="D9D9D9"/>
-              <w:right w:val="single" w:sz="4" w:color="D9D9D9"/>
-            </w:tcBorders>
-            <w:shd w:fill="FFFFFF"/>
-          </w:tcPr>
-          <w:p>
-            <w:pPr>
-              <w:spacing w:after="40" w:line="240" w:lineRule="auto"/>
-            </w:pPr>
-            <w:r>
-              <w:rPr>
-                <w:b w:val="0"/>
-                <w:sz w:val="18"/>
-              </w:rPr>
-              <w:t>Patrulla y captura por guardia</w:t>
-            </w:r>
-          </w:p>
-        </w:tc>
-        <w:tc>
-          <w:tcPr>
-            <w:tcW w:type="dxa" w:w="1757"/>
-            <w:vAlign w:val="center"/>
-            <w:tcMar>
-              <w:top w:w="80" w:type="dxa"/>
-              <w:left w:w="80" w:type="dxa"/>
-              <w:bottom w:w="80" w:type="dxa"/>
-              <w:right w:w="80" w:type="dxa"/>
-            </w:tcMar>
-            <w:tcBorders>
-              <w:top w:val="single" w:sz="4" w:color="D9D9D9"/>
-              <w:left w:val="single" w:sz="4" w:color="D9D9D9"/>
-              <w:bottom w:val="single" w:sz="4" w:color="D9D9D9"/>
-              <w:right w:val="single" w:sz="4" w:color="D9D9D9"/>
-            </w:tcBorders>
-            <w:shd w:fill="FFFFFF"/>
-          </w:tcPr>
-          <w:p>
-            <w:pPr>
-              <w:spacing w:after="40" w:line="240" w:lineRule="auto"/>
-            </w:pPr>
-            <w:r>
-              <w:rPr>
-                <w:b w:val="0"/>
-                <w:sz w:val="18"/>
-              </w:rPr>
-              <w:t>Conforme</w:t>
-            </w:r>
-          </w:p>
-        </w:tc>
-      </w:tr>
-      <w:tr>
-        <w:trPr>
-          <w:cantSplit/>
-        </w:trPr>
-        <w:tc>
-          <w:tcPr>
-            <w:tcW w:type="dxa" w:w="907"/>
-            <w:vAlign w:val="center"/>
-            <w:tcMar>
-              <w:top w:w="80" w:type="dxa"/>
-              <w:left w:w="80" w:type="dxa"/>
-              <w:bottom w:w="80" w:type="dxa"/>
-              <w:right w:w="80" w:type="dxa"/>
-            </w:tcMar>
-            <w:tcBorders>
-              <w:top w:val="single" w:sz="4" w:color="D9D9D9"/>
-              <w:left w:val="single" w:sz="4" w:color="D9D9D9"/>
-              <w:bottom w:val="single" w:sz="4" w:color="D9D9D9"/>
-              <w:right w:val="single" w:sz="4" w:color="D9D9D9"/>
-            </w:tcBorders>
-            <w:shd w:fill="F5F7F9"/>
-          </w:tcPr>
-          <w:p>
-            <w:pPr>
-              <w:spacing w:after="40" w:line="240" w:lineRule="auto"/>
-            </w:pPr>
-            <w:r>
-              <w:rPr>
-                <w:b w:val="0"/>
-                <w:sz w:val="18"/>
-              </w:rPr>
-              <w:t>T08</w:t>
-            </w:r>
-          </w:p>
-        </w:tc>
-        <w:tc>
-          <w:tcPr>
-            <w:tcW w:type="dxa" w:w="6973"/>
-            <w:vAlign w:val="center"/>
-            <w:tcMar>
-              <w:top w:w="80" w:type="dxa"/>
-              <w:left w:w="80" w:type="dxa"/>
-              <w:bottom w:w="80" w:type="dxa"/>
-              <w:right w:w="80" w:type="dxa"/>
-            </w:tcMar>
-            <w:tcBorders>
-              <w:top w:val="single" w:sz="4" w:color="D9D9D9"/>
-              <w:left w:val="single" w:sz="4" w:color="D9D9D9"/>
-              <w:bottom w:val="single" w:sz="4" w:color="D9D9D9"/>
-              <w:right w:val="single" w:sz="4" w:color="D9D9D9"/>
-            </w:tcBorders>
-            <w:shd w:fill="F5F7F9"/>
-          </w:tcPr>
-          <w:p>
-            <w:pPr>
-              <w:spacing w:after="40" w:line="240" w:lineRule="auto"/>
-            </w:pPr>
-            <w:r>
-              <w:rPr>
-                <w:b w:val="0"/>
-                <w:sz w:val="18"/>
-              </w:rPr>
-              <w:t>Captura por contacto desde atrás</w:t>
-            </w:r>
-          </w:p>
-        </w:tc>
-        <w:tc>
-          <w:tcPr>
-            <w:tcW w:type="dxa" w:w="1757"/>
-            <w:vAlign w:val="center"/>
-            <w:tcMar>
-              <w:top w:w="80" w:type="dxa"/>
-              <w:left w:w="80" w:type="dxa"/>
-              <w:bottom w:w="80" w:type="dxa"/>
-              <w:right w:w="80" w:type="dxa"/>
-            </w:tcMar>
-            <w:tcBorders>
-              <w:top w:val="single" w:sz="4" w:color="D9D9D9"/>
-              <w:left w:val="single" w:sz="4" w:color="D9D9D9"/>
-              <w:bottom w:val="single" w:sz="4" w:color="D9D9D9"/>
-              <w:right w:val="single" w:sz="4" w:color="D9D9D9"/>
-            </w:tcBorders>
-            <w:shd w:fill="F5F7F9"/>
-          </w:tcPr>
-          <w:p>
-            <w:pPr>
-              <w:spacing w:after="40" w:line="240" w:lineRule="auto"/>
-            </w:pPr>
-            <w:r>
-              <w:rPr>
-                <w:b w:val="0"/>
-                <w:sz w:val="18"/>
-              </w:rPr>
-              <w:t>Conforme</w:t>
-            </w:r>
-          </w:p>
-        </w:tc>
-      </w:tr>
-      <w:tr>
-        <w:trPr>
-          <w:cantSplit/>
-        </w:trPr>
-        <w:tc>
-          <w:tcPr>
-            <w:tcW w:type="dxa" w:w="907"/>
-            <w:vAlign w:val="center"/>
-            <w:tcMar>
-              <w:top w:w="80" w:type="dxa"/>
-              <w:left w:w="80" w:type="dxa"/>
-              <w:bottom w:w="80" w:type="dxa"/>
-              <w:right w:w="80" w:type="dxa"/>
-            </w:tcMar>
-            <w:tcBorders>
-              <w:top w:val="single" w:sz="4" w:color="D9D9D9"/>
-              <w:left w:val="single" w:sz="4" w:color="D9D9D9"/>
-              <w:bottom w:val="single" w:sz="4" w:color="D9D9D9"/>
-              <w:right w:val="single" w:sz="4" w:color="D9D9D9"/>
-            </w:tcBorders>
-            <w:shd w:fill="FFFFFF"/>
-          </w:tcPr>
-          <w:p>
-            <w:pPr>
-              <w:spacing w:after="40" w:line="240" w:lineRule="auto"/>
-            </w:pPr>
-            <w:r>
-              <w:rPr>
-                <w:b w:val="0"/>
-                <w:sz w:val="18"/>
-              </w:rPr>
-              <w:t>T09</w:t>
-            </w:r>
-          </w:p>
-        </w:tc>
-        <w:tc>
-          <w:tcPr>
-            <w:tcW w:type="dxa" w:w="6973"/>
-            <w:vAlign w:val="center"/>
-            <w:tcMar>
-              <w:top w:w="80" w:type="dxa"/>
-              <w:left w:w="80" w:type="dxa"/>
-              <w:bottom w:w="80" w:type="dxa"/>
-              <w:right w:w="80" w:type="dxa"/>
-            </w:tcMar>
-            <w:tcBorders>
-              <w:top w:val="single" w:sz="4" w:color="D9D9D9"/>
-              <w:left w:val="single" w:sz="4" w:color="D9D9D9"/>
-              <w:bottom w:val="single" w:sz="4" w:color="D9D9D9"/>
-              <w:right w:val="single" w:sz="4" w:color="D9D9D9"/>
-            </w:tcBorders>
-            <w:shd w:fill="FFFFFF"/>
-          </w:tcPr>
-          <w:p>
-            <w:pPr>
-              <w:spacing w:after="40" w:line="240" w:lineRule="auto"/>
-            </w:pPr>
-            <w:r>
-              <w:rPr>
-                <w:b w:val="0"/>
-                <w:sz w:val="18"/>
-              </w:rPr>
-              <w:t>Puntos de llave sin duplicación</w:t>
-            </w:r>
-          </w:p>
-        </w:tc>
-        <w:tc>
-          <w:tcPr>
-            <w:tcW w:type="dxa" w:w="1757"/>
-            <w:vAlign w:val="center"/>
-            <w:tcMar>
-              <w:top w:w="80" w:type="dxa"/>
-              <w:left w:w="80" w:type="dxa"/>
-              <w:bottom w:w="80" w:type="dxa"/>
-              <w:right w:w="80" w:type="dxa"/>
-            </w:tcMar>
-            <w:tcBorders>
-              <w:top w:val="single" w:sz="4" w:color="D9D9D9"/>
-              <w:left w:val="single" w:sz="4" w:color="D9D9D9"/>
-              <w:bottom w:val="single" w:sz="4" w:color="D9D9D9"/>
-              <w:right w:val="single" w:sz="4" w:color="D9D9D9"/>
-            </w:tcBorders>
-            <w:shd w:fill="FFFFFF"/>
-          </w:tcPr>
-          <w:p>
-            <w:pPr>
-              <w:spacing w:after="40" w:line="240" w:lineRule="auto"/>
-            </w:pPr>
-            <w:r>
-              <w:rPr>
-                <w:b w:val="0"/>
-                <w:sz w:val="18"/>
-              </w:rPr>
-              <w:t>Conforme</w:t>
-            </w:r>
-          </w:p>
-        </w:tc>
-      </w:tr>
-      <w:tr>
-        <w:trPr>
-          <w:cantSplit/>
-        </w:trPr>
-        <w:tc>
-          <w:tcPr>
-            <w:tcW w:type="dxa" w:w="907"/>
-            <w:vAlign w:val="center"/>
-            <w:tcMar>
-              <w:top w:w="80" w:type="dxa"/>
-              <w:left w:w="80" w:type="dxa"/>
-              <w:bottom w:w="80" w:type="dxa"/>
-              <w:right w:w="80" w:type="dxa"/>
-            </w:tcMar>
-            <w:tcBorders>
-              <w:top w:val="single" w:sz="4" w:color="D9D9D9"/>
-              <w:left w:val="single" w:sz="4" w:color="D9D9D9"/>
-              <w:bottom w:val="single" w:sz="4" w:color="D9D9D9"/>
-              <w:right w:val="single" w:sz="4" w:color="D9D9D9"/>
-            </w:tcBorders>
-            <w:shd w:fill="F5F7F9"/>
-          </w:tcPr>
-          <w:p>
-            <w:pPr>
-              <w:spacing w:after="40" w:line="240" w:lineRule="auto"/>
-            </w:pPr>
-            <w:r>
-              <w:rPr>
-                <w:b w:val="0"/>
-                <w:sz w:val="18"/>
-              </w:rPr>
-              <w:t>T10</w:t>
-            </w:r>
-          </w:p>
-        </w:tc>
-        <w:tc>
-          <w:tcPr>
-            <w:tcW w:type="dxa" w:w="6973"/>
-            <w:vAlign w:val="center"/>
-            <w:tcMar>
-              <w:top w:w="80" w:type="dxa"/>
-              <w:left w:w="80" w:type="dxa"/>
-              <w:bottom w:w="80" w:type="dxa"/>
-              <w:right w:w="80" w:type="dxa"/>
-            </w:tcMar>
-            <w:tcBorders>
-              <w:top w:val="single" w:sz="4" w:color="D9D9D9"/>
-              <w:left w:val="single" w:sz="4" w:color="D9D9D9"/>
-              <w:bottom w:val="single" w:sz="4" w:color="D9D9D9"/>
-              <w:right w:val="single" w:sz="4" w:color="D9D9D9"/>
-            </w:tcBorders>
-            <w:shd w:fill="F5F7F9"/>
-          </w:tcPr>
-          <w:p>
-            <w:pPr>
-              <w:spacing w:after="40" w:line="240" w:lineRule="auto"/>
-            </w:pPr>
-            <w:r>
-              <w:rPr>
-                <w:b w:val="0"/>
-                <w:sz w:val="18"/>
-              </w:rPr>
-              <w:t>Salida exige llave y premio único</w:t>
-            </w:r>
-          </w:p>
-        </w:tc>
-        <w:tc>
-          <w:tcPr>
-            <w:tcW w:type="dxa" w:w="1757"/>
-            <w:vAlign w:val="center"/>
-            <w:tcMar>
-              <w:top w:w="80" w:type="dxa"/>
-              <w:left w:w="80" w:type="dxa"/>
-              <w:bottom w:w="80" w:type="dxa"/>
-              <w:right w:w="80" w:type="dxa"/>
-            </w:tcMar>
-            <w:tcBorders>
-              <w:top w:val="single" w:sz="4" w:color="D9D9D9"/>
-              <w:left w:val="single" w:sz="4" w:color="D9D9D9"/>
-              <w:bottom w:val="single" w:sz="4" w:color="D9D9D9"/>
-              <w:right w:val="single" w:sz="4" w:color="D9D9D9"/>
-            </w:tcBorders>
-            <w:shd w:fill="F5F7F9"/>
-          </w:tcPr>
-          <w:p>
-            <w:pPr>
-              <w:spacing w:after="40" w:line="240" w:lineRule="auto"/>
-            </w:pPr>
-            <w:r>
-              <w:rPr>
-                <w:b w:val="0"/>
-                <w:sz w:val="18"/>
-              </w:rPr>
-              <w:t>Conforme</w:t>
-            </w:r>
-          </w:p>
-        </w:tc>
-      </w:tr>
-      <w:tr>
-        <w:trPr>
-          <w:cantSplit/>
-        </w:trPr>
-        <w:tc>
-          <w:tcPr>
-            <w:tcW w:type="dxa" w:w="907"/>
-            <w:vAlign w:val="center"/>
-            <w:tcMar>
-              <w:top w:w="80" w:type="dxa"/>
-              <w:left w:w="80" w:type="dxa"/>
-              <w:bottom w:w="80" w:type="dxa"/>
-              <w:right w:w="80" w:type="dxa"/>
-            </w:tcMar>
-            <w:tcBorders>
-              <w:top w:val="single" w:sz="4" w:color="D9D9D9"/>
-              <w:left w:val="single" w:sz="4" w:color="D9D9D9"/>
-              <w:bottom w:val="single" w:sz="4" w:color="D9D9D9"/>
-              <w:right w:val="single" w:sz="4" w:color="D9D9D9"/>
-            </w:tcBorders>
-            <w:shd w:fill="FFFFFF"/>
-          </w:tcPr>
-          <w:p>
-            <w:pPr>
-              <w:spacing w:after="40" w:line="240" w:lineRule="auto"/>
-            </w:pPr>
-            <w:r>
-              <w:rPr>
-                <w:b w:val="0"/>
-                <w:sz w:val="18"/>
-              </w:rPr>
-              <w:t>T11</w:t>
-            </w:r>
-          </w:p>
-        </w:tc>
-        <w:tc>
-          <w:tcPr>
-            <w:tcW w:type="dxa" w:w="6973"/>
-            <w:vAlign w:val="center"/>
-            <w:tcMar>
-              <w:top w:w="80" w:type="dxa"/>
-              <w:left w:w="80" w:type="dxa"/>
-              <w:bottom w:w="80" w:type="dxa"/>
-              <w:right w:w="80" w:type="dxa"/>
-            </w:tcMar>
-            <w:tcBorders>
-              <w:top w:val="single" w:sz="4" w:color="D9D9D9"/>
-              <w:left w:val="single" w:sz="4" w:color="D9D9D9"/>
-              <w:bottom w:val="single" w:sz="4" w:color="D9D9D9"/>
-              <w:right w:val="single" w:sz="4" w:color="D9D9D9"/>
-            </w:tcBorders>
-            <w:shd w:fill="FFFFFF"/>
-          </w:tcPr>
-          <w:p>
-            <w:pPr>
-              <w:spacing w:after="40" w:line="240" w:lineRule="auto"/>
-            </w:pPr>
-            <w:r>
-              <w:rPr>
-                <w:b w:val="0"/>
-                <w:sz w:val="18"/>
-              </w:rPr>
-              <w:t>Derrota prevalece sobre victoria</w:t>
-            </w:r>
-          </w:p>
-        </w:tc>
-        <w:tc>
-          <w:tcPr>
-            <w:tcW w:type="dxa" w:w="1757"/>
-            <w:vAlign w:val="center"/>
-            <w:tcMar>
-              <w:top w:w="80" w:type="dxa"/>
-              <w:left w:w="80" w:type="dxa"/>
-              <w:bottom w:w="80" w:type="dxa"/>
-              <w:right w:w="80" w:type="dxa"/>
-            </w:tcMar>
-            <w:tcBorders>
-              <w:top w:val="single" w:sz="4" w:color="D9D9D9"/>
-              <w:left w:val="single" w:sz="4" w:color="D9D9D9"/>
-              <w:bottom w:val="single" w:sz="4" w:color="D9D9D9"/>
-              <w:right w:val="single" w:sz="4" w:color="D9D9D9"/>
-            </w:tcBorders>
-            <w:shd w:fill="FFFFFF"/>
-          </w:tcPr>
-          <w:p>
-            <w:pPr>
-              <w:spacing w:after="40" w:line="240" w:lineRule="auto"/>
-            </w:pPr>
-            <w:r>
-              <w:rPr>
-                <w:b w:val="0"/>
-                <w:sz w:val="18"/>
-              </w:rPr>
-              <w:t>Conforme</w:t>
-            </w:r>
-          </w:p>
-        </w:tc>
-      </w:tr>
-      <w:tr>
-        <w:trPr>
-          <w:cantSplit/>
-        </w:trPr>
-        <w:tc>
-          <w:tcPr>
-            <w:tcW w:type="dxa" w:w="907"/>
-            <w:vAlign w:val="center"/>
-            <w:tcMar>
-              <w:top w:w="80" w:type="dxa"/>
-              <w:left w:w="80" w:type="dxa"/>
-              <w:bottom w:w="80" w:type="dxa"/>
-              <w:right w:w="80" w:type="dxa"/>
-            </w:tcMar>
-            <w:tcBorders>
-              <w:top w:val="single" w:sz="4" w:color="D9D9D9"/>
-              <w:left w:val="single" w:sz="4" w:color="D9D9D9"/>
-              <w:bottom w:val="single" w:sz="4" w:color="D9D9D9"/>
-              <w:right w:val="single" w:sz="4" w:color="D9D9D9"/>
-            </w:tcBorders>
-            <w:shd w:fill="F5F7F9"/>
-          </w:tcPr>
-          <w:p>
-            <w:pPr>
-              <w:spacing w:after="40" w:line="240" w:lineRule="auto"/>
-            </w:pPr>
-            <w:r>
-              <w:rPr>
-                <w:b w:val="0"/>
-                <w:sz w:val="18"/>
-              </w:rPr>
-              <w:t>T12</w:t>
-            </w:r>
-          </w:p>
-        </w:tc>
-        <w:tc>
-          <w:tcPr>
-            <w:tcW w:type="dxa" w:w="6973"/>
-            <w:vAlign w:val="center"/>
-            <w:tcMar>
-              <w:top w:w="80" w:type="dxa"/>
-              <w:left w:w="80" w:type="dxa"/>
-              <w:bottom w:w="80" w:type="dxa"/>
-              <w:right w:w="80" w:type="dxa"/>
-            </w:tcMar>
-            <w:tcBorders>
-              <w:top w:val="single" w:sz="4" w:color="D9D9D9"/>
-              <w:left w:val="single" w:sz="4" w:color="D9D9D9"/>
-              <w:bottom w:val="single" w:sz="4" w:color="D9D9D9"/>
-              <w:right w:val="single" w:sz="4" w:color="D9D9D9"/>
-            </w:tcBorders>
-            <w:shd w:fill="F5F7F9"/>
-          </w:tcPr>
-          <w:p>
-            <w:pPr>
-              <w:spacing w:after="40" w:line="240" w:lineRule="auto"/>
-            </w:pPr>
-            <w:r>
-              <w:rPr>
-                <w:b w:val="0"/>
-                <w:sz w:val="18"/>
-              </w:rPr>
-              <w:t>Pausa congela y permite reanudar</w:t>
-            </w:r>
-          </w:p>
-        </w:tc>
-        <w:tc>
-          <w:tcPr>
-            <w:tcW w:type="dxa" w:w="1757"/>
-            <w:vAlign w:val="center"/>
-            <w:tcMar>
-              <w:top w:w="80" w:type="dxa"/>
-              <w:left w:w="80" w:type="dxa"/>
-              <w:bottom w:w="80" w:type="dxa"/>
-              <w:right w:w="80" w:type="dxa"/>
-            </w:tcMar>
-            <w:tcBorders>
-              <w:top w:val="single" w:sz="4" w:color="D9D9D9"/>
-              <w:left w:val="single" w:sz="4" w:color="D9D9D9"/>
-              <w:bottom w:val="single" w:sz="4" w:color="D9D9D9"/>
-              <w:right w:val="single" w:sz="4" w:color="D9D9D9"/>
-            </w:tcBorders>
-            <w:shd w:fill="F5F7F9"/>
-          </w:tcPr>
-          <w:p>
-            <w:pPr>
-              <w:spacing w:after="40" w:line="240" w:lineRule="auto"/>
-            </w:pPr>
-            <w:r>
-              <w:rPr>
-                <w:b w:val="0"/>
-                <w:sz w:val="18"/>
-              </w:rPr>
-              <w:t>Conforme</w:t>
-            </w:r>
-          </w:p>
-        </w:tc>
-      </w:tr>
-      <w:tr>
-        <w:trPr>
-          <w:cantSplit/>
-        </w:trPr>
-        <w:tc>
-          <w:tcPr>
-            <w:tcW w:type="dxa" w:w="907"/>
-            <w:vAlign w:val="center"/>
-            <w:tcMar>
-              <w:top w:w="80" w:type="dxa"/>
-              <w:left w:w="80" w:type="dxa"/>
-              <w:bottom w:w="80" w:type="dxa"/>
-              <w:right w:w="80" w:type="dxa"/>
-            </w:tcMar>
-            <w:tcBorders>
-              <w:top w:val="single" w:sz="4" w:color="D9D9D9"/>
-              <w:left w:val="single" w:sz="4" w:color="D9D9D9"/>
-              <w:bottom w:val="single" w:sz="4" w:color="D9D9D9"/>
-              <w:right w:val="single" w:sz="4" w:color="D9D9D9"/>
-            </w:tcBorders>
-            <w:shd w:fill="FFFFFF"/>
-          </w:tcPr>
-          <w:p>
-            <w:pPr>
-              <w:spacing w:after="40" w:line="240" w:lineRule="auto"/>
-            </w:pPr>
-            <w:r>
-              <w:rPr>
-                <w:b w:val="0"/>
-                <w:sz w:val="18"/>
-              </w:rPr>
-              <w:t>T13</w:t>
-            </w:r>
-          </w:p>
-        </w:tc>
-        <w:tc>
-          <w:tcPr>
-            <w:tcW w:type="dxa" w:w="6973"/>
-            <w:vAlign w:val="center"/>
-            <w:tcMar>
-              <w:top w:w="80" w:type="dxa"/>
-              <w:left w:w="80" w:type="dxa"/>
-              <w:bottom w:w="80" w:type="dxa"/>
-              <w:right w:w="80" w:type="dxa"/>
-            </w:tcMar>
-            <w:tcBorders>
-              <w:top w:val="single" w:sz="4" w:color="D9D9D9"/>
-              <w:left w:val="single" w:sz="4" w:color="D9D9D9"/>
-              <w:bottom w:val="single" w:sz="4" w:color="D9D9D9"/>
-              <w:right w:val="single" w:sz="4" w:color="D9D9D9"/>
-            </w:tcBorders>
-            <w:shd w:fill="FFFFFF"/>
-          </w:tcPr>
-          <w:p>
-            <w:pPr>
-              <w:spacing w:after="40" w:line="240" w:lineRule="auto"/>
-            </w:pPr>
-            <w:r>
-              <w:rPr>
-                <w:b w:val="0"/>
-                <w:sz w:val="18"/>
-              </w:rPr>
-              <w:t>Reinicio restaura el estado inicial</w:t>
-            </w:r>
-          </w:p>
-        </w:tc>
-        <w:tc>
-          <w:tcPr>
-            <w:tcW w:type="dxa" w:w="1757"/>
-            <w:vAlign w:val="center"/>
-            <w:tcMar>
-              <w:top w:w="80" w:type="dxa"/>
-              <w:left w:w="80" w:type="dxa"/>
-              <w:bottom w:w="80" w:type="dxa"/>
-              <w:right w:w="80" w:type="dxa"/>
-            </w:tcMar>
-            <w:tcBorders>
-              <w:top w:val="single" w:sz="4" w:color="D9D9D9"/>
-              <w:left w:val="single" w:sz="4" w:color="D9D9D9"/>
-              <w:bottom w:val="single" w:sz="4" w:color="D9D9D9"/>
-              <w:right w:val="single" w:sz="4" w:color="D9D9D9"/>
-            </w:tcBorders>
-            <w:shd w:fill="FFFFFF"/>
-          </w:tcPr>
-          <w:p>
-            <w:pPr>
-              <w:spacing w:after="40" w:line="240" w:lineRule="auto"/>
-            </w:pPr>
-            <w:r>
-              <w:rPr>
-                <w:b w:val="0"/>
-                <w:sz w:val="18"/>
-              </w:rPr>
-              <w:t>Conforme</w:t>
-            </w:r>
-          </w:p>
-        </w:tc>
-      </w:tr>
-      <w:tr>
-        <w:trPr>
-          <w:cantSplit/>
-        </w:trPr>
-        <w:tc>
-          <w:tcPr>
-            <w:tcW w:type="dxa" w:w="907"/>
-            <w:vAlign w:val="center"/>
-            <w:tcMar>
-              <w:top w:w="80" w:type="dxa"/>
-              <w:left w:w="80" w:type="dxa"/>
-              <w:bottom w:w="80" w:type="dxa"/>
-              <w:right w:w="80" w:type="dxa"/>
-            </w:tcMar>
-            <w:tcBorders>
-              <w:top w:val="single" w:sz="4" w:color="D9D9D9"/>
-              <w:left w:val="single" w:sz="4" w:color="D9D9D9"/>
-              <w:bottom w:val="single" w:sz="4" w:color="D9D9D9"/>
-              <w:right w:val="single" w:sz="4" w:color="D9D9D9"/>
-            </w:tcBorders>
-            <w:shd w:fill="F5F7F9"/>
-          </w:tcPr>
-          <w:p>
-            <w:pPr>
-              <w:spacing w:after="40" w:line="240" w:lineRule="auto"/>
-            </w:pPr>
-            <w:r>
-              <w:rPr>
-                <w:b w:val="0"/>
-                <w:sz w:val="18"/>
-              </w:rPr>
-              <w:t>T14</w:t>
-            </w:r>
-          </w:p>
-        </w:tc>
-        <w:tc>
-          <w:tcPr>
-            <w:tcW w:type="dxa" w:w="6973"/>
-            <w:vAlign w:val="center"/>
-            <w:tcMar>
-              <w:top w:w="80" w:type="dxa"/>
-              <w:left w:w="80" w:type="dxa"/>
-              <w:bottom w:w="80" w:type="dxa"/>
-              <w:right w:w="80" w:type="dxa"/>
-            </w:tcMar>
-            <w:tcBorders>
-              <w:top w:val="single" w:sz="4" w:color="D9D9D9"/>
-              <w:left w:val="single" w:sz="4" w:color="D9D9D9"/>
-              <w:bottom w:val="single" w:sz="4" w:color="D9D9D9"/>
-              <w:right w:val="single" w:sz="4" w:color="D9D9D9"/>
-            </w:tcBorders>
-            <w:shd w:fill="F5F7F9"/>
-          </w:tcPr>
-          <w:p>
-            <w:pPr>
-              <w:spacing w:after="40" w:line="240" w:lineRule="auto"/>
-            </w:pPr>
-            <w:r>
-              <w:rPr>
-                <w:b w:val="0"/>
-                <w:sz w:val="18"/>
-              </w:rPr>
-              <w:t>Observer sin duplicados y con retiro</w:t>
-            </w:r>
-          </w:p>
-        </w:tc>
-        <w:tc>
-          <w:tcPr>
-            <w:tcW w:type="dxa" w:w="1757"/>
-            <w:vAlign w:val="center"/>
-            <w:tcMar>
-              <w:top w:w="80" w:type="dxa"/>
-              <w:left w:w="80" w:type="dxa"/>
-              <w:bottom w:w="80" w:type="dxa"/>
-              <w:right w:w="80" w:type="dxa"/>
-            </w:tcMar>
-            <w:tcBorders>
-              <w:top w:val="single" w:sz="4" w:color="D9D9D9"/>
-              <w:left w:val="single" w:sz="4" w:color="D9D9D9"/>
-              <w:bottom w:val="single" w:sz="4" w:color="D9D9D9"/>
-              <w:right w:val="single" w:sz="4" w:color="D9D9D9"/>
-            </w:tcBorders>
-            <w:shd w:fill="F5F7F9"/>
-          </w:tcPr>
-          <w:p>
-            <w:pPr>
-              <w:spacing w:after="40" w:line="240" w:lineRule="auto"/>
-            </w:pPr>
-            <w:r>
-              <w:rPr>
-                <w:b w:val="0"/>
-                <w:sz w:val="18"/>
-              </w:rPr>
-              <w:t>Conforme</w:t>
-            </w:r>
-          </w:p>
-        </w:tc>
-      </w:tr>
-      <w:tr>
-        <w:trPr>
-          <w:cantSplit/>
-        </w:trPr>
-        <w:tc>
-          <w:tcPr>
-            <w:tcW w:type="dxa" w:w="907"/>
-            <w:vAlign w:val="center"/>
-            <w:tcMar>
-              <w:top w:w="80" w:type="dxa"/>
-              <w:left w:w="80" w:type="dxa"/>
-              <w:bottom w:w="80" w:type="dxa"/>
-              <w:right w:w="80" w:type="dxa"/>
-            </w:tcMar>
-            <w:tcBorders>
-              <w:top w:val="single" w:sz="4" w:color="D9D9D9"/>
-              <w:left w:val="single" w:sz="4" w:color="D9D9D9"/>
-              <w:bottom w:val="single" w:sz="4" w:color="D9D9D9"/>
-              <w:right w:val="single" w:sz="4" w:color="D9D9D9"/>
-            </w:tcBorders>
-            <w:shd w:fill="FFFFFF"/>
-          </w:tcPr>
-          <w:p>
-            <w:pPr>
-              <w:spacing w:after="40" w:line="240" w:lineRule="auto"/>
-            </w:pPr>
-            <w:r>
-              <w:rPr>
-                <w:b w:val="0"/>
-                <w:sz w:val="18"/>
-              </w:rPr>
-              <w:t>T15</w:t>
-            </w:r>
-          </w:p>
-        </w:tc>
-        <w:tc>
-          <w:tcPr>
-            <w:tcW w:type="dxa" w:w="6973"/>
-            <w:vAlign w:val="center"/>
-            <w:tcMar>
-              <w:top w:w="80" w:type="dxa"/>
-              <w:left w:w="80" w:type="dxa"/>
-              <w:bottom w:w="80" w:type="dxa"/>
-              <w:right w:w="80" w:type="dxa"/>
-            </w:tcMar>
-            <w:tcBorders>
-              <w:top w:val="single" w:sz="4" w:color="D9D9D9"/>
-              <w:left w:val="single" w:sz="4" w:color="D9D9D9"/>
-              <w:bottom w:val="single" w:sz="4" w:color="D9D9D9"/>
-              <w:right w:val="single" w:sz="4" w:color="D9D9D9"/>
-            </w:tcBorders>
-            <w:shd w:fill="FFFFFF"/>
-          </w:tcPr>
-          <w:p>
-            <w:pPr>
-              <w:spacing w:after="40" w:line="240" w:lineRule="auto"/>
-            </w:pPr>
-            <w:r>
-              <w:rPr>
-                <w:b w:val="0"/>
-                <w:sz w:val="18"/>
-              </w:rPr>
-              <w:t>Puntaje rechaza entradas inválidas</w:t>
-            </w:r>
-          </w:p>
-        </w:tc>
-        <w:tc>
-          <w:tcPr>
-            <w:tcW w:type="dxa" w:w="1757"/>
-            <w:vAlign w:val="center"/>
-            <w:tcMar>
-              <w:top w:w="80" w:type="dxa"/>
-              <w:left w:w="80" w:type="dxa"/>
-              <w:bottom w:w="80" w:type="dxa"/>
-              <w:right w:w="80" w:type="dxa"/>
-            </w:tcMar>
-            <w:tcBorders>
-              <w:top w:val="single" w:sz="4" w:color="D9D9D9"/>
-              <w:left w:val="single" w:sz="4" w:color="D9D9D9"/>
-              <w:bottom w:val="single" w:sz="4" w:color="D9D9D9"/>
-              <w:right w:val="single" w:sz="4" w:color="D9D9D9"/>
-            </w:tcBorders>
-            <w:shd w:fill="FFFFFF"/>
-          </w:tcPr>
-          <w:p>
-            <w:pPr>
-              <w:spacing w:after="40" w:line="240" w:lineRule="auto"/>
-            </w:pPr>
-            <w:r>
-              <w:rPr>
-                <w:b w:val="0"/>
-                <w:sz w:val="18"/>
-              </w:rPr>
-              <w:t>Conforme</w:t>
-            </w:r>
-          </w:p>
-        </w:tc>
-      </w:tr>
-      <w:tr>
-        <w:trPr>
-          <w:cantSplit/>
-        </w:trPr>
-        <w:tc>
-          <w:tcPr>
-            <w:tcW w:type="dxa" w:w="907"/>
-            <w:vAlign w:val="center"/>
-            <w:tcMar>
-              <w:top w:w="80" w:type="dxa"/>
-              <w:left w:w="80" w:type="dxa"/>
-              <w:bottom w:w="80" w:type="dxa"/>
-              <w:right w:w="80" w:type="dxa"/>
-            </w:tcMar>
-            <w:tcBorders>
-              <w:top w:val="single" w:sz="4" w:color="D9D9D9"/>
-              <w:left w:val="single" w:sz="4" w:color="D9D9D9"/>
-              <w:bottom w:val="single" w:sz="4" w:color="D9D9D9"/>
-              <w:right w:val="single" w:sz="4" w:color="D9D9D9"/>
-            </w:tcBorders>
-            <w:shd w:fill="F5F7F9"/>
-          </w:tcPr>
-          <w:p>
-            <w:pPr>
-              <w:spacing w:after="40" w:line="240" w:lineRule="auto"/>
-            </w:pPr>
-            <w:r>
-              <w:rPr>
-                <w:b w:val="0"/>
-                <w:sz w:val="18"/>
-              </w:rPr>
-              <w:t>T16</w:t>
-            </w:r>
-          </w:p>
-        </w:tc>
-        <w:tc>
-          <w:tcPr>
-            <w:tcW w:type="dxa" w:w="6973"/>
-            <w:vAlign w:val="center"/>
-            <w:tcMar>
-              <w:top w:w="80" w:type="dxa"/>
-              <w:left w:w="80" w:type="dxa"/>
-              <w:bottom w:w="80" w:type="dxa"/>
-              <w:right w:w="80" w:type="dxa"/>
-            </w:tcMar>
-            <w:tcBorders>
-              <w:top w:val="single" w:sz="4" w:color="D9D9D9"/>
-              <w:left w:val="single" w:sz="4" w:color="D9D9D9"/>
-              <w:bottom w:val="single" w:sz="4" w:color="D9D9D9"/>
-              <w:right w:val="single" w:sz="4" w:color="D9D9D9"/>
-            </w:tcBorders>
-            <w:shd w:fill="F5F7F9"/>
-          </w:tcPr>
-          <w:p>
-            <w:pPr>
-              <w:spacing w:after="40" w:line="240" w:lineRule="auto"/>
-            </w:pPr>
-            <w:r>
-              <w:rPr>
-                <w:b w:val="0"/>
-                <w:sz w:val="18"/>
-              </w:rPr>
-              <w:t>Llamadas update polimórficas</w:t>
-            </w:r>
-          </w:p>
-        </w:tc>
-        <w:tc>
-          <w:tcPr>
-            <w:tcW w:type="dxa" w:w="1757"/>
-            <w:vAlign w:val="center"/>
-            <w:tcMar>
-              <w:top w:w="80" w:type="dxa"/>
-              <w:left w:w="80" w:type="dxa"/>
-              <w:bottom w:w="80" w:type="dxa"/>
-              <w:right w:w="80" w:type="dxa"/>
-            </w:tcMar>
-            <w:tcBorders>
-              <w:top w:val="single" w:sz="4" w:color="D9D9D9"/>
-              <w:left w:val="single" w:sz="4" w:color="D9D9D9"/>
-              <w:bottom w:val="single" w:sz="4" w:color="D9D9D9"/>
-              <w:right w:val="single" w:sz="4" w:color="D9D9D9"/>
-            </w:tcBorders>
-            <w:shd w:fill="F5F7F9"/>
-          </w:tcPr>
-          <w:p>
-            <w:pPr>
-              <w:spacing w:after="40" w:line="240" w:lineRule="auto"/>
-            </w:pPr>
-            <w:r>
-              <w:rPr>
-                <w:b w:val="0"/>
-                <w:sz w:val="18"/>
-              </w:rPr>
-              <w:t>Conforme</w:t>
-            </w:r>
-          </w:p>
-        </w:tc>
-      </w:tr>
-      <w:tr>
-        <w:trPr>
-          <w:cantSplit/>
-        </w:trPr>
-        <w:tc>
-          <w:tcPr>
-            <w:tcW w:type="dxa" w:w="907"/>
-            <w:vAlign w:val="center"/>
-            <w:tcMar>
-              <w:top w:w="80" w:type="dxa"/>
-              <w:left w:w="80" w:type="dxa"/>
-              <w:bottom w:w="80" w:type="dxa"/>
-              <w:right w:w="80" w:type="dxa"/>
-            </w:tcMar>
-            <w:tcBorders>
-              <w:top w:val="single" w:sz="4" w:color="D9D9D9"/>
-              <w:left w:val="single" w:sz="4" w:color="D9D9D9"/>
-              <w:bottom w:val="single" w:sz="4" w:color="D9D9D9"/>
-              <w:right w:val="single" w:sz="4" w:color="D9D9D9"/>
-            </w:tcBorders>
-            <w:shd w:fill="FFFFFF"/>
-          </w:tcPr>
-          <w:p>
-            <w:pPr>
-              <w:spacing w:after="40" w:line="240" w:lineRule="auto"/>
-            </w:pPr>
-            <w:r>
-              <w:rPr>
-                <w:b w:val="0"/>
-                <w:sz w:val="18"/>
-              </w:rPr>
-              <w:t>T17</w:t>
-            </w:r>
-          </w:p>
-        </w:tc>
-        <w:tc>
-          <w:tcPr>
-            <w:tcW w:type="dxa" w:w="6973"/>
-            <w:vAlign w:val="center"/>
-            <w:tcMar>
-              <w:top w:w="80" w:type="dxa"/>
-              <w:left w:w="80" w:type="dxa"/>
-              <w:bottom w:w="80" w:type="dxa"/>
-              <w:right w:w="80" w:type="dxa"/>
-            </w:tcMar>
-            <w:tcBorders>
-              <w:top w:val="single" w:sz="4" w:color="D9D9D9"/>
-              <w:left w:val="single" w:sz="4" w:color="D9D9D9"/>
-              <w:bottom w:val="single" w:sz="4" w:color="D9D9D9"/>
-              <w:right w:val="single" w:sz="4" w:color="D9D9D9"/>
-            </w:tcBorders>
-            <w:shd w:fill="FFFFFF"/>
-          </w:tcPr>
-          <w:p>
-            <w:pPr>
-              <w:spacing w:after="40" w:line="240" w:lineRule="auto"/>
-            </w:pPr>
-            <w:r>
-              <w:rPr>
-                <w:b w:val="0"/>
-                <w:sz w:val="18"/>
-              </w:rPr>
-              <w:t>Duración y recarga de carrera</w:t>
-            </w:r>
-          </w:p>
-        </w:tc>
-        <w:tc>
-          <w:tcPr>
-            <w:tcW w:type="dxa" w:w="1757"/>
-            <w:vAlign w:val="center"/>
-            <w:tcMar>
-              <w:top w:w="80" w:type="dxa"/>
-              <w:left w:w="80" w:type="dxa"/>
-              <w:bottom w:w="80" w:type="dxa"/>
-              <w:right w:w="80" w:type="dxa"/>
-            </w:tcMar>
-            <w:tcBorders>
-              <w:top w:val="single" w:sz="4" w:color="D9D9D9"/>
-              <w:left w:val="single" w:sz="4" w:color="D9D9D9"/>
-              <w:bottom w:val="single" w:sz="4" w:color="D9D9D9"/>
-              <w:right w:val="single" w:sz="4" w:color="D9D9D9"/>
-            </w:tcBorders>
-            <w:shd w:fill="FFFFFF"/>
-          </w:tcPr>
-          <w:p>
-            <w:pPr>
-              <w:spacing w:after="40" w:line="240" w:lineRule="auto"/>
-            </w:pPr>
-            <w:r>
-              <w:rPr>
-                <w:b w:val="0"/>
-                <w:sz w:val="18"/>
-              </w:rPr>
-              <w:t>Conforme</w:t>
-            </w:r>
-          </w:p>
-        </w:tc>
-      </w:tr>
-      <w:tr>
-        <w:trPr>
-          <w:cantSplit/>
-        </w:trPr>
-        <w:tc>
-          <w:tcPr>
-            <w:tcW w:type="dxa" w:w="907"/>
-            <w:vAlign w:val="center"/>
-            <w:tcMar>
-              <w:top w:w="80" w:type="dxa"/>
-              <w:left w:w="80" w:type="dxa"/>
-              <w:bottom w:w="80" w:type="dxa"/>
-              <w:right w:w="80" w:type="dxa"/>
-            </w:tcMar>
-            <w:tcBorders>
-              <w:top w:val="single" w:sz="4" w:color="D9D9D9"/>
-              <w:left w:val="single" w:sz="4" w:color="D9D9D9"/>
-              <w:bottom w:val="single" w:sz="4" w:color="D9D9D9"/>
-              <w:right w:val="single" w:sz="4" w:color="D9D9D9"/>
-            </w:tcBorders>
-            <w:shd w:fill="F5F7F9"/>
-          </w:tcPr>
-          <w:p>
-            <w:pPr>
-              <w:spacing w:after="40" w:line="240" w:lineRule="auto"/>
-            </w:pPr>
-            <w:r>
-              <w:rPr>
-                <w:b w:val="0"/>
-                <w:sz w:val="18"/>
-              </w:rPr>
-              <w:t>T18</w:t>
-            </w:r>
-          </w:p>
-        </w:tc>
-        <w:tc>
-          <w:tcPr>
-            <w:tcW w:type="dxa" w:w="6973"/>
-            <w:vAlign w:val="center"/>
-            <w:tcMar>
-              <w:top w:w="80" w:type="dxa"/>
-              <w:left w:w="80" w:type="dxa"/>
-              <w:bottom w:w="80" w:type="dxa"/>
-              <w:right w:w="80" w:type="dxa"/>
-            </w:tcMar>
-            <w:tcBorders>
-              <w:top w:val="single" w:sz="4" w:color="D9D9D9"/>
-              <w:left w:val="single" w:sz="4" w:color="D9D9D9"/>
-              <w:bottom w:val="single" w:sz="4" w:color="D9D9D9"/>
-              <w:right w:val="single" w:sz="4" w:color="D9D9D9"/>
-            </w:tcBorders>
-            <w:shd w:fill="F5F7F9"/>
-          </w:tcPr>
-          <w:p>
-            <w:pPr>
-              <w:spacing w:after="40" w:line="240" w:lineRule="auto"/>
-            </w:pPr>
-            <w:r>
-              <w:rPr>
-                <w:b w:val="0"/>
-                <w:sz w:val="18"/>
-              </w:rPr>
-              <w:t>Carrera acelera y respeta colisiones</w:t>
-            </w:r>
-          </w:p>
-        </w:tc>
-        <w:tc>
-          <w:tcPr>
-            <w:tcW w:type="dxa" w:w="1757"/>
-            <w:vAlign w:val="center"/>
-            <w:tcMar>
-              <w:top w:w="80" w:type="dxa"/>
-              <w:left w:w="80" w:type="dxa"/>
-              <w:bottom w:w="80" w:type="dxa"/>
-              <w:right w:w="80" w:type="dxa"/>
-            </w:tcMar>
-            <w:tcBorders>
-              <w:top w:val="single" w:sz="4" w:color="D9D9D9"/>
-              <w:left w:val="single" w:sz="4" w:color="D9D9D9"/>
-              <w:bottom w:val="single" w:sz="4" w:color="D9D9D9"/>
-              <w:right w:val="single" w:sz="4" w:color="D9D9D9"/>
-            </w:tcBorders>
-            <w:shd w:fill="F5F7F9"/>
-          </w:tcPr>
-          <w:p>
-            <w:pPr>
-              <w:spacing w:after="40" w:line="240" w:lineRule="auto"/>
-            </w:pPr>
-            <w:r>
-              <w:rPr>
-                <w:b w:val="0"/>
-                <w:sz w:val="18"/>
-              </w:rPr>
-              <w:t>Conforme</w:t>
-            </w:r>
-          </w:p>
-        </w:tc>
-      </w:tr>
-      <w:tr>
-        <w:trPr>
-          <w:cantSplit/>
-        </w:trPr>
-        <w:tc>
-          <w:tcPr>
-            <w:tcW w:type="dxa" w:w="907"/>
-            <w:vAlign w:val="center"/>
-            <w:tcMar>
-              <w:top w:w="80" w:type="dxa"/>
-              <w:left w:w="80" w:type="dxa"/>
-              <w:bottom w:w="80" w:type="dxa"/>
-              <w:right w:w="80" w:type="dxa"/>
-            </w:tcMar>
-            <w:tcBorders>
-              <w:top w:val="single" w:sz="4" w:color="D9D9D9"/>
-              <w:left w:val="single" w:sz="4" w:color="D9D9D9"/>
-              <w:bottom w:val="single" w:sz="4" w:color="D9D9D9"/>
-              <w:right w:val="single" w:sz="4" w:color="D9D9D9"/>
-            </w:tcBorders>
-            <w:shd w:fill="FFFFFF"/>
-          </w:tcPr>
-          <w:p>
-            <w:pPr>
-              <w:spacing w:after="40" w:line="240" w:lineRule="auto"/>
-            </w:pPr>
-            <w:r>
-              <w:rPr>
-                <w:b w:val="0"/>
-                <w:sz w:val="18"/>
-              </w:rPr>
-              <w:t>T19</w:t>
-            </w:r>
-          </w:p>
-        </w:tc>
-        <w:tc>
-          <w:tcPr>
-            <w:tcW w:type="dxa" w:w="6973"/>
-            <w:vAlign w:val="center"/>
-            <w:tcMar>
-              <w:top w:w="80" w:type="dxa"/>
-              <w:left w:w="80" w:type="dxa"/>
-              <w:bottom w:w="80" w:type="dxa"/>
-              <w:right w:w="80" w:type="dxa"/>
-            </w:tcMar>
-            <w:tcBorders>
-              <w:top w:val="single" w:sz="4" w:color="D9D9D9"/>
-              <w:left w:val="single" w:sz="4" w:color="D9D9D9"/>
-              <w:bottom w:val="single" w:sz="4" w:color="D9D9D9"/>
-              <w:right w:val="single" w:sz="4" w:color="D9D9D9"/>
-            </w:tcBorders>
-            <w:shd w:fill="FFFFFF"/>
-          </w:tcPr>
-          <w:p>
-            <w:pPr>
-              <w:spacing w:after="40" w:line="240" w:lineRule="auto"/>
-            </w:pPr>
-            <w:r>
-              <w:rPr>
-                <w:b w:val="0"/>
-                <w:sz w:val="18"/>
-              </w:rPr>
-              <w:t>Tiempo inválido y demora de ventana</w:t>
-            </w:r>
-          </w:p>
-        </w:tc>
-        <w:tc>
-          <w:tcPr>
-            <w:tcW w:type="dxa" w:w="1757"/>
-            <w:vAlign w:val="center"/>
-            <w:tcMar>
-              <w:top w:w="80" w:type="dxa"/>
-              <w:left w:w="80" w:type="dxa"/>
-              <w:bottom w:w="80" w:type="dxa"/>
-              <w:right w:w="80" w:type="dxa"/>
-            </w:tcMar>
-            <w:tcBorders>
-              <w:top w:val="single" w:sz="4" w:color="D9D9D9"/>
-              <w:left w:val="single" w:sz="4" w:color="D9D9D9"/>
-              <w:bottom w:val="single" w:sz="4" w:color="D9D9D9"/>
-              <w:right w:val="single" w:sz="4" w:color="D9D9D9"/>
-            </w:tcBorders>
-            <w:shd w:fill="FFFFFF"/>
-          </w:tcPr>
-          <w:p>
-            <w:pPr>
-              <w:spacing w:after="40" w:line="240" w:lineRule="auto"/>
-            </w:pPr>
-            <w:r>
-              <w:rPr>
-                <w:b w:val="0"/>
-                <w:sz w:val="18"/>
-              </w:rPr>
-              <w:t>Conforme</w:t>
-            </w:r>
-          </w:p>
-        </w:tc>
-      </w:tr>
-      <w:tr>
-        <w:trPr>
-          <w:cantSplit/>
-        </w:trPr>
-        <w:tc>
-          <w:tcPr>
-            <w:tcW w:type="dxa" w:w="907"/>
-            <w:vAlign w:val="center"/>
-            <w:tcMar>
-              <w:top w:w="80" w:type="dxa"/>
-              <w:left w:w="80" w:type="dxa"/>
-              <w:bottom w:w="80" w:type="dxa"/>
-              <w:right w:w="80" w:type="dxa"/>
-            </w:tcMar>
-            <w:tcBorders>
-              <w:top w:val="single" w:sz="4" w:color="D9D9D9"/>
-              <w:left w:val="single" w:sz="4" w:color="D9D9D9"/>
-              <w:bottom w:val="single" w:sz="4" w:color="D9D9D9"/>
-              <w:right w:val="single" w:sz="4" w:color="D9D9D9"/>
-            </w:tcBorders>
-            <w:shd w:fill="F5F7F9"/>
-          </w:tcPr>
-          <w:p>
-            <w:pPr>
-              <w:spacing w:after="40" w:line="240" w:lineRule="auto"/>
-            </w:pPr>
-            <w:r>
-              <w:rPr>
-                <w:b w:val="0"/>
-                <w:sz w:val="18"/>
-              </w:rPr>
-              <w:t>T20</w:t>
-            </w:r>
-          </w:p>
-        </w:tc>
-        <w:tc>
-          <w:tcPr>
-            <w:tcW w:type="dxa" w:w="6973"/>
-            <w:vAlign w:val="center"/>
-            <w:tcMar>
-              <w:top w:w="80" w:type="dxa"/>
-              <w:left w:w="80" w:type="dxa"/>
-              <w:bottom w:w="80" w:type="dxa"/>
-              <w:right w:w="80" w:type="dxa"/>
-            </w:tcMar>
-            <w:tcBorders>
-              <w:top w:val="single" w:sz="4" w:color="D9D9D9"/>
-              <w:left w:val="single" w:sz="4" w:color="D9D9D9"/>
-              <w:bottom w:val="single" w:sz="4" w:color="D9D9D9"/>
-              <w:right w:val="single" w:sz="4" w:color="D9D9D9"/>
-            </w:tcBorders>
-            <w:shd w:fill="F5F7F9"/>
-          </w:tcPr>
-          <w:p>
-            <w:pPr>
-              <w:spacing w:after="40" w:line="240" w:lineRule="auto"/>
-            </w:pPr>
-            <w:r>
-              <w:rPr>
-                <w:b w:val="0"/>
-                <w:sz w:val="18"/>
-              </w:rPr>
-              <w:t>Ruta completa mediante movimiento</w:t>
-            </w:r>
-          </w:p>
-        </w:tc>
-        <w:tc>
-          <w:tcPr>
-            <w:tcW w:type="dxa" w:w="1757"/>
-            <w:vAlign w:val="center"/>
-            <w:tcMar>
-              <w:top w:w="80" w:type="dxa"/>
-              <w:left w:w="80" w:type="dxa"/>
-              <w:bottom w:w="80" w:type="dxa"/>
-              <w:right w:w="80" w:type="dxa"/>
-            </w:tcMar>
-            <w:tcBorders>
-              <w:top w:val="single" w:sz="4" w:color="D9D9D9"/>
-              <w:left w:val="single" w:sz="4" w:color="D9D9D9"/>
-              <w:bottom w:val="single" w:sz="4" w:color="D9D9D9"/>
-              <w:right w:val="single" w:sz="4" w:color="D9D9D9"/>
-            </w:tcBorders>
-            <w:shd w:fill="F5F7F9"/>
-          </w:tcPr>
-          <w:p>
-            <w:pPr>
-              <w:spacing w:after="40" w:line="240" w:lineRule="auto"/>
-            </w:pPr>
-            <w:r>
-              <w:rPr>
-                <w:b w:val="0"/>
-                <w:sz w:val="18"/>
-              </w:rPr>
-              <w:t>Conforme</w:t>
-            </w:r>
-          </w:p>
-        </w:tc>
-      </w:tr>
-    </w:tbl>
-    <w:p>
-      <w:pPr>
-        <w:spacing w:after="40"/>
-      </w:pPr>
-    </w:p>
-    <w:p>
-      <w:r>
-        <w:t>La ruta completa utilizó 872 actualizaciones a 1/120 s, equivalentes a 7.267 s de simulación, y finalizó con 600 puntos. Es un recorrido automatizado, no una medición del desempeño de una persona.</w:t>
-      </w:r>
-    </w:p>
-    <w:p>
-      <w:r>
-        <w:t>La integración comprobó P, Escape, pérdida de foco, R y cierre. Las capturas provienen del renderizador Pygame con SDL en modo sin ventana. Falta el ensayo humano con teclado en el equipo de exposición; las pruebas automatizadas no sustituyen esa revisión de interacción y rendimiento.</w:t>
-      </w:r>
-    </w:p>
-    <w:p>
-      <w:r>
-        <w:br w:type="page"/>
-      </w:r>
-    </w:p>
-    <w:p>
-      <w:pPr>
-        <w:pStyle w:val="Heading1"/>
-      </w:pPr>
-      <w:r>
-        <w:t>9 Evidencia de los estados</w:t>
-      </w:r>
-    </w:p>
-    <w:p>
-      <w:pPr>
-        <w:keepNext/>
-        <w:jc w:val="center"/>
-      </w:pPr>
-      <w:r>
-        <w:drawing>
-          <wp:inline xmlns:a="http://schemas.openxmlformats.org/drawingml/2006/main" xmlns:pic="http://schemas.openxmlformats.org/drawingml/2006/picture">
-            <wp:extent cx="4617720" cy="3509467"/>
-            <wp:docPr id="5" name="Picture 5" descr="Figura 5. Pausa alcanzada mediante un evento de teclado P. Escape devuelve la partida a Jugando."/>
-            <wp:cNvGraphicFramePr>
-              <a:graphicFrameLocks noChangeAspect="1"/>
-            </wp:cNvGraphicFramePr>
-            <a:graphic>
-              <a:graphicData uri="http://schemas.openxmlformats.org/drawingml/2006/picture">
-                <pic:pic>
-                  <pic:nvPicPr>
-                    <pic:cNvPr id="0" name="02_pausa.png"/>
-                    <pic:cNvPicPr/>
-                  </pic:nvPicPr>
-                  <pic:blipFill>
-                    <a:blip r:embed="rId14"/>
-                    <a:stretch>
-                      <a:fillRect/>
-                    </a:stretch>
-                  </pic:blipFill>
-                  <pic:spPr>
-                    <a:xfrm>
-                      <a:off x="0" y="0"/>
-                      <a:ext cx="4617720" cy="3509467"/>
-                    </a:xfrm>
-                    <a:prstGeom prst="rect"/>
-                  </pic:spPr>
-                </pic:pic>
-              </a:graphicData>
-            </a:graphic>
-          </wp:inline>
-        </w:drawing>
-      </w:r>
-    </w:p>
-    <w:p>
-      <w:pPr>
-        <w:pStyle w:val="Caption"/>
-      </w:pPr>
-      <w:r>
-        <w:t>Figura 5. Pausa alcanzada mediante un evento de teclado P. Escape devuelve la partida a Jugando.</w:t>
-      </w:r>
-    </w:p>
-    <w:p>
-      <w:pPr>
-        <w:keepNext/>
-        <w:jc w:val="center"/>
-      </w:pPr>
-      <w:r>
-        <w:drawing>
-          <wp:inline xmlns:a="http://schemas.openxmlformats.org/drawingml/2006/main" xmlns:pic="http://schemas.openxmlformats.org/drawingml/2006/picture">
-            <wp:extent cx="4617720" cy="3509467"/>
-            <wp:docPr id="6" name="Picture 6" descr="Figura 6. Victoria obtenida mediante la ruta completa automatizada, con 600 puntos y sin teletransportes en ese recorrido."/>
-            <wp:cNvGraphicFramePr>
-              <a:graphicFrameLocks noChangeAspect="1"/>
-            </wp:cNvGraphicFramePr>
-            <a:graphic>
-              <a:graphicData uri="http://schemas.openxmlformats.org/drawingml/2006/picture">
-                <pic:pic>
-                  <pic:nvPicPr>
-                    <pic:cNvPr id="0" name="03_victoria.png"/>
-                    <pic:cNvPicPr/>
-                  </pic:nvPicPr>
-                  <pic:blipFill>
-                    <a:blip r:embed="rId15"/>
-                    <a:stretch>
-                      <a:fillRect/>
-                    </a:stretch>
-                  </pic:blipFill>
-                  <pic:spPr>
-                    <a:xfrm>
-                      <a:off x="0" y="0"/>
-                      <a:ext cx="4617720" cy="3509467"/>
-                    </a:xfrm>
-                    <a:prstGeom prst="rect"/>
-                  </pic:spPr>
-                </pic:pic>
-              </a:graphicData>
-            </a:graphic>
-          </wp:inline>
-        </w:drawing>
-      </w:r>
-    </w:p>
-    <w:p>
-      <w:pPr>
-        <w:pStyle w:val="Caption"/>
-      </w:pPr>
-      <w:r>
-        <w:t>Figura 6. Victoria obtenida mediante la ruta completa automatizada, con 600 puntos y sin teletransportes en ese recorrido.</w:t>
-      </w:r>
-    </w:p>
-    <w:p>
-      <w:r>
-        <w:t>La captura de derrota se conserva en docs/evidencias/04_derrota.png. Se preparó un contacto con el guardia para comprobar ese resultado y su representación visual.</w:t>
-      </w:r>
-    </w:p>
-    <w:p>
-      <w:r>
-        <w:br w:type="page"/>
-      </w:r>
-    </w:p>
-    <w:p>
-      <w:pPr>
-        <w:pStyle w:val="Heading1"/>
-      </w:pPr>
-      <w:r>
-        <w:t>10 Manual de instalación y demostración</w:t>
-      </w:r>
-    </w:p>
-    <w:p>
-      <w:pPr>
-        <w:pStyle w:val="Heading2"/>
-      </w:pPr>
-      <w:r>
-        <w:t>Preparación del equipo</w:t>
-      </w:r>
-    </w:p>
-    <w:p>
-      <w:r>
-        <w:t>Se recomienda utilizar Python 3.12 para reproducir el entorno validado. Extraer el paquete, abrir una terminal dentro de la carpeta Proyecto_Fuga_Prision y ejecutar los siguientes comandos. La primera instalación de Pygame necesita acceso a Internet.</w:t>
-      </w:r>
-    </w:p>
-    <w:p>
-      <w:pPr>
-        <w:spacing w:after="180"/>
-      </w:pPr>
-      <w:r>
-        <w:rPr>
-          <w:rFonts w:ascii="Consolas" w:hAnsi="Consolas"/>
-          <w:sz w:val="20"/>
-        </w:rPr>
-        <w:t>python -m venv .venv</w:t>
-        <w:br/>
-        <w:t>.venv\Scripts\python.exe -m pip install -r requirements.txt</w:t>
-        <w:br/>
-        <w:t>.venv\Scripts\python.exe main.py</w:t>
-      </w:r>
-    </w:p>
-    <w:p>
-      <w:r>
-        <w:t>En Windows, si el comando python no corresponde a Python 3.12, usar py -3.12 para crear el entorno. Si aparece No module named pygame, comprobar que la instalación y la ejecución utilizan el mismo intérprete del entorno virtual.</w:t>
-      </w:r>
-    </w:p>
-    <w:p>
-      <w:pPr>
-        <w:pStyle w:val="Heading2"/>
-      </w:pPr>
-      <w:r>
-        <w:t>Controles</w:t>
-      </w:r>
-    </w:p>
-    <w:tbl>
-      <w:tblPr>
-        <w:tblW w:type="auto" w:w="0"/>
-        <w:jc w:val="center"/>
-        <w:tblLayout w:type="fixed"/>
-        <w:tblLook w:firstColumn="1" w:firstRow="1" w:lastColumn="0" w:lastRow="0" w:noHBand="0" w:noVBand="1" w:val="04A0"/>
-      </w:tblPr>
-      <w:tblGrid>
-        <w:gridCol w:w="5669"/>
-        <w:gridCol w:w="3969"/>
-      </w:tblGrid>
-      <w:tr>
-        <w:trPr>
-          <w:cantSplit/>
-          <w:tblHeader/>
-        </w:trPr>
-        <w:tc>
-          <w:tcPr>
-            <w:tcW w:type="dxa" w:w="5669"/>
-            <w:vAlign w:val="center"/>
-            <w:tcMar>
-              <w:top w:w="80" w:type="dxa"/>
-              <w:left w:w="80" w:type="dxa"/>
-              <w:bottom w:w="80" w:type="dxa"/>
-              <w:right w:w="80" w:type="dxa"/>
-            </w:tcMar>
-            <w:tcBorders>
-              <w:top w:val="single" w:sz="4" w:color="D9D9D9"/>
-              <w:left w:val="single" w:sz="4" w:color="D9D9D9"/>
-              <w:bottom w:val="single" w:sz="4" w:color="D9D9D9"/>
-              <w:right w:val="single" w:sz="4" w:color="D9D9D9"/>
-            </w:tcBorders>
-            <w:shd w:fill="DCE6EE"/>
-          </w:tcPr>
-          <w:p>
-            <w:pPr>
-              <w:spacing w:after="40" w:line="240" w:lineRule="auto"/>
-            </w:pPr>
-            <w:r>
-              <w:rPr>
-                <w:b/>
-                <w:sz w:val="18"/>
-              </w:rPr>
-              <w:t>Acción</w:t>
-            </w:r>
-          </w:p>
-        </w:tc>
-        <w:tc>
-          <w:tcPr>
-            <w:tcW w:type="dxa" w:w="3969"/>
-            <w:vAlign w:val="center"/>
-            <w:tcMar>
-              <w:top w:w="80" w:type="dxa"/>
-              <w:left w:w="80" w:type="dxa"/>
-              <w:bottom w:w="80" w:type="dxa"/>
-              <w:right w:w="80" w:type="dxa"/>
-            </w:tcMar>
-            <w:tcBorders>
-              <w:top w:val="single" w:sz="4" w:color="D9D9D9"/>
-              <w:left w:val="single" w:sz="4" w:color="D9D9D9"/>
-              <w:bottom w:val="single" w:sz="4" w:color="D9D9D9"/>
-              <w:right w:val="single" w:sz="4" w:color="D9D9D9"/>
-            </w:tcBorders>
-            <w:shd w:fill="DCE6EE"/>
-          </w:tcPr>
-          <w:p>
-            <w:pPr>
-              <w:spacing w:after="40" w:line="240" w:lineRule="auto"/>
-            </w:pPr>
-            <w:r>
-              <w:rPr>
-                <w:b/>
-                <w:sz w:val="18"/>
-              </w:rPr>
-              <w:t>Tecla</w:t>
-            </w:r>
-          </w:p>
-        </w:tc>
-      </w:tr>
-      <w:tr>
-        <w:trPr>
-          <w:cantSplit/>
-        </w:trPr>
-        <w:tc>
-          <w:tcPr>
-            <w:tcW w:type="dxa" w:w="5669"/>
-            <w:vAlign w:val="center"/>
-            <w:tcMar>
-              <w:top w:w="80" w:type="dxa"/>
-              <w:left w:w="80" w:type="dxa"/>
-              <w:bottom w:w="80" w:type="dxa"/>
-              <w:right w:w="80" w:type="dxa"/>
-            </w:tcMar>
-            <w:tcBorders>
-              <w:top w:val="single" w:sz="4" w:color="D9D9D9"/>
-              <w:left w:val="single" w:sz="4" w:color="D9D9D9"/>
-              <w:bottom w:val="single" w:sz="4" w:color="D9D9D9"/>
-              <w:right w:val="single" w:sz="4" w:color="D9D9D9"/>
-            </w:tcBorders>
-            <w:shd w:fill="FFFFFF"/>
-          </w:tcPr>
-          <w:p>
-            <w:pPr>
-              <w:spacing w:after="40" w:line="240" w:lineRule="auto"/>
-            </w:pPr>
-            <w:r>
-              <w:rPr>
-                <w:b w:val="0"/>
-                <w:sz w:val="18"/>
-              </w:rPr>
-              <w:t>Mover</w:t>
-            </w:r>
-          </w:p>
-        </w:tc>
-        <w:tc>
-          <w:tcPr>
-            <w:tcW w:type="dxa" w:w="3969"/>
-            <w:vAlign w:val="center"/>
-            <w:tcMar>
-              <w:top w:w="80" w:type="dxa"/>
-              <w:left w:w="80" w:type="dxa"/>
-              <w:bottom w:w="80" w:type="dxa"/>
-              <w:right w:w="80" w:type="dxa"/>
-            </w:tcMar>
-            <w:tcBorders>
-              <w:top w:val="single" w:sz="4" w:color="D9D9D9"/>
-              <w:left w:val="single" w:sz="4" w:color="D9D9D9"/>
-              <w:bottom w:val="single" w:sz="4" w:color="D9D9D9"/>
-              <w:right w:val="single" w:sz="4" w:color="D9D9D9"/>
-            </w:tcBorders>
-            <w:shd w:fill="FFFFFF"/>
-          </w:tcPr>
-          <w:p>
-            <w:pPr>
-              <w:spacing w:after="40" w:line="240" w:lineRule="auto"/>
-            </w:pPr>
-            <w:r>
-              <w:rPr>
-                <w:b w:val="0"/>
-                <w:sz w:val="18"/>
-              </w:rPr>
-              <w:t>WASD o flechas</w:t>
-            </w:r>
-          </w:p>
-        </w:tc>
-      </w:tr>
-      <w:tr>
-        <w:trPr>
-          <w:cantSplit/>
-        </w:trPr>
-        <w:tc>
-          <w:tcPr>
-            <w:tcW w:type="dxa" w:w="5669"/>
-            <w:vAlign w:val="center"/>
-            <w:tcMar>
-              <w:top w:w="80" w:type="dxa"/>
-              <w:left w:w="80" w:type="dxa"/>
-              <w:bottom w:w="80" w:type="dxa"/>
-              <w:right w:w="80" w:type="dxa"/>
-            </w:tcMar>
-            <w:tcBorders>
-              <w:top w:val="single" w:sz="4" w:color="D9D9D9"/>
-              <w:left w:val="single" w:sz="4" w:color="D9D9D9"/>
-              <w:bottom w:val="single" w:sz="4" w:color="D9D9D9"/>
-              <w:right w:val="single" w:sz="4" w:color="D9D9D9"/>
-            </w:tcBorders>
-            <w:shd w:fill="F5F7F9"/>
-          </w:tcPr>
-          <w:p>
-            <w:pPr>
-              <w:spacing w:after="40" w:line="240" w:lineRule="auto"/>
-            </w:pPr>
-            <w:r>
-              <w:rPr>
-                <w:b w:val="0"/>
-                <w:sz w:val="18"/>
-              </w:rPr>
-              <w:t>Activar carrera</w:t>
-            </w:r>
-          </w:p>
-        </w:tc>
-        <w:tc>
-          <w:tcPr>
-            <w:tcW w:type="dxa" w:w="3969"/>
-            <w:vAlign w:val="center"/>
-            <w:tcMar>
-              <w:top w:w="80" w:type="dxa"/>
-              <w:left w:w="80" w:type="dxa"/>
-              <w:bottom w:w="80" w:type="dxa"/>
-              <w:right w:w="80" w:type="dxa"/>
-            </w:tcMar>
-            <w:tcBorders>
-              <w:top w:val="single" w:sz="4" w:color="D9D9D9"/>
-              <w:left w:val="single" w:sz="4" w:color="D9D9D9"/>
-              <w:bottom w:val="single" w:sz="4" w:color="D9D9D9"/>
-              <w:right w:val="single" w:sz="4" w:color="D9D9D9"/>
-            </w:tcBorders>
-            <w:shd w:fill="F5F7F9"/>
-          </w:tcPr>
-          <w:p>
-            <w:pPr>
-              <w:spacing w:after="40" w:line="240" w:lineRule="auto"/>
-            </w:pPr>
-            <w:r>
-              <w:rPr>
-                <w:b w:val="0"/>
-                <w:sz w:val="18"/>
-              </w:rPr>
-              <w:t>Shift; requiere estar disponible</w:t>
-            </w:r>
-          </w:p>
-        </w:tc>
-      </w:tr>
-      <w:tr>
-        <w:trPr>
-          <w:cantSplit/>
-        </w:trPr>
-        <w:tc>
-          <w:tcPr>
-            <w:tcW w:type="dxa" w:w="5669"/>
-            <w:vAlign w:val="center"/>
-            <w:tcMar>
-              <w:top w:w="80" w:type="dxa"/>
-              <w:left w:w="80" w:type="dxa"/>
-              <w:bottom w:w="80" w:type="dxa"/>
-              <w:right w:w="80" w:type="dxa"/>
-            </w:tcMar>
-            <w:tcBorders>
-              <w:top w:val="single" w:sz="4" w:color="D9D9D9"/>
-              <w:left w:val="single" w:sz="4" w:color="D9D9D9"/>
-              <w:bottom w:val="single" w:sz="4" w:color="D9D9D9"/>
-              <w:right w:val="single" w:sz="4" w:color="D9D9D9"/>
-            </w:tcBorders>
-            <w:shd w:fill="FFFFFF"/>
-          </w:tcPr>
-          <w:p>
-            <w:pPr>
-              <w:spacing w:after="40" w:line="240" w:lineRule="auto"/>
-            </w:pPr>
-            <w:r>
-              <w:rPr>
-                <w:b w:val="0"/>
-                <w:sz w:val="18"/>
-              </w:rPr>
-              <w:t>Pausar o reanudar</w:t>
-            </w:r>
-          </w:p>
-        </w:tc>
-        <w:tc>
-          <w:tcPr>
-            <w:tcW w:type="dxa" w:w="3969"/>
-            <w:vAlign w:val="center"/>
-            <w:tcMar>
-              <w:top w:w="80" w:type="dxa"/>
-              <w:left w:w="80" w:type="dxa"/>
-              <w:bottom w:w="80" w:type="dxa"/>
-              <w:right w:w="80" w:type="dxa"/>
-            </w:tcMar>
-            <w:tcBorders>
-              <w:top w:val="single" w:sz="4" w:color="D9D9D9"/>
-              <w:left w:val="single" w:sz="4" w:color="D9D9D9"/>
-              <w:bottom w:val="single" w:sz="4" w:color="D9D9D9"/>
-              <w:right w:val="single" w:sz="4" w:color="D9D9D9"/>
-            </w:tcBorders>
-            <w:shd w:fill="FFFFFF"/>
-          </w:tcPr>
-          <w:p>
-            <w:pPr>
-              <w:spacing w:after="40" w:line="240" w:lineRule="auto"/>
-            </w:pPr>
-            <w:r>
-              <w:rPr>
-                <w:b w:val="0"/>
-                <w:sz w:val="18"/>
-              </w:rPr>
-              <w:t>P o Escape</w:t>
-            </w:r>
-          </w:p>
-        </w:tc>
-      </w:tr>
-      <w:tr>
-        <w:trPr>
-          <w:cantSplit/>
-        </w:trPr>
-        <w:tc>
-          <w:tcPr>
-            <w:tcW w:type="dxa" w:w="5669"/>
-            <w:vAlign w:val="center"/>
-            <w:tcMar>
-              <w:top w:w="80" w:type="dxa"/>
-              <w:left w:w="80" w:type="dxa"/>
-              <w:bottom w:w="80" w:type="dxa"/>
-              <w:right w:w="80" w:type="dxa"/>
-            </w:tcMar>
-            <w:tcBorders>
-              <w:top w:val="single" w:sz="4" w:color="D9D9D9"/>
-              <w:left w:val="single" w:sz="4" w:color="D9D9D9"/>
-              <w:bottom w:val="single" w:sz="4" w:color="D9D9D9"/>
-              <w:right w:val="single" w:sz="4" w:color="D9D9D9"/>
-            </w:tcBorders>
-            <w:shd w:fill="F5F7F9"/>
-          </w:tcPr>
-          <w:p>
-            <w:pPr>
-              <w:spacing w:after="40" w:line="240" w:lineRule="auto"/>
-            </w:pPr>
-            <w:r>
-              <w:rPr>
-                <w:b w:val="0"/>
-                <w:sz w:val="18"/>
-              </w:rPr>
-              <w:t>Reiniciar tras victoria o derrota</w:t>
-            </w:r>
-          </w:p>
-        </w:tc>
-        <w:tc>
-          <w:tcPr>
-            <w:tcW w:type="dxa" w:w="3969"/>
-            <w:vAlign w:val="center"/>
-            <w:tcMar>
-              <w:top w:w="80" w:type="dxa"/>
-              <w:left w:w="80" w:type="dxa"/>
-              <w:bottom w:w="80" w:type="dxa"/>
-              <w:right w:w="80" w:type="dxa"/>
-            </w:tcMar>
-            <w:tcBorders>
-              <w:top w:val="single" w:sz="4" w:color="D9D9D9"/>
-              <w:left w:val="single" w:sz="4" w:color="D9D9D9"/>
-              <w:bottom w:val="single" w:sz="4" w:color="D9D9D9"/>
-              <w:right w:val="single" w:sz="4" w:color="D9D9D9"/>
-            </w:tcBorders>
-            <w:shd w:fill="F5F7F9"/>
-          </w:tcPr>
-          <w:p>
-            <w:pPr>
-              <w:spacing w:after="40" w:line="240" w:lineRule="auto"/>
-            </w:pPr>
-            <w:r>
-              <w:rPr>
-                <w:b w:val="0"/>
-                <w:sz w:val="18"/>
-              </w:rPr>
-              <w:t>R</w:t>
-            </w:r>
-          </w:p>
-        </w:tc>
-      </w:tr>
-      <w:tr>
-        <w:trPr>
-          <w:cantSplit/>
-        </w:trPr>
-        <w:tc>
-          <w:tcPr>
-            <w:tcW w:type="dxa" w:w="5669"/>
-            <w:vAlign w:val="center"/>
-            <w:tcMar>
-              <w:top w:w="80" w:type="dxa"/>
-              <w:left w:w="80" w:type="dxa"/>
-              <w:bottom w:w="80" w:type="dxa"/>
-              <w:right w:w="80" w:type="dxa"/>
-            </w:tcMar>
-            <w:tcBorders>
-              <w:top w:val="single" w:sz="4" w:color="D9D9D9"/>
-              <w:left w:val="single" w:sz="4" w:color="D9D9D9"/>
-              <w:bottom w:val="single" w:sz="4" w:color="D9D9D9"/>
-              <w:right w:val="single" w:sz="4" w:color="D9D9D9"/>
-            </w:tcBorders>
-            <w:shd w:fill="FFFFFF"/>
-          </w:tcPr>
-          <w:p>
-            <w:pPr>
-              <w:spacing w:after="40" w:line="240" w:lineRule="auto"/>
-            </w:pPr>
-            <w:r>
-              <w:rPr>
-                <w:b w:val="0"/>
-                <w:sz w:val="18"/>
-              </w:rPr>
-              <w:t>Salir</w:t>
-            </w:r>
-          </w:p>
-        </w:tc>
-        <w:tc>
-          <w:tcPr>
-            <w:tcW w:type="dxa" w:w="3969"/>
-            <w:vAlign w:val="center"/>
-            <w:tcMar>
-              <w:top w:w="80" w:type="dxa"/>
-              <w:left w:w="80" w:type="dxa"/>
-              <w:bottom w:w="80" w:type="dxa"/>
-              <w:right w:w="80" w:type="dxa"/>
-            </w:tcMar>
-            <w:tcBorders>
-              <w:top w:val="single" w:sz="4" w:color="D9D9D9"/>
-              <w:left w:val="single" w:sz="4" w:color="D9D9D9"/>
-              <w:bottom w:val="single" w:sz="4" w:color="D9D9D9"/>
-              <w:right w:val="single" w:sz="4" w:color="D9D9D9"/>
-            </w:tcBorders>
-            <w:shd w:fill="FFFFFF"/>
-          </w:tcPr>
-          <w:p>
-            <w:pPr>
-              <w:spacing w:after="40" w:line="240" w:lineRule="auto"/>
-            </w:pPr>
-            <w:r>
-              <w:rPr>
-                <w:b w:val="0"/>
-                <w:sz w:val="18"/>
-              </w:rPr>
-              <w:t>Cerrar la ventana</w:t>
-            </w:r>
-          </w:p>
-        </w:tc>
-      </w:tr>
-    </w:tbl>
-    <w:p>
-      <w:pPr>
-        <w:spacing w:after="40"/>
-      </w:pPr>
-    </w:p>
-    <w:p>
-      <w:pPr>
-        <w:pStyle w:val="Heading2"/>
-      </w:pPr>
-      <w:r>
-        <w:t>Verificación reproducible</w:t>
-      </w:r>
-    </w:p>
-    <w:p>
-      <w:pPr>
-        <w:spacing w:after="180"/>
-      </w:pPr>
-      <w:r>
-        <w:rPr>
-          <w:rFonts w:ascii="Consolas" w:hAnsi="Consolas"/>
-          <w:sz w:val="20"/>
-        </w:rPr>
-        <w:t>.venv\Scripts\python.exe -m unittest discover -s tests -v</w:t>
-        <w:br/>
-        <w:t>.venv\Scripts\python.exe tools\verificar.py</w:t>
-      </w:r>
-    </w:p>
-    <w:p>
-      <w:r>
-        <w:t>El primer comando ejecuta las reglas. El segundo también regenera cuatro capturas y el resumen JSON; usa SDL sin ventana. La carpeta .venv no forma parte del paquete y se debe crear en cada equipo.</w:t>
-      </w:r>
-    </w:p>
-    <w:p>
-      <w:pPr>
-        <w:pStyle w:val="Heading2"/>
-      </w:pPr>
-      <w:r>
-        <w:t>Secuencia de demostración</w:t>
-      </w:r>
-    </w:p>
-    <w:p>
-      <w:r>
-        <w:t>1. Mostrar el objetivo y los elementos del mapa. 2. Moverse contra un muro. 3. Activar Shift y observar su recarga. 4. Pausar y comprobar que el guardia y el temporizador se detienen. 5. Entrar en vigilancia para mostrar derrota y reiniciar con R. 6. Recoger la llave, mostrar 100 puntos y alcanzar la salida para obtener 600.</w:t>
-      </w:r>
-    </w:p>
-    <w:p>
-      <w:r>
-        <w:t>Para ensayar una victoria sencilla: subir por el pasillo izquierdo, recoger la llave, continuar hasta la fila superior transitable, desplazarse hacia la derecha por encima de la cámara y bajar a la salida. El mapa inicial prioriza la demostración de las reglas; su dificultad se ajustará después del ensayo.</w:t>
-      </w:r>
-    </w:p>
-    <w:p>
-      <w:r>
-        <w:br w:type="page"/>
-      </w:r>
-    </w:p>
-    <w:p>
-      <w:pPr>
-        <w:pStyle w:val="Heading1"/>
-      </w:pPr>
-      <w:r>
-        <w:t>11 Trabajo pendiente y conclusiones</w:t>
-      </w:r>
-    </w:p>
-    <w:p>
-      <w:pPr>
-        <w:pStyle w:val="Heading2"/>
-      </w:pPr>
-      <w:r>
-        <w:t>Ampliaciones para el proyecto final</w:t>
-      </w:r>
-    </w:p>
-    <w:p>
-      <w:r>
-        <w:t>El siguiente incremento debe añadir al menos un segundo nivel para atender el requisito de distintos niveles. Se mantienen como propuesta tres escenarios: pabellón, vigilancia y salida exterior. Cada nivel deberá variar obstáculos o vigilancia y conservar el puntaje acumulado al avanzar.</w:t>
-      </w:r>
-    </w:p>
-    <w:p>
-      <w:r>
-        <w:t>La API externa sigue pendiente de aclaración con el docente. Si se exige, se incorporará una clase APIClient que concentre la comunicación y maneje fallos de red sin impedir una partida local. No se atribuye al prototipo una integración que todavía no existe.</w:t>
-      </w:r>
-    </w:p>
-    <w:tbl>
-      <w:tblPr>
-        <w:tblW w:type="auto" w:w="0"/>
-        <w:jc w:val="center"/>
-        <w:tblLayout w:type="fixed"/>
-        <w:tblLook w:firstColumn="1" w:firstRow="1" w:lastColumn="0" w:lastRow="0" w:noHBand="0" w:noVBand="1" w:val="04A0"/>
-      </w:tblPr>
-      <w:tblGrid>
-        <w:gridCol w:w="1928"/>
-        <w:gridCol w:w="7710"/>
-      </w:tblGrid>
-      <w:tr>
-        <w:trPr>
-          <w:cantSplit/>
-          <w:tblHeader/>
-        </w:trPr>
-        <w:tc>
-          <w:tcPr>
-            <w:tcW w:type="dxa" w:w="1928"/>
-            <w:vAlign w:val="center"/>
-            <w:tcMar>
-              <w:top w:w="80" w:type="dxa"/>
-              <w:left w:w="80" w:type="dxa"/>
-              <w:bottom w:w="80" w:type="dxa"/>
-              <w:right w:w="80" w:type="dxa"/>
-            </w:tcMar>
-            <w:tcBorders>
-              <w:top w:val="single" w:sz="4" w:color="D9D9D9"/>
-              <w:left w:val="single" w:sz="4" w:color="D9D9D9"/>
-              <w:bottom w:val="single" w:sz="4" w:color="D9D9D9"/>
-              <w:right w:val="single" w:sz="4" w:color="D9D9D9"/>
-            </w:tcBorders>
-            <w:shd w:fill="DCE6EE"/>
-          </w:tcPr>
-          <w:p>
-            <w:pPr>
-              <w:spacing w:after="40" w:line="240" w:lineRule="auto"/>
-            </w:pPr>
-            <w:r>
-              <w:rPr>
-                <w:b/>
-                <w:sz w:val="18"/>
-              </w:rPr>
-              <w:t>Fecha</w:t>
-            </w:r>
-          </w:p>
-        </w:tc>
-        <w:tc>
-          <w:tcPr>
-            <w:tcW w:type="dxa" w:w="7710"/>
-            <w:vAlign w:val="center"/>
-            <w:tcMar>
-              <w:top w:w="80" w:type="dxa"/>
-              <w:left w:w="80" w:type="dxa"/>
-              <w:bottom w:w="80" w:type="dxa"/>
-              <w:right w:w="80" w:type="dxa"/>
-            </w:tcMar>
-            <w:tcBorders>
-              <w:top w:val="single" w:sz="4" w:color="D9D9D9"/>
-              <w:left w:val="single" w:sz="4" w:color="D9D9D9"/>
-              <w:bottom w:val="single" w:sz="4" w:color="D9D9D9"/>
-              <w:right w:val="single" w:sz="4" w:color="D9D9D9"/>
-            </w:tcBorders>
-            <w:shd w:fill="DCE6EE"/>
-          </w:tcPr>
-          <w:p>
-            <w:pPr>
-              <w:spacing w:after="40" w:line="240" w:lineRule="auto"/>
-            </w:pPr>
-            <w:r>
-              <w:rPr>
-                <w:b/>
-                <w:sz w:val="18"/>
-              </w:rPr>
-              <w:t>Actividad prevista hasta el parcial</w:t>
-            </w:r>
-          </w:p>
-        </w:tc>
-      </w:tr>
-      <w:tr>
-        <w:trPr>
-          <w:cantSplit/>
-        </w:trPr>
-        <w:tc>
-          <w:tcPr>
-            <w:tcW w:type="dxa" w:w="1928"/>
-            <w:vAlign w:val="center"/>
-            <w:tcMar>
-              <w:top w:w="80" w:type="dxa"/>
-              <w:left w:w="80" w:type="dxa"/>
-              <w:bottom w:w="80" w:type="dxa"/>
-              <w:right w:w="80" w:type="dxa"/>
-            </w:tcMar>
-            <w:tcBorders>
-              <w:top w:val="single" w:sz="4" w:color="D9D9D9"/>
-              <w:left w:val="single" w:sz="4" w:color="D9D9D9"/>
-              <w:bottom w:val="single" w:sz="4" w:color="D9D9D9"/>
-              <w:right w:val="single" w:sz="4" w:color="D9D9D9"/>
-            </w:tcBorders>
-            <w:shd w:fill="FFFFFF"/>
-          </w:tcPr>
-          <w:p>
-            <w:pPr>
-              <w:spacing w:after="40" w:line="240" w:lineRule="auto"/>
-            </w:pPr>
-            <w:r>
-              <w:rPr>
-                <w:b w:val="0"/>
-                <w:sz w:val="18"/>
-              </w:rPr>
-              <w:t>8 de octubre</w:t>
-            </w:r>
-          </w:p>
-        </w:tc>
-        <w:tc>
-          <w:tcPr>
-            <w:tcW w:type="dxa" w:w="7710"/>
-            <w:vAlign w:val="center"/>
-            <w:tcMar>
-              <w:top w:w="80" w:type="dxa"/>
-              <w:left w:w="80" w:type="dxa"/>
-              <w:bottom w:w="80" w:type="dxa"/>
-              <w:right w:w="80" w:type="dxa"/>
-            </w:tcMar>
-            <w:tcBorders>
-              <w:top w:val="single" w:sz="4" w:color="D9D9D9"/>
-              <w:left w:val="single" w:sz="4" w:color="D9D9D9"/>
-              <w:bottom w:val="single" w:sz="4" w:color="D9D9D9"/>
-              <w:right w:val="single" w:sz="4" w:color="D9D9D9"/>
-            </w:tcBorders>
-            <w:shd w:fill="FFFFFF"/>
-          </w:tcPr>
-          <w:p>
-            <w:pPr>
-              <w:spacing w:after="40" w:line="240" w:lineRule="auto"/>
-            </w:pPr>
-            <w:r>
-              <w:rPr>
-                <w:b w:val="0"/>
-                <w:sz w:val="18"/>
-              </w:rPr>
-              <w:t>Implementación y comprobación automatizada del prototipo; documentación del avance.</w:t>
-            </w:r>
-          </w:p>
-        </w:tc>
-      </w:tr>
-      <w:tr>
-        <w:trPr>
-          <w:cantSplit/>
-        </w:trPr>
-        <w:tc>
-          <w:tcPr>
-            <w:tcW w:type="dxa" w:w="1928"/>
-            <w:vAlign w:val="center"/>
-            <w:tcMar>
-              <w:top w:w="80" w:type="dxa"/>
-              <w:left w:w="80" w:type="dxa"/>
-              <w:bottom w:w="80" w:type="dxa"/>
-              <w:right w:w="80" w:type="dxa"/>
-            </w:tcMar>
-            <w:tcBorders>
-              <w:top w:val="single" w:sz="4" w:color="D9D9D9"/>
-              <w:left w:val="single" w:sz="4" w:color="D9D9D9"/>
-              <w:bottom w:val="single" w:sz="4" w:color="D9D9D9"/>
-              <w:right w:val="single" w:sz="4" w:color="D9D9D9"/>
-            </w:tcBorders>
-            <w:shd w:fill="F5F7F9"/>
-          </w:tcPr>
-          <w:p>
-            <w:pPr>
-              <w:spacing w:after="40" w:line="240" w:lineRule="auto"/>
-            </w:pPr>
-            <w:r>
-              <w:rPr>
-                <w:b w:val="0"/>
-                <w:sz w:val="18"/>
-              </w:rPr>
-              <w:t>9 al 10 de octubre</w:t>
-            </w:r>
-          </w:p>
-        </w:tc>
-        <w:tc>
-          <w:tcPr>
-            <w:tcW w:type="dxa" w:w="7710"/>
-            <w:vAlign w:val="center"/>
-            <w:tcMar>
-              <w:top w:w="80" w:type="dxa"/>
-              <w:left w:w="80" w:type="dxa"/>
-              <w:bottom w:w="80" w:type="dxa"/>
-              <w:right w:w="80" w:type="dxa"/>
-            </w:tcMar>
-            <w:tcBorders>
-              <w:top w:val="single" w:sz="4" w:color="D9D9D9"/>
-              <w:left w:val="single" w:sz="4" w:color="D9D9D9"/>
-              <w:bottom w:val="single" w:sz="4" w:color="D9D9D9"/>
-              <w:right w:val="single" w:sz="4" w:color="D9D9D9"/>
-            </w:tcBorders>
-            <w:shd w:fill="F5F7F9"/>
-          </w:tcPr>
-          <w:p>
-            <w:pPr>
-              <w:spacing w:after="40" w:line="240" w:lineRule="auto"/>
-            </w:pPr>
-            <w:r>
-              <w:rPr>
-                <w:b w:val="0"/>
-                <w:sz w:val="18"/>
-              </w:rPr>
-              <w:t>Revisar consigna del parcial con el docente y ensayar el juego con teclado.</w:t>
-            </w:r>
-          </w:p>
-        </w:tc>
-      </w:tr>
-      <w:tr>
-        <w:trPr>
-          <w:cantSplit/>
-        </w:trPr>
-        <w:tc>
-          <w:tcPr>
-            <w:tcW w:type="dxa" w:w="1928"/>
-            <w:vAlign w:val="center"/>
-            <w:tcMar>
-              <w:top w:w="80" w:type="dxa"/>
-              <w:left w:w="80" w:type="dxa"/>
-              <w:bottom w:w="80" w:type="dxa"/>
-              <w:right w:w="80" w:type="dxa"/>
-            </w:tcMar>
-            <w:tcBorders>
-              <w:top w:val="single" w:sz="4" w:color="D9D9D9"/>
-              <w:left w:val="single" w:sz="4" w:color="D9D9D9"/>
-              <w:bottom w:val="single" w:sz="4" w:color="D9D9D9"/>
-              <w:right w:val="single" w:sz="4" w:color="D9D9D9"/>
-            </w:tcBorders>
-            <w:shd w:fill="FFFFFF"/>
-          </w:tcPr>
-          <w:p>
-            <w:pPr>
-              <w:spacing w:after="40" w:line="240" w:lineRule="auto"/>
-            </w:pPr>
-            <w:r>
-              <w:rPr>
-                <w:b w:val="0"/>
-                <w:sz w:val="18"/>
-              </w:rPr>
-              <w:t>11 al 12 de octubre</w:t>
-            </w:r>
-          </w:p>
-        </w:tc>
-        <w:tc>
-          <w:tcPr>
-            <w:tcW w:type="dxa" w:w="7710"/>
-            <w:vAlign w:val="center"/>
-            <w:tcMar>
-              <w:top w:w="80" w:type="dxa"/>
-              <w:left w:w="80" w:type="dxa"/>
-              <w:bottom w:w="80" w:type="dxa"/>
-              <w:right w:w="80" w:type="dxa"/>
-            </w:tcMar>
-            <w:tcBorders>
-              <w:top w:val="single" w:sz="4" w:color="D9D9D9"/>
-              <w:left w:val="single" w:sz="4" w:color="D9D9D9"/>
-              <w:bottom w:val="single" w:sz="4" w:color="D9D9D9"/>
-              <w:right w:val="single" w:sz="4" w:color="D9D9D9"/>
-            </w:tcBorders>
-            <w:shd w:fill="FFFFFF"/>
-          </w:tcPr>
-          <w:p>
-            <w:pPr>
-              <w:spacing w:after="40" w:line="240" w:lineRule="auto"/>
-            </w:pPr>
-            <w:r>
-              <w:rPr>
-                <w:b w:val="0"/>
-                <w:sz w:val="18"/>
-              </w:rPr>
-              <w:t>Corregir problemas observados y ajustar dificultad; mantener pruebas.</w:t>
-            </w:r>
-          </w:p>
-        </w:tc>
-      </w:tr>
-      <w:tr>
-        <w:trPr>
-          <w:cantSplit/>
-        </w:trPr>
-        <w:tc>
-          <w:tcPr>
-            <w:tcW w:type="dxa" w:w="1928"/>
-            <w:vAlign w:val="center"/>
-            <w:tcMar>
-              <w:top w:w="80" w:type="dxa"/>
-              <w:left w:w="80" w:type="dxa"/>
-              <w:bottom w:w="80" w:type="dxa"/>
-              <w:right w:w="80" w:type="dxa"/>
-            </w:tcMar>
-            <w:tcBorders>
-              <w:top w:val="single" w:sz="4" w:color="D9D9D9"/>
-              <w:left w:val="single" w:sz="4" w:color="D9D9D9"/>
-              <w:bottom w:val="single" w:sz="4" w:color="D9D9D9"/>
-              <w:right w:val="single" w:sz="4" w:color="D9D9D9"/>
-            </w:tcBorders>
-            <w:shd w:fill="F5F7F9"/>
-          </w:tcPr>
-          <w:p>
-            <w:pPr>
-              <w:spacing w:after="40" w:line="240" w:lineRule="auto"/>
-            </w:pPr>
-            <w:r>
-              <w:rPr>
-                <w:b w:val="0"/>
-                <w:sz w:val="18"/>
-              </w:rPr>
-              <w:t>13 al 14 de octubre</w:t>
-            </w:r>
-          </w:p>
-        </w:tc>
-        <w:tc>
-          <w:tcPr>
-            <w:tcW w:type="dxa" w:w="7710"/>
-            <w:vAlign w:val="center"/>
-            <w:tcMar>
-              <w:top w:w="80" w:type="dxa"/>
-              <w:left w:w="80" w:type="dxa"/>
-              <w:bottom w:w="80" w:type="dxa"/>
-              <w:right w:w="80" w:type="dxa"/>
-            </w:tcMar>
-            <w:tcBorders>
-              <w:top w:val="single" w:sz="4" w:color="D9D9D9"/>
-              <w:left w:val="single" w:sz="4" w:color="D9D9D9"/>
-              <w:bottom w:val="single" w:sz="4" w:color="D9D9D9"/>
-              <w:right w:val="single" w:sz="4" w:color="D9D9D9"/>
-            </w:tcBorders>
-            <w:shd w:fill="F5F7F9"/>
-          </w:tcPr>
-          <w:p>
-            <w:pPr>
-              <w:spacing w:after="40" w:line="240" w:lineRule="auto"/>
-            </w:pPr>
-            <w:r>
-              <w:rPr>
-                <w:b w:val="0"/>
-                <w:sz w:val="18"/>
-              </w:rPr>
-              <w:t>Revisar correspondencia UML y código y practicar la explicación de POO.</w:t>
-            </w:r>
-          </w:p>
-        </w:tc>
-      </w:tr>
-      <w:tr>
-        <w:trPr>
-          <w:cantSplit/>
-        </w:trPr>
-        <w:tc>
-          <w:tcPr>
-            <w:tcW w:type="dxa" w:w="1928"/>
-            <w:vAlign w:val="center"/>
-            <w:tcMar>
-              <w:top w:w="80" w:type="dxa"/>
-              <w:left w:w="80" w:type="dxa"/>
-              <w:bottom w:w="80" w:type="dxa"/>
-              <w:right w:w="80" w:type="dxa"/>
-            </w:tcMar>
-            <w:tcBorders>
-              <w:top w:val="single" w:sz="4" w:color="D9D9D9"/>
-              <w:left w:val="single" w:sz="4" w:color="D9D9D9"/>
-              <w:bottom w:val="single" w:sz="4" w:color="D9D9D9"/>
-              <w:right w:val="single" w:sz="4" w:color="D9D9D9"/>
-            </w:tcBorders>
-            <w:shd w:fill="FFFFFF"/>
-          </w:tcPr>
-          <w:p>
-            <w:pPr>
-              <w:spacing w:after="40" w:line="240" w:lineRule="auto"/>
-            </w:pPr>
-            <w:r>
-              <w:rPr>
-                <w:b w:val="0"/>
-                <w:sz w:val="18"/>
-              </w:rPr>
-              <w:t>15 de octubre</w:t>
-            </w:r>
-          </w:p>
-        </w:tc>
-        <w:tc>
-          <w:tcPr>
-            <w:tcW w:type="dxa" w:w="7710"/>
-            <w:vAlign w:val="center"/>
-            <w:tcMar>
-              <w:top w:w="80" w:type="dxa"/>
-              <w:left w:w="80" w:type="dxa"/>
-              <w:bottom w:w="80" w:type="dxa"/>
-              <w:right w:w="80" w:type="dxa"/>
-            </w:tcMar>
-            <w:tcBorders>
-              <w:top w:val="single" w:sz="4" w:color="D9D9D9"/>
-              <w:left w:val="single" w:sz="4" w:color="D9D9D9"/>
-              <w:bottom w:val="single" w:sz="4" w:color="D9D9D9"/>
-              <w:right w:val="single" w:sz="4" w:color="D9D9D9"/>
-            </w:tcBorders>
-            <w:shd w:fill="FFFFFF"/>
-          </w:tcPr>
-          <w:p>
-            <w:pPr>
-              <w:spacing w:after="40" w:line="240" w:lineRule="auto"/>
-            </w:pPr>
-            <w:r>
-              <w:rPr>
-                <w:b w:val="0"/>
-                <w:sz w:val="18"/>
-              </w:rPr>
-              <w:t>Probar instalación en el equipo de presentación y ensayar la demostración.</w:t>
-            </w:r>
-          </w:p>
-        </w:tc>
-      </w:tr>
-      <w:tr>
-        <w:trPr>
-          <w:cantSplit/>
-        </w:trPr>
-        <w:tc>
-          <w:tcPr>
-            <w:tcW w:type="dxa" w:w="1928"/>
-            <w:vAlign w:val="center"/>
-            <w:tcMar>
-              <w:top w:w="80" w:type="dxa"/>
-              <w:left w:w="80" w:type="dxa"/>
-              <w:bottom w:w="80" w:type="dxa"/>
-              <w:right w:w="80" w:type="dxa"/>
-            </w:tcMar>
-            <w:tcBorders>
-              <w:top w:val="single" w:sz="4" w:color="D9D9D9"/>
-              <w:left w:val="single" w:sz="4" w:color="D9D9D9"/>
-              <w:bottom w:val="single" w:sz="4" w:color="D9D9D9"/>
-              <w:right w:val="single" w:sz="4" w:color="D9D9D9"/>
-            </w:tcBorders>
-            <w:shd w:fill="F5F7F9"/>
-          </w:tcPr>
-          <w:p>
-            <w:pPr>
-              <w:spacing w:after="40" w:line="240" w:lineRule="auto"/>
-            </w:pPr>
-            <w:r>
-              <w:rPr>
-                <w:b w:val="0"/>
-                <w:sz w:val="18"/>
-              </w:rPr>
-              <w:t>16 de octubre</w:t>
-            </w:r>
-          </w:p>
-        </w:tc>
-        <w:tc>
-          <w:tcPr>
-            <w:tcW w:type="dxa" w:w="7710"/>
-            <w:vAlign w:val="center"/>
-            <w:tcMar>
-              <w:top w:w="80" w:type="dxa"/>
-              <w:left w:w="80" w:type="dxa"/>
-              <w:bottom w:w="80" w:type="dxa"/>
-              <w:right w:w="80" w:type="dxa"/>
-            </w:tcMar>
-            <w:tcBorders>
-              <w:top w:val="single" w:sz="4" w:color="D9D9D9"/>
-              <w:left w:val="single" w:sz="4" w:color="D9D9D9"/>
-              <w:bottom w:val="single" w:sz="4" w:color="D9D9D9"/>
-              <w:right w:val="single" w:sz="4" w:color="D9D9D9"/>
-            </w:tcBorders>
-            <w:shd w:fill="F5F7F9"/>
-          </w:tcPr>
-          <w:p>
-            <w:pPr>
-              <w:spacing w:after="40" w:line="240" w:lineRule="auto"/>
-            </w:pPr>
-            <w:r>
-              <w:rPr>
-                <w:b w:val="0"/>
-                <w:sz w:val="18"/>
-              </w:rPr>
-              <w:t>Entregar el parcial y presentar el avance alcanzado.</w:t>
-            </w:r>
-          </w:p>
-        </w:tc>
-      </w:tr>
-    </w:tbl>
-    <w:p>
-      <w:pPr>
-        <w:spacing w:after="40"/>
-      </w:pPr>
-    </w:p>
-    <w:p>
-      <w:pPr>
-        <w:pStyle w:val="Heading2"/>
-      </w:pPr>
-      <w:r>
-        <w:t>Conclusiones del avance</w:t>
-      </w:r>
-    </w:p>
-    <w:p>
-      <w:r>
-        <w:t>El prototipo implementa un ciclo completo de juego y demuestra los dos patrones seleccionados. State determina qué entradas y actualizaciones admite cada momento de la partida. Observer comunica los cambios del puntaje sin introducir operaciones gráficas en la clase que los calcula.</w:t>
-      </w:r>
-    </w:p>
-    <w:p>
-      <w:r>
-        <w:t>Las pruebas ejecutadas respaldan colisiones, detección, prioridades, temporizadores, reinicio y una ruta de victoria. El alcance validado corresponde a un nivel y a ejecución automatizada. Las próximas revisiones deben centrarse en la experiencia de uso y en ampliar el contenido del juego sin alterar los contratos que ya se pueden comprobar.</w:t>
-      </w:r>
-    </w:p>
-    <w:p>
-      <w:pPr>
-        <w:pStyle w:val="Heading2"/>
-      </w:pPr>
-      <w:r>
-        <w:t>Referencias</w:t>
-      </w:r>
-    </w:p>
-    <w:p>
-      <w:r>
-        <w:t>[1] Programación Orientada a Objetos. Proyecto Final POO. Consigna del curso, ciclo 2026-2, 3 páginas. Archivo proporcionado por el estudiante.</w:t>
-      </w:r>
-    </w:p>
-    <w:p>
-      <w:r>
-        <w:t>[2] Pygame. Documentación oficial. https://www.pygame.org/docs/ . Consultada el 8 de octubre de 2026.</w:t>
-      </w:r>
-    </w:p>
-    <w:p>
-      <w:r>
-        <w:t>[3] Python Software Foundation. abc — Abstract Base Classes. https://docs.python.org/3/library/abc.html . Consultada el 8 de octubre de 2026.</w:t>
+        <w:t>Sesión 2A</w:t>
+      </w:r>
+      <w:r>
+        <w:t>, «Encapsulamiento», pp. 7–12.</w:t>
       </w:r>
     </w:p>
     <w:sectPr>
       <w:footerReference w:type="default" r:id="rId9"/>
       <w:pgSz w:w="11906" w:h="16838"/>
-      <w:pgMar w:top="1020" w:right="1134" w:bottom="1020" w:left="1134" w:header="720" w:footer="720" w:gutter="0"/>
+      <w:pgMar w:top="1020" w:right="1219" w:bottom="1020" w:left="1219" w:header="397" w:footer="454" w:gutter="0"/>
       <w:cols w:space="720"/>
       <w:docGrid w:linePitch="360"/>
     </w:sectPr>
@@ -7315,15 +1679,15 @@
   <w:p>
     <w:pPr>
       <w:pStyle w:val="Footer"/>
-      <w:jc w:val="right"/>
+      <w:jc w:val="center"/>
     </w:pPr>
     <w:r>
       <w:rPr>
-        <w:sz w:val="18"/>
-      </w:rPr>
-      <w:t xml:space="preserve">Fuga de la Prisión  |  </w:t>
+        <w:color w:val="5F676E"/>
+        <w:sz w:val="16"/>
+      </w:rPr>
+      <w:t>Programación Orientada a Objetos  |  Proyecto parcial 2026-2</w:t>
     </w:r>
-    <w:fldSimple w:instr="PAGE"/>
   </w:p>
 </w:ftr>
 </file>
@@ -7692,12 +2056,12 @@
     <w:qFormat/>
     <w:rsid w:val="00FC693F"/>
     <w:pPr>
-      <w:spacing w:after="140" w:line="259" w:lineRule="auto"/>
+      <w:spacing w:after="120" w:line="269" w:lineRule="auto"/>
     </w:pPr>
     <w:rPr>
-      <w:rFonts w:ascii="Calibri" w:hAnsi="Calibri"/>
-      <w:color w:val="000000"/>
-      <w:sz w:val="22"/>
+      <w:rFonts w:ascii="Aptos" w:hAnsi="Aptos"/>
+      <w:color w:val="141F27"/>
+      <w:sz w:val="20"/>
     </w:rPr>
   </w:style>
   <w:style w:type="paragraph" w:styleId="Header">
@@ -7755,15 +2119,15 @@
     <w:pPr>
       <w:keepNext/>
       <w:keepLines/>
-      <w:spacing w:before="480" w:after="200"/>
+      <w:spacing w:before="300" w:after="140"/>
       <w:outlineLvl w:val="0"/>
     </w:pPr>
     <w:rPr>
-      <w:rFonts w:asciiTheme="majorHAnsi" w:eastAsiaTheme="majorEastAsia" w:hAnsiTheme="majorHAnsi" w:cstheme="majorBidi" w:ascii="Calibri" w:hAnsi="Calibri"/>
+      <w:rFonts w:asciiTheme="majorHAnsi" w:eastAsiaTheme="majorEastAsia" w:hAnsiTheme="majorHAnsi" w:cstheme="majorBidi" w:ascii="Aptos" w:hAnsi="Aptos"/>
       <w:b/>
       <w:bCs/>
       <w:color w:val="000000"/>
-      <w:sz w:val="36"/>
+      <w:sz w:val="26"/>
       <w:szCs w:val="28"/>
     </w:rPr>
   </w:style>
@@ -7779,15 +2143,15 @@
     <w:pPr>
       <w:keepNext/>
       <w:keepLines/>
-      <w:spacing w:before="200" w:after="0"/>
+      <w:spacing w:before="220" w:after="100"/>
       <w:outlineLvl w:val="1"/>
     </w:pPr>
     <w:rPr>
-      <w:rFonts w:asciiTheme="majorHAnsi" w:eastAsiaTheme="majorEastAsia" w:hAnsiTheme="majorHAnsi" w:cstheme="majorBidi" w:ascii="Calibri" w:hAnsi="Calibri"/>
+      <w:rFonts w:asciiTheme="majorHAnsi" w:eastAsiaTheme="majorEastAsia" w:hAnsiTheme="majorHAnsi" w:cstheme="majorBidi" w:ascii="Aptos" w:hAnsi="Aptos"/>
       <w:b/>
       <w:bCs/>
       <w:color w:val="000000"/>
-      <w:sz w:val="24"/>
+      <w:sz w:val="22"/>
       <w:szCs w:val="26"/>
     </w:rPr>
   </w:style>
@@ -8041,15 +2405,22 @@
     <w:qFormat/>
     <w:rsid w:val="00FC693F"/>
     <w:pPr>
-      <w:spacing w:after="300" w:line="240" w:lineRule="auto"/>
+      <w:pBdr>
+        <w:bottom w:val="single" w:sz="8" w:space="4" w:color="4F81BD" w:themeColor="accent1"/>
+      </w:pBdr>
+      <w:spacing w:after="240" w:line="240" w:lineRule="auto"/>
       <w:contextualSpacing/>
+      <w:pBdr>
+        <w:bottom w:val="nil"/>
+      </w:pBdr>
     </w:pPr>
     <w:rPr>
-      <w:rFonts w:asciiTheme="majorHAnsi" w:eastAsiaTheme="majorEastAsia" w:hAnsiTheme="majorHAnsi" w:cstheme="majorBidi" w:ascii="Calibri" w:hAnsi="Calibri"/>
+      <w:rFonts w:asciiTheme="majorHAnsi" w:eastAsiaTheme="majorEastAsia" w:hAnsiTheme="majorHAnsi" w:cstheme="majorBidi" w:ascii="Aptos Display" w:hAnsi="Aptos Display"/>
+      <w:b/>
       <w:color w:val="000000"/>
       <w:spacing w:val="5"/>
       <w:kern w:val="28"/>
-      <w:sz w:val="56"/>
+      <w:sz w:val="38"/>
       <w:szCs w:val="52"/>
     </w:rPr>
   </w:style>
@@ -8082,10 +2453,10 @@
       </w:numPr>
     </w:pPr>
     <w:rPr>
-      <w:rFonts w:asciiTheme="majorHAnsi" w:eastAsiaTheme="majorEastAsia" w:hAnsiTheme="majorHAnsi" w:cstheme="majorBidi" w:ascii="Calibri" w:hAnsi="Calibri"/>
+      <w:rFonts w:asciiTheme="majorHAnsi" w:eastAsiaTheme="majorEastAsia" w:hAnsiTheme="majorHAnsi" w:cstheme="majorBidi"/>
       <w:i/>
       <w:iCs/>
-      <w:color w:val="000000"/>
+      <w:color w:val="4F81BD" w:themeColor="accent1"/>
       <w:spacing w:val="15"/>
       <w:sz w:val="24"/>
       <w:szCs w:val="24"/>
@@ -8484,14 +2855,14 @@
     <w:qFormat/>
     <w:rsid w:val="00FC693F"/>
     <w:pPr>
-      <w:spacing w:line="240" w:lineRule="auto"/>
+      <w:spacing w:line="240" w:lineRule="auto" w:before="60" w:after="180"/>
     </w:pPr>
     <w:rPr>
-      <w:rFonts w:ascii="Calibri" w:hAnsi="Calibri"/>
+      <w:rFonts w:ascii="Aptos" w:hAnsi="Aptos"/>
       <w:b/>
       <w:bCs/>
-      <w:color w:val="000000"/>
-      <w:sz w:val="18"/>
+      <w:color w:val="3E4C57"/>
+      <w:sz w:val="17"/>
       <w:szCs w:val="18"/>
     </w:rPr>
   </w:style>
@@ -8526,6 +2897,9 @@
     <w:qFormat/>
     <w:rsid w:val="00FC693F"/>
     <w:pPr>
+      <w:pBdr>
+        <w:bottom w:val="single" w:sz="4" w:space="4" w:color="4F81BD" w:themeColor="accent1"/>
+      </w:pBdr>
       <w:spacing w:before="200" w:after="280"/>
       <w:ind w:left="936" w:right="936"/>
     </w:pPr>

--- a/entrega/Informe_Parcial_Fuga_Prision.docx
+++ b/entrega/Informe_Parcial_Fuga_Prision.docx
@@ -1108,7 +1108,7 @@
         <w:keepNext/>
       </w:pPr>
       <w:r>
-        <w:t>El prototipo tiene un pabellón jugable con movimiento por WASD o flechas, colisiones, un guardia patrullando, una cámara, campos de visión bloqueados por muros, llave, salida, puntaje, carrera temporal, pausa, derrota, victoria y reinicio. La interfaz muestra objetivo, controles, tiempo, puntaje y estado de la habilidad. La llave suma 100 puntos; completar la salida suma 500. Se puede demostrar una ruta completa sin teletransportar al personaje.</w:t>
+        <w:t>El prototipo tiene un pabellón jugable con movimiento por WASD o flechas, colisiones, un guardia patrullando, una cámara, campos de visión bloqueados por muros, llave, salida, puntaje, carrera temporal, pausa, derrota, victoria y reinicio. El mapa obliga a entrar al cuarto de la llave, regresar por su acceso, usar cobertura para esperar al guardia, cruzar el pasillo central y rodear obstáculos antes de llegar a la salida. El atajo superior está bloqueado. La interfaz muestra objetivo, controles, tiempo, puntaje y estado de la habilidad. La llave suma 100 puntos; completar la salida suma 500. Se puede demostrar una ruta completa sin teletransportar al personaje.</w:t>
       </w:r>
     </w:p>
     <w:p>
@@ -1178,10 +1178,10 @@
         <w:rPr>
           <w:b/>
         </w:rPr>
-        <w:t>21 pruebas, cero fallos y cero errores</w:t>
-      </w:r>
-      <w:r>
-        <w:t>. La ruta automatizada obtuvo 600 puntos en 872 actualizaciones. También se generaron cuatro capturas con Pygame en modo SDL sin ventana y se comprobaron eventos de pausa, reanudación, pérdida de foco, reinicio y cierre. Estos resultados demuestran ejecución automatizada; aún no documentan un ensayo humano con teclado. La rúbrica menciona «25 %» para el máximo de este criterio, pero no define cómo calcular ese porcentaje [2, p. 1]; por ello se presentan funcionalidades verificables en vez de un porcentaje inventado.</w:t>
+        <w:t>22 pruebas, cero fallos y cero errores</w:t>
+      </w:r>
+      <w:r>
+        <w:t>. La ruta automatizada obtuvo 600 puntos en 1937 actualizaciones. También se generaron cuatro capturas con Pygame en modo SDL sin ventana y se comprobaron eventos de pausa, reanudación, pérdida de foco, reinicio y cierre. Estos resultados demuestran ejecución automatizada; aún no documentan un ensayo humano con teclado. La rúbrica menciona «25 %» para el máximo de este criterio, pero no define cómo calcular ese porcentaje [2, p. 1]; por ello se presentan funcionalidades verificables en vez de un porcentaje inventado.</w:t>
       </w:r>
     </w:p>
     <w:p>
@@ -1192,37 +1192,7 @@
         <w:t>Git.</w:t>
       </w:r>
       <w:r>
-        <w:t xml:space="preserve"> El historial local contiene los commits </w:t>
-      </w:r>
-      <w:r>
-        <w:rPr>
-          <w:rFonts w:ascii="Consolas" w:hAnsi="Consolas"/>
-          <w:sz w:val="18"/>
-        </w:rPr>
-        <w:t>cfaba6e</w:t>
-      </w:r>
-      <w:r>
-        <w:t xml:space="preserve"> (planificación), </w:t>
-      </w:r>
-      <w:r>
-        <w:rPr>
-          <w:rFonts w:ascii="Consolas" w:hAnsi="Consolas"/>
-          <w:sz w:val="18"/>
-        </w:rPr>
-        <w:t>8917f20</w:t>
-      </w:r>
-      <w:r>
-        <w:t xml:space="preserve"> (prototipo) y </w:t>
-      </w:r>
-      <w:r>
-        <w:rPr>
-          <w:rFonts w:ascii="Consolas" w:hAnsi="Consolas"/>
-          <w:sz w:val="18"/>
-        </w:rPr>
-        <w:t>f3cd9fe</w:t>
-      </w:r>
-      <w:r>
-        <w:t xml:space="preserve"> (informe), todos del 8 de octubre y todos con el mismo autor configurado. Esto acredita uso de Git, pero </w:t>
+        <w:t xml:space="preserve"> El historial local contiene cinco commits entre el 8 y el 15 de octubre de 2026; todos tienen el mismo autor configurado. Esto acredita uso de Git, pero </w:t>
       </w:r>
       <w:r>
         <w:rPr>
